--- a/Moroz_Lab1_v14.docx
+++ b/Moroz_Lab1_v14.docx
@@ -72,7 +72,7 @@
           <w:lang w:val="en-US"/>
         </w:rPr>
         <w:drawing>
-          <wp:inline distT="0" distB="0" distL="0" distR="0" wp14:anchorId="00D5302B" wp14:editId="0DA59314">
+          <wp:inline distT="0" distB="0" distL="0" distR="0" wp14:anchorId="69D8921E" wp14:editId="346A7A44">
             <wp:extent cx="1514475" cy="1438275"/>
             <wp:effectExtent l="0" t="0" r="9525" b="9525"/>
             <wp:docPr id="4" name="Рисунок 4"/>
@@ -224,7 +224,27 @@
           <w:sz w:val="28"/>
           <w:szCs w:val="28"/>
         </w:rPr>
-        <w:t>Проєктування AI-агента для автоматизації розробки та CI/CD</w:t>
+        <w:t>Проєктування AI-</w:t>
+      </w:r>
+      <w:proofErr w:type="spellStart"/>
+      <w:r>
+        <w:rPr>
+          <w:b/>
+          <w:bCs/>
+          <w:sz w:val="28"/>
+          <w:szCs w:val="28"/>
+        </w:rPr>
+        <w:t>агента</w:t>
+      </w:r>
+      <w:proofErr w:type="spellEnd"/>
+      <w:r>
+        <w:rPr>
+          <w:b/>
+          <w:bCs/>
+          <w:sz w:val="28"/>
+          <w:szCs w:val="28"/>
+        </w:rPr>
+        <w:t xml:space="preserve"> для автоматизації розробки та CI/CD</w:t>
       </w:r>
       <w:r>
         <w:rPr>
@@ -547,7 +567,6 @@
           <w:rFonts w:ascii="Times New Roman" w:hAnsi="Times New Roman" w:cs="Times New Roman"/>
           <w:sz w:val="28"/>
           <w:szCs w:val="28"/>
-          <w:lang w:val="en-US"/>
         </w:rPr>
       </w:pPr>
       <w:r>
@@ -597,7 +616,7 @@
           <w:rFonts w:ascii="Times New Roman" w:hAnsi="Times New Roman"/>
           <w:sz w:val="28"/>
         </w:rPr>
-        <w:t>Ознайомлення з принципами побудови та конфігурації AI-агентів для автоматизації процесів проєктування складних систем, вивчення структури агентних інструкцій (Agent Manifest, Skills, Prompts, Orchestrator) та реалізація автоматизованого кросплатформного пайплайну збірки і тестування проєкту.</w:t>
+        <w:t>Набути практичних навичок проєктування та використання AI-автоматизації у розробці програмного забезпечення: створення спеціалізованого AI-агента з навичками (skills), командами (commands) та оркестрацією для автоматизованої генерації, складання, тестування і перевірки кросплатформного проєкту «Hello World» із конфігурацією CI/CD на базі GitHub Actions.</w:t>
       </w:r>
     </w:p>
     <w:p>
@@ -611,7 +630,7 @@
           <w:b/>
           <w:sz w:val="28"/>
         </w:rPr>
-        <w:t>2. Індивідуальне завдання</w:t>
+        <w:t>2. Теоретичні відомості та опис задачі AI-агента</w:t>
       </w:r>
     </w:p>
     <w:p>
@@ -624,21 +643,7 @@
           <w:rFonts w:ascii="Times New Roman" w:hAnsi="Times New Roman"/>
           <w:sz w:val="28"/>
         </w:rPr>
-        <w:t>Варіант 14 (базовий варіант 2: Python, віртуальне оточення venv, запуск за допомогою cross-platform скриптів, тестування через pytest, CI-пайплайн на базі GitHub Actions для Ubuntu, Windows та macOS).</w:t>
-      </w:r>
-    </w:p>
-    <w:p>
-      <w:pPr>
-        <w:spacing w:line="360" w:lineRule="auto" w:before="280" w:after="120"/>
-        <w:jc w:val="left"/>
-      </w:pPr>
-      <w:r>
-        <w:rPr>
-          <w:rFonts w:ascii="Times New Roman" w:hAnsi="Times New Roman"/>
-          <w:b/>
-          <w:sz w:val="28"/>
-        </w:rPr>
-        <w:t>3. Підтвердження отримання студентського доступу GitHub Education</w:t>
+        <w:t>AI-агент — це спеціалізований програмний помічник, який має чітко визначену роль, набір формальних правил поведінки, доступні інструменти (інтерфейси взаємодії з оточенням) та очікуваний кінцевий результат. На відміну від одноразового запиту до великої мовної моделі (LLM), агент функціонує за узгодженим детермінованим процесом і здатний виконувати послідовність взаємопов’язаних операцій із контролем проміжних результатів.</w:t>
       </w:r>
     </w:p>
     <w:p>
@@ -649,9 +654,202 @@
       <w:r>
         <w:rPr>
           <w:rFonts w:ascii="Times New Roman" w:hAnsi="Times New Roman"/>
-          <w:sz w:val="28"/>
-        </w:rPr>
-        <w:t>Для виконання роботи було успішно пройдено верифікацію академічного статусу студента на платформі GitHub Education.</w:t>
+          <w:b/>
+          <w:sz w:val="28"/>
+        </w:rPr>
+        <w:t xml:space="preserve">Опис задачі агента: </w:t>
+      </w:r>
+      <w:r>
+        <w:rPr>
+          <w:rFonts w:ascii="Times New Roman" w:hAnsi="Times New Roman"/>
+          <w:sz w:val="28"/>
+        </w:rPr>
+        <w:t>У сучасній розробці ПЗ процес ручного створення структури нового проєкту, конфігурації віртуального оточення, написання скриптів складання та налаштування CI-пайплайнів для декількох цільових платформ (Windows, Linux, macOS) супроводжується значною кількістю людських помилок (некоректні права файлів, розбіжності шляхів до інтерпретатора, конфлікти залежностей). Розроблений AI-агент автоматизує роль Build Engineer, забезпечуючи стандартизоване генерування структури, детерміновану ізоляцію середовища venv, виконання pytest та безпомилкове формування кросплатформного GitHub Actions workflow без ручного втручання.</w:t>
+      </w:r>
+    </w:p>
+    <w:p>
+      <w:pPr>
+        <w:spacing w:line="360" w:lineRule="auto" w:before="0" w:after="120"/>
+        <w:jc w:val="both"/>
+      </w:pPr>
+      <w:r>
+        <w:rPr>
+          <w:rFonts w:ascii="Times New Roman" w:hAnsi="Times New Roman"/>
+          <w:sz w:val="28"/>
+        </w:rPr>
+        <w:t>Ключовими архітектурними компонентами системи AI-агента є:</w:t>
+      </w:r>
+    </w:p>
+    <w:p>
+      <w:pPr>
+        <w:spacing w:line="360" w:lineRule="auto" w:before="0" w:after="120"/>
+        <w:jc w:val="both"/>
+      </w:pPr>
+      <w:r>
+        <w:rPr>
+          <w:rFonts w:ascii="Times New Roman" w:hAnsi="Times New Roman"/>
+          <w:sz w:val="28"/>
+        </w:rPr>
+        <w:t>1. Agent Manifest (Маніфест агента) — центральний документ, що детально описує агента: його назву, призначення, роль, область відповідальності, обмеження безпеки (заборонені дії), алгоритм роботи, доступні навички та формальні критерії успішного завершення завдання. Маніфест базується на принципі Fail-Fast, що виключає неявні припущення та зупиняє виконання при виникненні будь-якої помилки.</w:t>
+      </w:r>
+    </w:p>
+    <w:p>
+      <w:pPr>
+        <w:spacing w:line="360" w:lineRule="auto" w:before="0" w:after="120"/>
+        <w:jc w:val="both"/>
+      </w:pPr>
+      <w:r>
+        <w:rPr>
+          <w:rFonts w:ascii="Times New Roman" w:hAnsi="Times New Roman"/>
+          <w:sz w:val="28"/>
+        </w:rPr>
+        <w:t>2. Skill (Навичка) — модульна, повторно використовувана інструкція для вирішення окремого класу задач. Коректно спроєктований скіл визначає умови свого застосування, вхідні дані, вихідні артефакти, критерії перевірки успішності та чіткі сценарії обробки нештатних ситуацій.</w:t>
+      </w:r>
+    </w:p>
+    <w:p>
+      <w:pPr>
+        <w:spacing w:line="360" w:lineRule="auto" w:before="0" w:after="120"/>
+        <w:jc w:val="both"/>
+      </w:pPr>
+      <w:r>
+        <w:rPr>
+          <w:rFonts w:ascii="Times New Roman" w:hAnsi="Times New Roman"/>
+          <w:sz w:val="28"/>
+        </w:rPr>
+        <w:t>3. Command (Промпт-команда) — іменована атомарна операція швидкого виклику, яку користувач або зовнішній процес може ініціювати явно (наприклад, git-init, create-project, check). Команда є лаконічною, однозначною та придатною до багаторазового відтворення.</w:t>
+      </w:r>
+    </w:p>
+    <w:p>
+      <w:pPr>
+        <w:spacing w:line="360" w:lineRule="auto" w:before="0" w:after="120"/>
+        <w:jc w:val="both"/>
+      </w:pPr>
+      <w:r>
+        <w:rPr>
+          <w:rFonts w:ascii="Times New Roman" w:hAnsi="Times New Roman"/>
+          <w:sz w:val="28"/>
+        </w:rPr>
+        <w:t>4. Orchestrator (Оркестратор) — керівний модуль, що координує спільну роботу навичок та команд. Він здійснює валідацію передумов, послідовно запускає операції у визначеному порядку, передає контекст між кроками, контролює коди завершення процесів та негайно перериває ланцюжок виконання у разі виникнення помилок.</w:t>
+      </w:r>
+    </w:p>
+    <w:p>
+      <w:pPr>
+        <w:spacing w:line="360" w:lineRule="auto" w:before="280" w:after="120"/>
+        <w:jc w:val="left"/>
+      </w:pPr>
+      <w:r>
+        <w:rPr>
+          <w:rFonts w:ascii="Times New Roman" w:hAnsi="Times New Roman"/>
+          <w:b/>
+          <w:sz w:val="28"/>
+        </w:rPr>
+        <w:t>3. Індивідуальне завдання</w:t>
+      </w:r>
+    </w:p>
+    <w:p>
+      <w:pPr>
+        <w:spacing w:line="360" w:lineRule="auto" w:before="0" w:after="120"/>
+        <w:jc w:val="both"/>
+      </w:pPr>
+      <w:r>
+        <w:rPr>
+          <w:rFonts w:ascii="Times New Roman" w:hAnsi="Times New Roman"/>
+          <w:sz w:val="28"/>
+        </w:rPr>
+        <w:t>Варіант 14 (базовий варіант 2):</w:t>
+      </w:r>
+    </w:p>
+    <w:p>
+      <w:pPr>
+        <w:spacing w:line="360" w:lineRule="auto" w:before="0" w:after="120"/>
+        <w:jc w:val="both"/>
+      </w:pPr>
+      <w:r>
+        <w:rPr>
+          <w:rFonts w:ascii="Times New Roman" w:hAnsi="Times New Roman"/>
+          <w:sz w:val="28"/>
+        </w:rPr>
+        <w:t>- Мова програмування: Python 3.11+;</w:t>
+      </w:r>
+    </w:p>
+    <w:p>
+      <w:pPr>
+        <w:spacing w:line="360" w:lineRule="auto" w:before="0" w:after="120"/>
+        <w:jc w:val="both"/>
+      </w:pPr>
+      <w:r>
+        <w:rPr>
+          <w:rFonts w:ascii="Times New Roman" w:hAnsi="Times New Roman"/>
+          <w:sz w:val="28"/>
+        </w:rPr>
+        <w:t>- Система ізоляції та запуску: віртуальне оточення venv, кросплатформні скрипти запуску scripts/ci.sh (Linux/macOS) та scripts/ci.bat (Windows);</w:t>
+      </w:r>
+    </w:p>
+    <w:p>
+      <w:pPr>
+        <w:spacing w:line="360" w:lineRule="auto" w:before="0" w:after="120"/>
+        <w:jc w:val="both"/>
+      </w:pPr>
+      <w:r>
+        <w:rPr>
+          <w:rFonts w:ascii="Times New Roman" w:hAnsi="Times New Roman"/>
+          <w:sz w:val="28"/>
+        </w:rPr>
+        <w:t>- Модульне тестування: фреймворк pytest;</w:t>
+      </w:r>
+    </w:p>
+    <w:p>
+      <w:pPr>
+        <w:spacing w:line="360" w:lineRule="auto" w:before="0" w:after="120"/>
+        <w:jc w:val="both"/>
+      </w:pPr>
+      <w:r>
+        <w:rPr>
+          <w:rFonts w:ascii="Times New Roman" w:hAnsi="Times New Roman"/>
+          <w:sz w:val="28"/>
+        </w:rPr>
+        <w:t>- Автоматизація CI/CD: workflow GitHub Actions із матрицею з трьох операційних систем (ubuntu-latest, windows-latest, macos-latest), у якому всі дії збірки та тестування викликаються виключно через скрипти ci.sh та ci.bat.</w:t>
+      </w:r>
+    </w:p>
+    <w:p>
+      <w:pPr>
+        <w:spacing w:line="360" w:lineRule="auto" w:before="280" w:after="120"/>
+        <w:jc w:val="left"/>
+      </w:pPr>
+      <w:r>
+        <w:rPr>
+          <w:rFonts w:ascii="Times New Roman" w:hAnsi="Times New Roman"/>
+          <w:b/>
+          <w:sz w:val="28"/>
+        </w:rPr>
+        <w:t>4. Хід виконання роботи</w:t>
+      </w:r>
+    </w:p>
+    <w:p>
+      <w:pPr>
+        <w:spacing w:line="360" w:lineRule="auto" w:before="200" w:after="80"/>
+        <w:jc w:val="left"/>
+      </w:pPr>
+      <w:r>
+        <w:rPr>
+          <w:rFonts w:ascii="Times New Roman" w:hAnsi="Times New Roman"/>
+          <w:b/>
+          <w:sz w:val="28"/>
+        </w:rPr>
+        <w:t>4.1. Підтвердження академічного статусу GitHub Education</w:t>
+      </w:r>
+    </w:p>
+    <w:p>
+      <w:pPr>
+        <w:spacing w:line="360" w:lineRule="auto" w:before="0" w:after="120"/>
+        <w:jc w:val="both"/>
+      </w:pPr>
+      <w:r>
+        <w:rPr>
+          <w:rFonts w:ascii="Times New Roman" w:hAnsi="Times New Roman"/>
+          <w:sz w:val="28"/>
+        </w:rPr>
+        <w:t>Для виконання роботи було успішно пройдено верифікацію академічного статусу студента на платформі GitHub Education, що надало доступ до інструментів GitHub Copilot та GitHub Actions.</w:t>
       </w:r>
     </w:p>
     <w:p>
@@ -684,7 +882,7 @@
     </w:p>
     <w:p>
       <w:pPr>
-        <w:spacing w:line="360" w:lineRule="auto" w:before="280" w:after="120"/>
+        <w:spacing w:line="360" w:lineRule="auto" w:before="200" w:after="80"/>
         <w:jc w:val="left"/>
       </w:pPr>
       <w:r>
@@ -693,7 +891,7 @@
           <w:b/>
           <w:sz w:val="28"/>
         </w:rPr>
-        <w:t>4. Архітектура розробленого агента</w:t>
+        <w:t>4.2. Таблиця взаємодії Manifest, Skills, Commands та Orchestrator</w:t>
       </w:r>
     </w:p>
     <w:p>
@@ -706,12 +904,1026 @@
           <w:rFonts w:ascii="Times New Roman" w:hAnsi="Times New Roman"/>
           <w:sz w:val="28"/>
         </w:rPr>
-        <w:t>Агент призначений для автоматизації рутинних задач інженера зі збірки. Архітектура системи включає маніфест агента build-engineer.agent.md, модульні навички skills/, команди швидкого виклику prompts/ та центральний оркестратор init.prompt.md. Схема взаємодії побудована за принципом fail-fast: виконання негайно припиняється у разі виникнення помилки на будь-якому етапі збірки чи валідації.</w:t>
-      </w:r>
-    </w:p>
-    <w:p>
-      <w:pPr>
-        <w:spacing w:line="360" w:lineRule="auto" w:before="280" w:after="120"/>
+        <w:t>Архітектурну взаємодію між складовими частинами розробленої системи AI-агента зведено у таблиці 1:</w:t>
+      </w:r>
+    </w:p>
+    <w:tbl>
+      <w:tblPr>
+        <w:tblW w:type="auto" w:w="0"/>
+        <w:jc w:val="center"/>
+        <w:tblLook w:firstColumn="1" w:firstRow="1" w:lastColumn="0" w:lastRow="0" w:noHBand="0" w:noVBand="1" w:val="04A0"/>
+      </w:tblPr>
+      <w:tblGrid>
+        <w:gridCol w:w="1928"/>
+        <w:gridCol w:w="1928"/>
+        <w:gridCol w:w="1928"/>
+        <w:gridCol w:w="1928"/>
+        <w:gridCol w:w="1928"/>
+      </w:tblGrid>
+      <w:tr>
+        <w:tc>
+          <w:tcPr>
+            <w:tcW w:type="dxa" w:w="1928"/>
+            <w:tcBorders>
+              <w:top w:val="single" w:sz="4" w:space="0" w:color="CCCCCC"/>
+              <w:left w:val="single" w:sz="4" w:space="0" w:color="CCCCCC"/>
+              <w:bottom w:val="single" w:sz="4" w:space="0" w:color="CCCCCC"/>
+              <w:right w:val="single" w:sz="4" w:space="0" w:color="CCCCCC"/>
+            </w:tcBorders>
+            <w:shd w:fill="E8EEF5"/>
+          </w:tcPr>
+          <w:p>
+            <w:pPr>
+              <w:spacing w:line="276" w:lineRule="auto" w:before="40" w:after="40"/>
+              <w:jc w:val="center"/>
+            </w:pPr>
+            <w:r>
+              <w:rPr>
+                <w:rFonts w:ascii="Times New Roman" w:hAnsi="Times New Roman"/>
+                <w:b/>
+                <w:sz w:val="21"/>
+              </w:rPr>
+              <w:t>Тип компонента</w:t>
+            </w:r>
+          </w:p>
+        </w:tc>
+        <w:tc>
+          <w:tcPr>
+            <w:tcW w:type="dxa" w:w="1928"/>
+            <w:tcBorders>
+              <w:top w:val="single" w:sz="4" w:space="0" w:color="CCCCCC"/>
+              <w:left w:val="single" w:sz="4" w:space="0" w:color="CCCCCC"/>
+              <w:bottom w:val="single" w:sz="4" w:space="0" w:color="CCCCCC"/>
+              <w:right w:val="single" w:sz="4" w:space="0" w:color="CCCCCC"/>
+            </w:tcBorders>
+            <w:shd w:fill="E8EEF5"/>
+          </w:tcPr>
+          <w:p>
+            <w:pPr>
+              <w:spacing w:line="276" w:lineRule="auto" w:before="40" w:after="40"/>
+              <w:jc w:val="center"/>
+            </w:pPr>
+            <w:r>
+              <w:rPr>
+                <w:rFonts w:ascii="Times New Roman" w:hAnsi="Times New Roman"/>
+                <w:b/>
+                <w:sz w:val="21"/>
+              </w:rPr>
+              <w:t>Назва / Файл</w:t>
+            </w:r>
+          </w:p>
+        </w:tc>
+        <w:tc>
+          <w:tcPr>
+            <w:tcW w:type="dxa" w:w="1928"/>
+            <w:tcBorders>
+              <w:top w:val="single" w:sz="4" w:space="0" w:color="CCCCCC"/>
+              <w:left w:val="single" w:sz="4" w:space="0" w:color="CCCCCC"/>
+              <w:bottom w:val="single" w:sz="4" w:space="0" w:color="CCCCCC"/>
+              <w:right w:val="single" w:sz="4" w:space="0" w:color="CCCCCC"/>
+            </w:tcBorders>
+            <w:shd w:fill="E8EEF5"/>
+          </w:tcPr>
+          <w:p>
+            <w:pPr>
+              <w:spacing w:line="276" w:lineRule="auto" w:before="40" w:after="40"/>
+              <w:jc w:val="center"/>
+            </w:pPr>
+            <w:r>
+              <w:rPr>
+                <w:rFonts w:ascii="Times New Roman" w:hAnsi="Times New Roman"/>
+                <w:b/>
+                <w:sz w:val="21"/>
+              </w:rPr>
+              <w:t>Призначення</w:t>
+            </w:r>
+          </w:p>
+        </w:tc>
+        <w:tc>
+          <w:tcPr>
+            <w:tcW w:type="dxa" w:w="1928"/>
+            <w:tcBorders>
+              <w:top w:val="single" w:sz="4" w:space="0" w:color="CCCCCC"/>
+              <w:left w:val="single" w:sz="4" w:space="0" w:color="CCCCCC"/>
+              <w:bottom w:val="single" w:sz="4" w:space="0" w:color="CCCCCC"/>
+              <w:right w:val="single" w:sz="4" w:space="0" w:color="CCCCCC"/>
+            </w:tcBorders>
+            <w:shd w:fill="E8EEF5"/>
+          </w:tcPr>
+          <w:p>
+            <w:pPr>
+              <w:spacing w:line="276" w:lineRule="auto" w:before="40" w:after="40"/>
+              <w:jc w:val="center"/>
+            </w:pPr>
+            <w:r>
+              <w:rPr>
+                <w:rFonts w:ascii="Times New Roman" w:hAnsi="Times New Roman"/>
+                <w:b/>
+                <w:sz w:val="21"/>
+              </w:rPr>
+              <w:t>Вхідні дані</w:t>
+            </w:r>
+          </w:p>
+        </w:tc>
+        <w:tc>
+          <w:tcPr>
+            <w:tcW w:type="dxa" w:w="1928"/>
+            <w:tcBorders>
+              <w:top w:val="single" w:sz="4" w:space="0" w:color="CCCCCC"/>
+              <w:left w:val="single" w:sz="4" w:space="0" w:color="CCCCCC"/>
+              <w:bottom w:val="single" w:sz="4" w:space="0" w:color="CCCCCC"/>
+              <w:right w:val="single" w:sz="4" w:space="0" w:color="CCCCCC"/>
+            </w:tcBorders>
+            <w:shd w:fill="E8EEF5"/>
+          </w:tcPr>
+          <w:p>
+            <w:pPr>
+              <w:spacing w:line="276" w:lineRule="auto" w:before="40" w:after="40"/>
+              <w:jc w:val="center"/>
+            </w:pPr>
+            <w:r>
+              <w:rPr>
+                <w:rFonts w:ascii="Times New Roman" w:hAnsi="Times New Roman"/>
+                <w:b/>
+                <w:sz w:val="21"/>
+              </w:rPr>
+              <w:t>Вихідні дані та зв’язки</w:t>
+            </w:r>
+          </w:p>
+        </w:tc>
+      </w:tr>
+      <w:tr>
+        <w:tc>
+          <w:tcPr>
+            <w:tcW w:type="dxa" w:w="1928"/>
+            <w:tcBorders>
+              <w:top w:val="single" w:sz="4" w:space="0" w:color="CCCCCC"/>
+              <w:left w:val="single" w:sz="4" w:space="0" w:color="CCCCCC"/>
+              <w:bottom w:val="single" w:sz="4" w:space="0" w:color="CCCCCC"/>
+              <w:right w:val="single" w:sz="4" w:space="0" w:color="CCCCCC"/>
+            </w:tcBorders>
+          </w:tcPr>
+          <w:p>
+            <w:pPr>
+              <w:spacing w:line="276" w:lineRule="auto" w:before="40" w:after="40"/>
+              <w:jc w:val="left"/>
+            </w:pPr>
+            <w:r>
+              <w:rPr>
+                <w:rFonts w:ascii="Times New Roman" w:hAnsi="Times New Roman"/>
+                <w:sz w:val="20"/>
+              </w:rPr>
+              <w:t>Agent Manifest</w:t>
+            </w:r>
+          </w:p>
+        </w:tc>
+        <w:tc>
+          <w:tcPr>
+            <w:tcW w:type="dxa" w:w="1928"/>
+            <w:tcBorders>
+              <w:top w:val="single" w:sz="4" w:space="0" w:color="CCCCCC"/>
+              <w:left w:val="single" w:sz="4" w:space="0" w:color="CCCCCC"/>
+              <w:bottom w:val="single" w:sz="4" w:space="0" w:color="CCCCCC"/>
+              <w:right w:val="single" w:sz="4" w:space="0" w:color="CCCCCC"/>
+            </w:tcBorders>
+          </w:tcPr>
+          <w:p>
+            <w:pPr>
+              <w:spacing w:line="276" w:lineRule="auto" w:before="40" w:after="40"/>
+              <w:jc w:val="left"/>
+            </w:pPr>
+            <w:r>
+              <w:rPr>
+                <w:rFonts w:ascii="Times New Roman" w:hAnsi="Times New Roman"/>
+                <w:sz w:val="20"/>
+              </w:rPr>
+              <w:t>.github/agents/build-engineer.agent.md</w:t>
+            </w:r>
+          </w:p>
+        </w:tc>
+        <w:tc>
+          <w:tcPr>
+            <w:tcW w:type="dxa" w:w="1928"/>
+            <w:tcBorders>
+              <w:top w:val="single" w:sz="4" w:space="0" w:color="CCCCCC"/>
+              <w:left w:val="single" w:sz="4" w:space="0" w:color="CCCCCC"/>
+              <w:bottom w:val="single" w:sz="4" w:space="0" w:color="CCCCCC"/>
+              <w:right w:val="single" w:sz="4" w:space="0" w:color="CCCCCC"/>
+            </w:tcBorders>
+          </w:tcPr>
+          <w:p>
+            <w:pPr>
+              <w:spacing w:line="276" w:lineRule="auto" w:before="40" w:after="40"/>
+              <w:jc w:val="left"/>
+            </w:pPr>
+            <w:r>
+              <w:rPr>
+                <w:rFonts w:ascii="Times New Roman" w:hAnsi="Times New Roman"/>
+                <w:sz w:val="20"/>
+              </w:rPr>
+              <w:t>Визначає роль Build Engineer, правила безпеки та критерії успіху</w:t>
+            </w:r>
+          </w:p>
+        </w:tc>
+        <w:tc>
+          <w:tcPr>
+            <w:tcW w:type="dxa" w:w="1928"/>
+            <w:tcBorders>
+              <w:top w:val="single" w:sz="4" w:space="0" w:color="CCCCCC"/>
+              <w:left w:val="single" w:sz="4" w:space="0" w:color="CCCCCC"/>
+              <w:bottom w:val="single" w:sz="4" w:space="0" w:color="CCCCCC"/>
+              <w:right w:val="single" w:sz="4" w:space="0" w:color="CCCCCC"/>
+            </w:tcBorders>
+          </w:tcPr>
+          <w:p>
+            <w:pPr>
+              <w:spacing w:line="276" w:lineRule="auto" w:before="40" w:after="40"/>
+              <w:jc w:val="left"/>
+            </w:pPr>
+            <w:r>
+              <w:rPr>
+                <w:rFonts w:ascii="Times New Roman" w:hAnsi="Times New Roman"/>
+                <w:sz w:val="20"/>
+              </w:rPr>
+              <w:t>Вимоги до Python-проєкту</w:t>
+            </w:r>
+          </w:p>
+        </w:tc>
+        <w:tc>
+          <w:tcPr>
+            <w:tcW w:type="dxa" w:w="1928"/>
+            <w:tcBorders>
+              <w:top w:val="single" w:sz="4" w:space="0" w:color="CCCCCC"/>
+              <w:left w:val="single" w:sz="4" w:space="0" w:color="CCCCCC"/>
+              <w:bottom w:val="single" w:sz="4" w:space="0" w:color="CCCCCC"/>
+              <w:right w:val="single" w:sz="4" w:space="0" w:color="CCCCCC"/>
+            </w:tcBorders>
+          </w:tcPr>
+          <w:p>
+            <w:pPr>
+              <w:spacing w:line="276" w:lineRule="auto" w:before="40" w:after="40"/>
+              <w:jc w:val="left"/>
+            </w:pPr>
+            <w:r>
+              <w:rPr>
+                <w:rFonts w:ascii="Times New Roman" w:hAnsi="Times New Roman"/>
+                <w:sz w:val="20"/>
+              </w:rPr>
+              <w:t>Керує дозволеними діями агента, запускає skills</w:t>
+            </w:r>
+          </w:p>
+        </w:tc>
+      </w:tr>
+      <w:tr>
+        <w:tc>
+          <w:tcPr>
+            <w:tcW w:type="dxa" w:w="1928"/>
+            <w:tcBorders>
+              <w:top w:val="single" w:sz="4" w:space="0" w:color="CCCCCC"/>
+              <w:left w:val="single" w:sz="4" w:space="0" w:color="CCCCCC"/>
+              <w:bottom w:val="single" w:sz="4" w:space="0" w:color="CCCCCC"/>
+              <w:right w:val="single" w:sz="4" w:space="0" w:color="CCCCCC"/>
+            </w:tcBorders>
+          </w:tcPr>
+          <w:p>
+            <w:pPr>
+              <w:spacing w:line="276" w:lineRule="auto" w:before="40" w:after="40"/>
+              <w:jc w:val="left"/>
+            </w:pPr>
+            <w:r>
+              <w:rPr>
+                <w:rFonts w:ascii="Times New Roman" w:hAnsi="Times New Roman"/>
+                <w:sz w:val="20"/>
+              </w:rPr>
+              <w:t>Orchestrator</w:t>
+            </w:r>
+          </w:p>
+        </w:tc>
+        <w:tc>
+          <w:tcPr>
+            <w:tcW w:type="dxa" w:w="1928"/>
+            <w:tcBorders>
+              <w:top w:val="single" w:sz="4" w:space="0" w:color="CCCCCC"/>
+              <w:left w:val="single" w:sz="4" w:space="0" w:color="CCCCCC"/>
+              <w:bottom w:val="single" w:sz="4" w:space="0" w:color="CCCCCC"/>
+              <w:right w:val="single" w:sz="4" w:space="0" w:color="CCCCCC"/>
+            </w:tcBorders>
+          </w:tcPr>
+          <w:p>
+            <w:pPr>
+              <w:spacing w:line="276" w:lineRule="auto" w:before="40" w:after="40"/>
+              <w:jc w:val="left"/>
+            </w:pPr>
+            <w:r>
+              <w:rPr>
+                <w:rFonts w:ascii="Times New Roman" w:hAnsi="Times New Roman"/>
+                <w:sz w:val="20"/>
+              </w:rPr>
+              <w:t>.github/prompts/init.prompt.md</w:t>
+            </w:r>
+          </w:p>
+        </w:tc>
+        <w:tc>
+          <w:tcPr>
+            <w:tcW w:type="dxa" w:w="1928"/>
+            <w:tcBorders>
+              <w:top w:val="single" w:sz="4" w:space="0" w:color="CCCCCC"/>
+              <w:left w:val="single" w:sz="4" w:space="0" w:color="CCCCCC"/>
+              <w:bottom w:val="single" w:sz="4" w:space="0" w:color="CCCCCC"/>
+              <w:right w:val="single" w:sz="4" w:space="0" w:color="CCCCCC"/>
+            </w:tcBorders>
+          </w:tcPr>
+          <w:p>
+            <w:pPr>
+              <w:spacing w:line="276" w:lineRule="auto" w:before="40" w:after="40"/>
+              <w:jc w:val="left"/>
+            </w:pPr>
+            <w:r>
+              <w:rPr>
+                <w:rFonts w:ascii="Times New Roman" w:hAnsi="Times New Roman"/>
+                <w:sz w:val="20"/>
+              </w:rPr>
+              <w:t>Центральна координація послідовного запуску всіх етапів</w:t>
+            </w:r>
+          </w:p>
+        </w:tc>
+        <w:tc>
+          <w:tcPr>
+            <w:tcW w:type="dxa" w:w="1928"/>
+            <w:tcBorders>
+              <w:top w:val="single" w:sz="4" w:space="0" w:color="CCCCCC"/>
+              <w:left w:val="single" w:sz="4" w:space="0" w:color="CCCCCC"/>
+              <w:bottom w:val="single" w:sz="4" w:space="0" w:color="CCCCCC"/>
+              <w:right w:val="single" w:sz="4" w:space="0" w:color="CCCCCC"/>
+            </w:tcBorders>
+          </w:tcPr>
+          <w:p>
+            <w:pPr>
+              <w:spacing w:line="276" w:lineRule="auto" w:before="40" w:after="40"/>
+              <w:jc w:val="left"/>
+            </w:pPr>
+            <w:r>
+              <w:rPr>
+                <w:rFonts w:ascii="Times New Roman" w:hAnsi="Times New Roman"/>
+                <w:sz w:val="20"/>
+              </w:rPr>
+              <w:t>Користувацька команда init</w:t>
+            </w:r>
+          </w:p>
+        </w:tc>
+        <w:tc>
+          <w:tcPr>
+            <w:tcW w:type="dxa" w:w="1928"/>
+            <w:tcBorders>
+              <w:top w:val="single" w:sz="4" w:space="0" w:color="CCCCCC"/>
+              <w:left w:val="single" w:sz="4" w:space="0" w:color="CCCCCC"/>
+              <w:bottom w:val="single" w:sz="4" w:space="0" w:color="CCCCCC"/>
+              <w:right w:val="single" w:sz="4" w:space="0" w:color="CCCCCC"/>
+            </w:tcBorders>
+          </w:tcPr>
+          <w:p>
+            <w:pPr>
+              <w:spacing w:line="276" w:lineRule="auto" w:before="40" w:after="40"/>
+              <w:jc w:val="left"/>
+            </w:pPr>
+            <w:r>
+              <w:rPr>
+                <w:rFonts w:ascii="Times New Roman" w:hAnsi="Times New Roman"/>
+                <w:sz w:val="20"/>
+              </w:rPr>
+              <w:t>Викликає послідовно commands, реалізує fail-fast</w:t>
+            </w:r>
+          </w:p>
+        </w:tc>
+      </w:tr>
+      <w:tr>
+        <w:tc>
+          <w:tcPr>
+            <w:tcW w:type="dxa" w:w="1928"/>
+            <w:tcBorders>
+              <w:top w:val="single" w:sz="4" w:space="0" w:color="CCCCCC"/>
+              <w:left w:val="single" w:sz="4" w:space="0" w:color="CCCCCC"/>
+              <w:bottom w:val="single" w:sz="4" w:space="0" w:color="CCCCCC"/>
+              <w:right w:val="single" w:sz="4" w:space="0" w:color="CCCCCC"/>
+            </w:tcBorders>
+          </w:tcPr>
+          <w:p>
+            <w:pPr>
+              <w:spacing w:line="276" w:lineRule="auto" w:before="40" w:after="40"/>
+              <w:jc w:val="left"/>
+            </w:pPr>
+            <w:r>
+              <w:rPr>
+                <w:rFonts w:ascii="Times New Roman" w:hAnsi="Times New Roman"/>
+                <w:sz w:val="20"/>
+              </w:rPr>
+              <w:t>Command</w:t>
+            </w:r>
+          </w:p>
+        </w:tc>
+        <w:tc>
+          <w:tcPr>
+            <w:tcW w:type="dxa" w:w="1928"/>
+            <w:tcBorders>
+              <w:top w:val="single" w:sz="4" w:space="0" w:color="CCCCCC"/>
+              <w:left w:val="single" w:sz="4" w:space="0" w:color="CCCCCC"/>
+              <w:bottom w:val="single" w:sz="4" w:space="0" w:color="CCCCCC"/>
+              <w:right w:val="single" w:sz="4" w:space="0" w:color="CCCCCC"/>
+            </w:tcBorders>
+          </w:tcPr>
+          <w:p>
+            <w:pPr>
+              <w:spacing w:line="276" w:lineRule="auto" w:before="40" w:after="40"/>
+              <w:jc w:val="left"/>
+            </w:pPr>
+            <w:r>
+              <w:rPr>
+                <w:rFonts w:ascii="Times New Roman" w:hAnsi="Times New Roman"/>
+                <w:sz w:val="20"/>
+              </w:rPr>
+              <w:t>.github/prompts/git-init.prompt.md</w:t>
+            </w:r>
+          </w:p>
+        </w:tc>
+        <w:tc>
+          <w:tcPr>
+            <w:tcW w:type="dxa" w:w="1928"/>
+            <w:tcBorders>
+              <w:top w:val="single" w:sz="4" w:space="0" w:color="CCCCCC"/>
+              <w:left w:val="single" w:sz="4" w:space="0" w:color="CCCCCC"/>
+              <w:bottom w:val="single" w:sz="4" w:space="0" w:color="CCCCCC"/>
+              <w:right w:val="single" w:sz="4" w:space="0" w:color="CCCCCC"/>
+            </w:tcBorders>
+          </w:tcPr>
+          <w:p>
+            <w:pPr>
+              <w:spacing w:line="276" w:lineRule="auto" w:before="40" w:after="40"/>
+              <w:jc w:val="left"/>
+            </w:pPr>
+            <w:r>
+              <w:rPr>
+                <w:rFonts w:ascii="Times New Roman" w:hAnsi="Times New Roman"/>
+                <w:sz w:val="20"/>
+              </w:rPr>
+              <w:t>Ініціалізація Git та валідація .gitignore</w:t>
+            </w:r>
+          </w:p>
+        </w:tc>
+        <w:tc>
+          <w:tcPr>
+            <w:tcW w:type="dxa" w:w="1928"/>
+            <w:tcBorders>
+              <w:top w:val="single" w:sz="4" w:space="0" w:color="CCCCCC"/>
+              <w:left w:val="single" w:sz="4" w:space="0" w:color="CCCCCC"/>
+              <w:bottom w:val="single" w:sz="4" w:space="0" w:color="CCCCCC"/>
+              <w:right w:val="single" w:sz="4" w:space="0" w:color="CCCCCC"/>
+            </w:tcBorders>
+          </w:tcPr>
+          <w:p>
+            <w:pPr>
+              <w:spacing w:line="276" w:lineRule="auto" w:before="40" w:after="40"/>
+              <w:jc w:val="left"/>
+            </w:pPr>
+            <w:r>
+              <w:rPr>
+                <w:rFonts w:ascii="Times New Roman" w:hAnsi="Times New Roman"/>
+                <w:sz w:val="20"/>
+              </w:rPr>
+              <w:t>Команда git-init</w:t>
+            </w:r>
+          </w:p>
+        </w:tc>
+        <w:tc>
+          <w:tcPr>
+            <w:tcW w:type="dxa" w:w="1928"/>
+            <w:tcBorders>
+              <w:top w:val="single" w:sz="4" w:space="0" w:color="CCCCCC"/>
+              <w:left w:val="single" w:sz="4" w:space="0" w:color="CCCCCC"/>
+              <w:bottom w:val="single" w:sz="4" w:space="0" w:color="CCCCCC"/>
+              <w:right w:val="single" w:sz="4" w:space="0" w:color="CCCCCC"/>
+            </w:tcBorders>
+          </w:tcPr>
+          <w:p>
+            <w:pPr>
+              <w:spacing w:line="276" w:lineRule="auto" w:before="40" w:after="40"/>
+              <w:jc w:val="left"/>
+            </w:pPr>
+            <w:r>
+              <w:rPr>
+                <w:rFonts w:ascii="Times New Roman" w:hAnsi="Times New Roman"/>
+                <w:sz w:val="20"/>
+              </w:rPr>
+              <w:t>Репозиторій git, гілки develop/feature</w:t>
+            </w:r>
+          </w:p>
+        </w:tc>
+      </w:tr>
+      <w:tr>
+        <w:tc>
+          <w:tcPr>
+            <w:tcW w:type="dxa" w:w="1928"/>
+            <w:tcBorders>
+              <w:top w:val="single" w:sz="4" w:space="0" w:color="CCCCCC"/>
+              <w:left w:val="single" w:sz="4" w:space="0" w:color="CCCCCC"/>
+              <w:bottom w:val="single" w:sz="4" w:space="0" w:color="CCCCCC"/>
+              <w:right w:val="single" w:sz="4" w:space="0" w:color="CCCCCC"/>
+            </w:tcBorders>
+          </w:tcPr>
+          <w:p>
+            <w:pPr>
+              <w:spacing w:line="276" w:lineRule="auto" w:before="40" w:after="40"/>
+              <w:jc w:val="left"/>
+            </w:pPr>
+            <w:r>
+              <w:rPr>
+                <w:rFonts w:ascii="Times New Roman" w:hAnsi="Times New Roman"/>
+                <w:sz w:val="20"/>
+              </w:rPr>
+              <w:t>Skill / Command</w:t>
+            </w:r>
+          </w:p>
+        </w:tc>
+        <w:tc>
+          <w:tcPr>
+            <w:tcW w:type="dxa" w:w="1928"/>
+            <w:tcBorders>
+              <w:top w:val="single" w:sz="4" w:space="0" w:color="CCCCCC"/>
+              <w:left w:val="single" w:sz="4" w:space="0" w:color="CCCCCC"/>
+              <w:bottom w:val="single" w:sz="4" w:space="0" w:color="CCCCCC"/>
+              <w:right w:val="single" w:sz="4" w:space="0" w:color="CCCCCC"/>
+            </w:tcBorders>
+          </w:tcPr>
+          <w:p>
+            <w:pPr>
+              <w:spacing w:line="276" w:lineRule="auto" w:before="40" w:after="40"/>
+              <w:jc w:val="left"/>
+            </w:pPr>
+            <w:r>
+              <w:rPr>
+                <w:rFonts w:ascii="Times New Roman" w:hAnsi="Times New Roman"/>
+                <w:sz w:val="20"/>
+              </w:rPr>
+              <w:t>project-scaffold / create-project</w:t>
+            </w:r>
+          </w:p>
+        </w:tc>
+        <w:tc>
+          <w:tcPr>
+            <w:tcW w:type="dxa" w:w="1928"/>
+            <w:tcBorders>
+              <w:top w:val="single" w:sz="4" w:space="0" w:color="CCCCCC"/>
+              <w:left w:val="single" w:sz="4" w:space="0" w:color="CCCCCC"/>
+              <w:bottom w:val="single" w:sz="4" w:space="0" w:color="CCCCCC"/>
+              <w:right w:val="single" w:sz="4" w:space="0" w:color="CCCCCC"/>
+            </w:tcBorders>
+          </w:tcPr>
+          <w:p>
+            <w:pPr>
+              <w:spacing w:line="276" w:lineRule="auto" w:before="40" w:after="40"/>
+              <w:jc w:val="left"/>
+            </w:pPr>
+            <w:r>
+              <w:rPr>
+                <w:rFonts w:ascii="Times New Roman" w:hAnsi="Times New Roman"/>
+                <w:sz w:val="20"/>
+              </w:rPr>
+              <w:t>Створення структури проєкту та коду застосунку</w:t>
+            </w:r>
+          </w:p>
+        </w:tc>
+        <w:tc>
+          <w:tcPr>
+            <w:tcW w:type="dxa" w:w="1928"/>
+            <w:tcBorders>
+              <w:top w:val="single" w:sz="4" w:space="0" w:color="CCCCCC"/>
+              <w:left w:val="single" w:sz="4" w:space="0" w:color="CCCCCC"/>
+              <w:bottom w:val="single" w:sz="4" w:space="0" w:color="CCCCCC"/>
+              <w:right w:val="single" w:sz="4" w:space="0" w:color="CCCCCC"/>
+            </w:tcBorders>
+          </w:tcPr>
+          <w:p>
+            <w:pPr>
+              <w:spacing w:line="276" w:lineRule="auto" w:before="40" w:after="40"/>
+              <w:jc w:val="left"/>
+            </w:pPr>
+            <w:r>
+              <w:rPr>
+                <w:rFonts w:ascii="Times New Roman" w:hAnsi="Times New Roman"/>
+                <w:sz w:val="20"/>
+              </w:rPr>
+              <w:t>Назва проєкту, Python 3.11+</w:t>
+            </w:r>
+          </w:p>
+        </w:tc>
+        <w:tc>
+          <w:tcPr>
+            <w:tcW w:type="dxa" w:w="1928"/>
+            <w:tcBorders>
+              <w:top w:val="single" w:sz="4" w:space="0" w:color="CCCCCC"/>
+              <w:left w:val="single" w:sz="4" w:space="0" w:color="CCCCCC"/>
+              <w:bottom w:val="single" w:sz="4" w:space="0" w:color="CCCCCC"/>
+              <w:right w:val="single" w:sz="4" w:space="0" w:color="CCCCCC"/>
+            </w:tcBorders>
+          </w:tcPr>
+          <w:p>
+            <w:pPr>
+              <w:spacing w:line="276" w:lineRule="auto" w:before="40" w:after="40"/>
+              <w:jc w:val="left"/>
+            </w:pPr>
+            <w:r>
+              <w:rPr>
+                <w:rFonts w:ascii="Times New Roman" w:hAnsi="Times New Roman"/>
+                <w:sz w:val="20"/>
+              </w:rPr>
+              <w:t>src/app.py, .gitignore</w:t>
+            </w:r>
+          </w:p>
+        </w:tc>
+      </w:tr>
+      <w:tr>
+        <w:tc>
+          <w:tcPr>
+            <w:tcW w:type="dxa" w:w="1928"/>
+            <w:tcBorders>
+              <w:top w:val="single" w:sz="4" w:space="0" w:color="CCCCCC"/>
+              <w:left w:val="single" w:sz="4" w:space="0" w:color="CCCCCC"/>
+              <w:bottom w:val="single" w:sz="4" w:space="0" w:color="CCCCCC"/>
+              <w:right w:val="single" w:sz="4" w:space="0" w:color="CCCCCC"/>
+            </w:tcBorders>
+          </w:tcPr>
+          <w:p>
+            <w:pPr>
+              <w:spacing w:line="276" w:lineRule="auto" w:before="40" w:after="40"/>
+              <w:jc w:val="left"/>
+            </w:pPr>
+            <w:r>
+              <w:rPr>
+                <w:rFonts w:ascii="Times New Roman" w:hAnsi="Times New Roman"/>
+                <w:sz w:val="20"/>
+              </w:rPr>
+              <w:t>Skill / Command</w:t>
+            </w:r>
+          </w:p>
+        </w:tc>
+        <w:tc>
+          <w:tcPr>
+            <w:tcW w:type="dxa" w:w="1928"/>
+            <w:tcBorders>
+              <w:top w:val="single" w:sz="4" w:space="0" w:color="CCCCCC"/>
+              <w:left w:val="single" w:sz="4" w:space="0" w:color="CCCCCC"/>
+              <w:bottom w:val="single" w:sz="4" w:space="0" w:color="CCCCCC"/>
+              <w:right w:val="single" w:sz="4" w:space="0" w:color="CCCCCC"/>
+            </w:tcBorders>
+          </w:tcPr>
+          <w:p>
+            <w:pPr>
+              <w:spacing w:line="276" w:lineRule="auto" w:before="40" w:after="40"/>
+              <w:jc w:val="left"/>
+            </w:pPr>
+            <w:r>
+              <w:rPr>
+                <w:rFonts w:ascii="Times New Roman" w:hAnsi="Times New Roman"/>
+                <w:sz w:val="20"/>
+              </w:rPr>
+              <w:t>build-and-test / create-build</w:t>
+            </w:r>
+          </w:p>
+        </w:tc>
+        <w:tc>
+          <w:tcPr>
+            <w:tcW w:type="dxa" w:w="1928"/>
+            <w:tcBorders>
+              <w:top w:val="single" w:sz="4" w:space="0" w:color="CCCCCC"/>
+              <w:left w:val="single" w:sz="4" w:space="0" w:color="CCCCCC"/>
+              <w:bottom w:val="single" w:sz="4" w:space="0" w:color="CCCCCC"/>
+              <w:right w:val="single" w:sz="4" w:space="0" w:color="CCCCCC"/>
+            </w:tcBorders>
+          </w:tcPr>
+          <w:p>
+            <w:pPr>
+              <w:spacing w:line="276" w:lineRule="auto" w:before="40" w:after="40"/>
+              <w:jc w:val="left"/>
+            </w:pPr>
+            <w:r>
+              <w:rPr>
+                <w:rFonts w:ascii="Times New Roman" w:hAnsi="Times New Roman"/>
+                <w:sz w:val="20"/>
+              </w:rPr>
+              <w:t>Налаштування оточення, запуск тестів та скриптів</w:t>
+            </w:r>
+          </w:p>
+        </w:tc>
+        <w:tc>
+          <w:tcPr>
+            <w:tcW w:type="dxa" w:w="1928"/>
+            <w:tcBorders>
+              <w:top w:val="single" w:sz="4" w:space="0" w:color="CCCCCC"/>
+              <w:left w:val="single" w:sz="4" w:space="0" w:color="CCCCCC"/>
+              <w:bottom w:val="single" w:sz="4" w:space="0" w:color="CCCCCC"/>
+              <w:right w:val="single" w:sz="4" w:space="0" w:color="CCCCCC"/>
+            </w:tcBorders>
+          </w:tcPr>
+          <w:p>
+            <w:pPr>
+              <w:spacing w:line="276" w:lineRule="auto" w:before="40" w:after="40"/>
+              <w:jc w:val="left"/>
+            </w:pPr>
+            <w:r>
+              <w:rPr>
+                <w:rFonts w:ascii="Times New Roman" w:hAnsi="Times New Roman"/>
+                <w:sz w:val="20"/>
+              </w:rPr>
+              <w:t>src/app.py</w:t>
+            </w:r>
+          </w:p>
+        </w:tc>
+        <w:tc>
+          <w:tcPr>
+            <w:tcW w:type="dxa" w:w="1928"/>
+            <w:tcBorders>
+              <w:top w:val="single" w:sz="4" w:space="0" w:color="CCCCCC"/>
+              <w:left w:val="single" w:sz="4" w:space="0" w:color="CCCCCC"/>
+              <w:bottom w:val="single" w:sz="4" w:space="0" w:color="CCCCCC"/>
+              <w:right w:val="single" w:sz="4" w:space="0" w:color="CCCCCC"/>
+            </w:tcBorders>
+          </w:tcPr>
+          <w:p>
+            <w:pPr>
+              <w:spacing w:line="276" w:lineRule="auto" w:before="40" w:after="40"/>
+              <w:jc w:val="left"/>
+            </w:pPr>
+            <w:r>
+              <w:rPr>
+                <w:rFonts w:ascii="Times New Roman" w:hAnsi="Times New Roman"/>
+                <w:sz w:val="20"/>
+              </w:rPr>
+              <w:t>requirements.txt, test_app.py, ci.sh, ci.bat</w:t>
+            </w:r>
+          </w:p>
+        </w:tc>
+      </w:tr>
+      <w:tr>
+        <w:tc>
+          <w:tcPr>
+            <w:tcW w:type="dxa" w:w="1928"/>
+            <w:tcBorders>
+              <w:top w:val="single" w:sz="4" w:space="0" w:color="CCCCCC"/>
+              <w:left w:val="single" w:sz="4" w:space="0" w:color="CCCCCC"/>
+              <w:bottom w:val="single" w:sz="4" w:space="0" w:color="CCCCCC"/>
+              <w:right w:val="single" w:sz="4" w:space="0" w:color="CCCCCC"/>
+            </w:tcBorders>
+          </w:tcPr>
+          <w:p>
+            <w:pPr>
+              <w:spacing w:line="276" w:lineRule="auto" w:before="40" w:after="40"/>
+              <w:jc w:val="left"/>
+            </w:pPr>
+            <w:r>
+              <w:rPr>
+                <w:rFonts w:ascii="Times New Roman" w:hAnsi="Times New Roman"/>
+                <w:sz w:val="20"/>
+              </w:rPr>
+              <w:t>Skill / Command</w:t>
+            </w:r>
+          </w:p>
+        </w:tc>
+        <w:tc>
+          <w:tcPr>
+            <w:tcW w:type="dxa" w:w="1928"/>
+            <w:tcBorders>
+              <w:top w:val="single" w:sz="4" w:space="0" w:color="CCCCCC"/>
+              <w:left w:val="single" w:sz="4" w:space="0" w:color="CCCCCC"/>
+              <w:bottom w:val="single" w:sz="4" w:space="0" w:color="CCCCCC"/>
+              <w:right w:val="single" w:sz="4" w:space="0" w:color="CCCCCC"/>
+            </w:tcBorders>
+          </w:tcPr>
+          <w:p>
+            <w:pPr>
+              <w:spacing w:line="276" w:lineRule="auto" w:before="40" w:after="40"/>
+              <w:jc w:val="left"/>
+            </w:pPr>
+            <w:r>
+              <w:rPr>
+                <w:rFonts w:ascii="Times New Roman" w:hAnsi="Times New Roman"/>
+                <w:sz w:val="20"/>
+              </w:rPr>
+              <w:t>github-actions / create-actions</w:t>
+            </w:r>
+          </w:p>
+        </w:tc>
+        <w:tc>
+          <w:tcPr>
+            <w:tcW w:type="dxa" w:w="1928"/>
+            <w:tcBorders>
+              <w:top w:val="single" w:sz="4" w:space="0" w:color="CCCCCC"/>
+              <w:left w:val="single" w:sz="4" w:space="0" w:color="CCCCCC"/>
+              <w:bottom w:val="single" w:sz="4" w:space="0" w:color="CCCCCC"/>
+              <w:right w:val="single" w:sz="4" w:space="0" w:color="CCCCCC"/>
+            </w:tcBorders>
+          </w:tcPr>
+          <w:p>
+            <w:pPr>
+              <w:spacing w:line="276" w:lineRule="auto" w:before="40" w:after="40"/>
+              <w:jc w:val="left"/>
+            </w:pPr>
+            <w:r>
+              <w:rPr>
+                <w:rFonts w:ascii="Times New Roman" w:hAnsi="Times New Roman"/>
+                <w:sz w:val="20"/>
+              </w:rPr>
+              <w:t>Створення кросплатформного CI workflow</w:t>
+            </w:r>
+          </w:p>
+        </w:tc>
+        <w:tc>
+          <w:tcPr>
+            <w:tcW w:type="dxa" w:w="1928"/>
+            <w:tcBorders>
+              <w:top w:val="single" w:sz="4" w:space="0" w:color="CCCCCC"/>
+              <w:left w:val="single" w:sz="4" w:space="0" w:color="CCCCCC"/>
+              <w:bottom w:val="single" w:sz="4" w:space="0" w:color="CCCCCC"/>
+              <w:right w:val="single" w:sz="4" w:space="0" w:color="CCCCCC"/>
+            </w:tcBorders>
+          </w:tcPr>
+          <w:p>
+            <w:pPr>
+              <w:spacing w:line="276" w:lineRule="auto" w:before="40" w:after="40"/>
+              <w:jc w:val="left"/>
+            </w:pPr>
+            <w:r>
+              <w:rPr>
+                <w:rFonts w:ascii="Times New Roman" w:hAnsi="Times New Roman"/>
+                <w:sz w:val="20"/>
+              </w:rPr>
+              <w:t>scripts/ci.sh, scripts/ci.bat</w:t>
+            </w:r>
+          </w:p>
+        </w:tc>
+        <w:tc>
+          <w:tcPr>
+            <w:tcW w:type="dxa" w:w="1928"/>
+            <w:tcBorders>
+              <w:top w:val="single" w:sz="4" w:space="0" w:color="CCCCCC"/>
+              <w:left w:val="single" w:sz="4" w:space="0" w:color="CCCCCC"/>
+              <w:bottom w:val="single" w:sz="4" w:space="0" w:color="CCCCCC"/>
+              <w:right w:val="single" w:sz="4" w:space="0" w:color="CCCCCC"/>
+            </w:tcBorders>
+          </w:tcPr>
+          <w:p>
+            <w:pPr>
+              <w:spacing w:line="276" w:lineRule="auto" w:before="40" w:after="40"/>
+              <w:jc w:val="left"/>
+            </w:pPr>
+            <w:r>
+              <w:rPr>
+                <w:rFonts w:ascii="Times New Roman" w:hAnsi="Times New Roman"/>
+                <w:sz w:val="20"/>
+              </w:rPr>
+              <w:t>.github/workflows/ci.yml (матриця 3 ОС)</w:t>
+            </w:r>
+          </w:p>
+        </w:tc>
+      </w:tr>
+      <w:tr>
+        <w:tc>
+          <w:tcPr>
+            <w:tcW w:type="dxa" w:w="1928"/>
+            <w:tcBorders>
+              <w:top w:val="single" w:sz="4" w:space="0" w:color="CCCCCC"/>
+              <w:left w:val="single" w:sz="4" w:space="0" w:color="CCCCCC"/>
+              <w:bottom w:val="single" w:sz="4" w:space="0" w:color="CCCCCC"/>
+              <w:right w:val="single" w:sz="4" w:space="0" w:color="CCCCCC"/>
+            </w:tcBorders>
+          </w:tcPr>
+          <w:p>
+            <w:pPr>
+              <w:spacing w:line="276" w:lineRule="auto" w:before="40" w:after="40"/>
+              <w:jc w:val="left"/>
+            </w:pPr>
+            <w:r>
+              <w:rPr>
+                <w:rFonts w:ascii="Times New Roman" w:hAnsi="Times New Roman"/>
+                <w:sz w:val="20"/>
+              </w:rPr>
+              <w:t>Command</w:t>
+            </w:r>
+          </w:p>
+        </w:tc>
+        <w:tc>
+          <w:tcPr>
+            <w:tcW w:type="dxa" w:w="1928"/>
+            <w:tcBorders>
+              <w:top w:val="single" w:sz="4" w:space="0" w:color="CCCCCC"/>
+              <w:left w:val="single" w:sz="4" w:space="0" w:color="CCCCCC"/>
+              <w:bottom w:val="single" w:sz="4" w:space="0" w:color="CCCCCC"/>
+              <w:right w:val="single" w:sz="4" w:space="0" w:color="CCCCCC"/>
+            </w:tcBorders>
+          </w:tcPr>
+          <w:p>
+            <w:pPr>
+              <w:spacing w:line="276" w:lineRule="auto" w:before="40" w:after="40"/>
+              <w:jc w:val="left"/>
+            </w:pPr>
+            <w:r>
+              <w:rPr>
+                <w:rFonts w:ascii="Times New Roman" w:hAnsi="Times New Roman"/>
+                <w:sz w:val="20"/>
+              </w:rPr>
+              <w:t>.github/prompts/check.prompt.md</w:t>
+            </w:r>
+          </w:p>
+        </w:tc>
+        <w:tc>
+          <w:tcPr>
+            <w:tcW w:type="dxa" w:w="1928"/>
+            <w:tcBorders>
+              <w:top w:val="single" w:sz="4" w:space="0" w:color="CCCCCC"/>
+              <w:left w:val="single" w:sz="4" w:space="0" w:color="CCCCCC"/>
+              <w:bottom w:val="single" w:sz="4" w:space="0" w:color="CCCCCC"/>
+              <w:right w:val="single" w:sz="4" w:space="0" w:color="CCCCCC"/>
+            </w:tcBorders>
+          </w:tcPr>
+          <w:p>
+            <w:pPr>
+              <w:spacing w:line="276" w:lineRule="auto" w:before="40" w:after="40"/>
+              <w:jc w:val="left"/>
+            </w:pPr>
+            <w:r>
+              <w:rPr>
+                <w:rFonts w:ascii="Times New Roman" w:hAnsi="Times New Roman"/>
+                <w:sz w:val="20"/>
+              </w:rPr>
+              <w:t>Неруйнівна комплексна перевірка проєкту та тестів</w:t>
+            </w:r>
+          </w:p>
+        </w:tc>
+        <w:tc>
+          <w:tcPr>
+            <w:tcW w:type="dxa" w:w="1928"/>
+            <w:tcBorders>
+              <w:top w:val="single" w:sz="4" w:space="0" w:color="CCCCCC"/>
+              <w:left w:val="single" w:sz="4" w:space="0" w:color="CCCCCC"/>
+              <w:bottom w:val="single" w:sz="4" w:space="0" w:color="CCCCCC"/>
+              <w:right w:val="single" w:sz="4" w:space="0" w:color="CCCCCC"/>
+            </w:tcBorders>
+          </w:tcPr>
+          <w:p>
+            <w:pPr>
+              <w:spacing w:line="276" w:lineRule="auto" w:before="40" w:after="40"/>
+              <w:jc w:val="left"/>
+            </w:pPr>
+            <w:r>
+              <w:rPr>
+                <w:rFonts w:ascii="Times New Roman" w:hAnsi="Times New Roman"/>
+                <w:sz w:val="20"/>
+              </w:rPr>
+              <w:t>Команда check</w:t>
+            </w:r>
+          </w:p>
+        </w:tc>
+        <w:tc>
+          <w:tcPr>
+            <w:tcW w:type="dxa" w:w="1928"/>
+            <w:tcBorders>
+              <w:top w:val="single" w:sz="4" w:space="0" w:color="CCCCCC"/>
+              <w:left w:val="single" w:sz="4" w:space="0" w:color="CCCCCC"/>
+              <w:bottom w:val="single" w:sz="4" w:space="0" w:color="CCCCCC"/>
+              <w:right w:val="single" w:sz="4" w:space="0" w:color="CCCCCC"/>
+            </w:tcBorders>
+          </w:tcPr>
+          <w:p>
+            <w:pPr>
+              <w:spacing w:line="276" w:lineRule="auto" w:before="40" w:after="40"/>
+              <w:jc w:val="left"/>
+            </w:pPr>
+            <w:r>
+              <w:rPr>
+                <w:rFonts w:ascii="Times New Roman" w:hAnsi="Times New Roman"/>
+                <w:sz w:val="20"/>
+              </w:rPr>
+              <w:t>Звіт перевірки, валідація YAML, pytest code 0</w:t>
+            </w:r>
+          </w:p>
+        </w:tc>
+      </w:tr>
+    </w:tbl>
+    <w:p>
+      <w:pPr>
+        <w:spacing w:line="360" w:lineRule="auto" w:before="80" w:after="240"/>
+        <w:jc w:val="center"/>
+      </w:pPr>
+      <w:r>
+        <w:rPr>
+          <w:rFonts w:ascii="Times New Roman" w:hAnsi="Times New Roman"/>
+          <w:i/>
+          <w:sz w:val="28"/>
+        </w:rPr>
+        <w:t>Таблиця 1. Взаємодія компонентів системи AI-агента</w:t>
+      </w:r>
+    </w:p>
+    <w:p>
+      <w:pPr>
+        <w:spacing w:line="360" w:lineRule="auto" w:before="200" w:after="80"/>
         <w:jc w:val="left"/>
       </w:pPr>
       <w:r>
@@ -720,7 +1932,3730 @@
           <w:b/>
           <w:sz w:val="28"/>
         </w:rPr>
-        <w:t>5. Лістинг розроблених Skills агента</w:t>
+        <w:t>4.3. Лістинг manifest агента (.github/agents/build-engineer.agent.md)</w:t>
+      </w:r>
+    </w:p>
+    <w:p>
+      <w:pPr>
+        <w:spacing w:line="360" w:lineRule="auto" w:before="0" w:after="40"/>
+        <w:jc w:val="both"/>
+      </w:pPr>
+      <w:r>
+        <w:rPr>
+          <w:rFonts w:ascii="Times New Roman" w:hAnsi="Times New Roman"/>
+          <w:sz w:val="28"/>
+        </w:rPr>
+        <w:t>Лістинг 1. Специфікація маніфесту агента build-engineer (.github/agents/build-engineer.agent.md)</w:t>
+      </w:r>
+    </w:p>
+    <w:p>
+      <w:pPr>
+        <w:spacing w:line="276" w:lineRule="auto" w:before="0" w:after="0"/>
+        <w:ind w:left="288"/>
+        <w:jc w:val="left"/>
+      </w:pPr>
+      <w:r>
+        <w:rPr>
+          <w:rFonts w:ascii="Consolas" w:hAnsi="Consolas"/>
+          <w:sz w:val="19"/>
+        </w:rPr>
+        <w:t># Agent: Build Engineer</w:t>
+      </w:r>
+    </w:p>
+    <w:p>
+      <w:pPr>
+        <w:spacing w:line="276" w:lineRule="auto" w:before="0" w:after="0"/>
+        <w:ind w:left="288"/>
+        <w:jc w:val="left"/>
+      </w:pPr>
+      <w:r>
+        <w:rPr>
+          <w:rFonts w:ascii="Consolas" w:hAnsi="Consolas"/>
+          <w:sz w:val="19"/>
+        </w:rPr>
+        <w:t xml:space="preserve"> </w:t>
+      </w:r>
+    </w:p>
+    <w:p>
+      <w:pPr>
+        <w:spacing w:line="276" w:lineRule="auto" w:before="0" w:after="0"/>
+        <w:ind w:left="288"/>
+        <w:jc w:val="left"/>
+      </w:pPr>
+      <w:r>
+        <w:rPr>
+          <w:rFonts w:ascii="Consolas" w:hAnsi="Consolas"/>
+          <w:sz w:val="19"/>
+        </w:rPr>
+        <w:t>## Роль</w:t>
+      </w:r>
+    </w:p>
+    <w:p>
+      <w:pPr>
+        <w:spacing w:line="276" w:lineRule="auto" w:before="0" w:after="0"/>
+        <w:ind w:left="288"/>
+        <w:jc w:val="left"/>
+      </w:pPr>
+      <w:r>
+        <w:rPr>
+          <w:rFonts w:ascii="Consolas" w:hAnsi="Consolas"/>
+          <w:sz w:val="19"/>
+        </w:rPr>
+        <w:t>Спеціалізований інженер з автоматизації збірки та CI/CD для проєктів на мові Python.</w:t>
+      </w:r>
+    </w:p>
+    <w:p>
+      <w:pPr>
+        <w:spacing w:line="276" w:lineRule="auto" w:before="0" w:after="0"/>
+        <w:ind w:left="288"/>
+        <w:jc w:val="left"/>
+      </w:pPr>
+      <w:r>
+        <w:rPr>
+          <w:rFonts w:ascii="Consolas" w:hAnsi="Consolas"/>
+          <w:sz w:val="19"/>
+        </w:rPr>
+        <w:t xml:space="preserve"> </w:t>
+      </w:r>
+    </w:p>
+    <w:p>
+      <w:pPr>
+        <w:spacing w:line="276" w:lineRule="auto" w:before="0" w:after="0"/>
+        <w:ind w:left="288"/>
+        <w:jc w:val="left"/>
+      </w:pPr>
+      <w:r>
+        <w:rPr>
+          <w:rFonts w:ascii="Consolas" w:hAnsi="Consolas"/>
+          <w:sz w:val="19"/>
+        </w:rPr>
+        <w:t>## Область відповідальності</w:t>
+      </w:r>
+    </w:p>
+    <w:p>
+      <w:pPr>
+        <w:spacing w:line="276" w:lineRule="auto" w:before="0" w:after="0"/>
+        <w:ind w:left="288"/>
+        <w:jc w:val="left"/>
+      </w:pPr>
+      <w:r>
+        <w:rPr>
+          <w:rFonts w:ascii="Consolas" w:hAnsi="Consolas"/>
+          <w:sz w:val="19"/>
+        </w:rPr>
+        <w:t>- Створення початкової структури проєкту та вихідного коду.</w:t>
+      </w:r>
+    </w:p>
+    <w:p>
+      <w:pPr>
+        <w:spacing w:line="276" w:lineRule="auto" w:before="0" w:after="0"/>
+        <w:ind w:left="288"/>
+        <w:jc w:val="left"/>
+      </w:pPr>
+      <w:r>
+        <w:rPr>
+          <w:rFonts w:ascii="Consolas" w:hAnsi="Consolas"/>
+          <w:sz w:val="19"/>
+        </w:rPr>
+        <w:t>- Налаштування системного середовища venv та запуск тестів pytest.</w:t>
+      </w:r>
+    </w:p>
+    <w:p>
+      <w:pPr>
+        <w:spacing w:line="276" w:lineRule="auto" w:before="0" w:after="0"/>
+        <w:ind w:left="288"/>
+        <w:jc w:val="left"/>
+      </w:pPr>
+      <w:r>
+        <w:rPr>
+          <w:rFonts w:ascii="Consolas" w:hAnsi="Consolas"/>
+          <w:sz w:val="19"/>
+        </w:rPr>
+        <w:t>- Написання кросплатформних скриптів збірки та конфігурація GitHub Actions.</w:t>
+      </w:r>
+    </w:p>
+    <w:p>
+      <w:pPr>
+        <w:spacing w:line="276" w:lineRule="auto" w:before="0" w:after="0"/>
+        <w:ind w:left="288"/>
+        <w:jc w:val="left"/>
+      </w:pPr>
+      <w:r>
+        <w:rPr>
+          <w:rFonts w:ascii="Consolas" w:hAnsi="Consolas"/>
+          <w:sz w:val="19"/>
+        </w:rPr>
+        <w:t xml:space="preserve"> </w:t>
+      </w:r>
+    </w:p>
+    <w:p>
+      <w:pPr>
+        <w:spacing w:line="276" w:lineRule="auto" w:before="0" w:after="0"/>
+        <w:ind w:left="288"/>
+        <w:jc w:val="left"/>
+      </w:pPr>
+      <w:r>
+        <w:rPr>
+          <w:rFonts w:ascii="Consolas" w:hAnsi="Consolas"/>
+          <w:sz w:val="19"/>
+        </w:rPr>
+        <w:t>## Заборонені дії</w:t>
+      </w:r>
+    </w:p>
+    <w:p>
+      <w:pPr>
+        <w:spacing w:line="276" w:lineRule="auto" w:before="0" w:after="0"/>
+        <w:ind w:left="288"/>
+        <w:jc w:val="left"/>
+      </w:pPr>
+      <w:r>
+        <w:rPr>
+          <w:rFonts w:ascii="Consolas" w:hAnsi="Consolas"/>
+          <w:sz w:val="19"/>
+        </w:rPr>
+        <w:t>- Видалення файлів без підтвердження.</w:t>
+      </w:r>
+    </w:p>
+    <w:p>
+      <w:pPr>
+        <w:spacing w:line="276" w:lineRule="auto" w:before="0" w:after="0"/>
+        <w:ind w:left="288"/>
+        <w:jc w:val="left"/>
+      </w:pPr>
+      <w:r>
+        <w:rPr>
+          <w:rFonts w:ascii="Consolas" w:hAnsi="Consolas"/>
+          <w:sz w:val="19"/>
+        </w:rPr>
+        <w:t>- Примусове переписування історії Git (force push, reset --hard).</w:t>
+      </w:r>
+    </w:p>
+    <w:p>
+      <w:pPr>
+        <w:spacing w:line="276" w:lineRule="auto" w:before="0" w:after="0"/>
+        <w:ind w:left="288"/>
+        <w:jc w:val="left"/>
+      </w:pPr>
+      <w:r>
+        <w:rPr>
+          <w:rFonts w:ascii="Consolas" w:hAnsi="Consolas"/>
+          <w:sz w:val="19"/>
+        </w:rPr>
+        <w:t>- Додавання секретів, токенів та паролів у репозиторій.</w:t>
+      </w:r>
+    </w:p>
+    <w:p>
+      <w:pPr>
+        <w:spacing w:line="276" w:lineRule="auto" w:before="0" w:after="0"/>
+        <w:ind w:left="288"/>
+        <w:jc w:val="left"/>
+      </w:pPr>
+      <w:r>
+        <w:rPr>
+          <w:rFonts w:ascii="Consolas" w:hAnsi="Consolas"/>
+          <w:sz w:val="19"/>
+        </w:rPr>
+        <w:t>- Прямий виклик збірки в YAML-файлі замість заклику скриптів.</w:t>
+      </w:r>
+    </w:p>
+    <w:p>
+      <w:pPr>
+        <w:spacing w:line="276" w:lineRule="auto" w:before="0" w:after="0"/>
+        <w:ind w:left="288"/>
+        <w:jc w:val="left"/>
+      </w:pPr>
+      <w:r>
+        <w:rPr>
+          <w:rFonts w:ascii="Consolas" w:hAnsi="Consolas"/>
+          <w:sz w:val="19"/>
+        </w:rPr>
+        <w:t xml:space="preserve"> </w:t>
+      </w:r>
+    </w:p>
+    <w:p>
+      <w:pPr>
+        <w:spacing w:line="276" w:lineRule="auto" w:before="0" w:after="0"/>
+        <w:ind w:left="288"/>
+        <w:jc w:val="left"/>
+      </w:pPr>
+      <w:r>
+        <w:rPr>
+          <w:rFonts w:ascii="Consolas" w:hAnsi="Consolas"/>
+          <w:sz w:val="19"/>
+        </w:rPr>
+        <w:t>## Критерії успішного завершення</w:t>
+      </w:r>
+    </w:p>
+    <w:p>
+      <w:pPr>
+        <w:spacing w:line="276" w:lineRule="auto" w:before="0" w:after="200"/>
+        <w:ind w:left="288"/>
+        <w:jc w:val="left"/>
+      </w:pPr>
+      <w:r>
+        <w:rPr>
+          <w:rFonts w:ascii="Consolas" w:hAnsi="Consolas"/>
+          <w:sz w:val="19"/>
+        </w:rPr>
+        <w:t>Усі тести проходять успішно на Windows, Linux та macOS через скрипти ci.bat та ci.sh.</w:t>
+      </w:r>
+    </w:p>
+    <w:p>
+      <w:pPr>
+        <w:spacing w:line="360" w:lineRule="auto" w:before="200" w:after="80"/>
+        <w:jc w:val="left"/>
+      </w:pPr>
+      <w:r>
+        <w:rPr>
+          <w:rFonts w:ascii="Times New Roman" w:hAnsi="Times New Roman"/>
+          <w:b/>
+          <w:sz w:val="28"/>
+        </w:rPr>
+        <w:t>4.4. Лістинги специфікацій Skills агента</w:t>
+      </w:r>
+    </w:p>
+    <w:p>
+      <w:pPr>
+        <w:spacing w:line="360" w:lineRule="auto" w:before="0" w:after="40"/>
+        <w:jc w:val="both"/>
+      </w:pPr>
+      <w:r>
+        <w:rPr>
+          <w:rFonts w:ascii="Times New Roman" w:hAnsi="Times New Roman"/>
+          <w:sz w:val="28"/>
+        </w:rPr>
+        <w:t>Лістинг 2. Специфікація скіла project-scaffold (.github/skills/project-scaffold/SKILL.md)</w:t>
+      </w:r>
+    </w:p>
+    <w:p>
+      <w:pPr>
+        <w:spacing w:line="276" w:lineRule="auto" w:before="0" w:after="0"/>
+        <w:ind w:left="288"/>
+        <w:jc w:val="left"/>
+      </w:pPr>
+      <w:r>
+        <w:rPr>
+          <w:rFonts w:ascii="Consolas" w:hAnsi="Consolas"/>
+          <w:sz w:val="19"/>
+        </w:rPr>
+        <w:t># Skill: project-scaffold</w:t>
+      </w:r>
+    </w:p>
+    <w:p>
+      <w:pPr>
+        <w:spacing w:line="276" w:lineRule="auto" w:before="0" w:after="0"/>
+        <w:ind w:left="288"/>
+        <w:jc w:val="left"/>
+      </w:pPr>
+      <w:r>
+        <w:rPr>
+          <w:rFonts w:ascii="Consolas" w:hAnsi="Consolas"/>
+          <w:sz w:val="19"/>
+        </w:rPr>
+        <w:t xml:space="preserve"> </w:t>
+      </w:r>
+    </w:p>
+    <w:p>
+      <w:pPr>
+        <w:spacing w:line="276" w:lineRule="auto" w:before="0" w:after="0"/>
+        <w:ind w:left="288"/>
+        <w:jc w:val="left"/>
+      </w:pPr>
+      <w:r>
+        <w:rPr>
+          <w:rFonts w:ascii="Consolas" w:hAnsi="Consolas"/>
+          <w:sz w:val="19"/>
+        </w:rPr>
+        <w:t>## Призначення</w:t>
+      </w:r>
+    </w:p>
+    <w:p>
+      <w:pPr>
+        <w:spacing w:line="276" w:lineRule="auto" w:before="0" w:after="0"/>
+        <w:ind w:left="288"/>
+        <w:jc w:val="left"/>
+      </w:pPr>
+      <w:r>
+        <w:rPr>
+          <w:rFonts w:ascii="Consolas" w:hAnsi="Consolas"/>
+          <w:sz w:val="19"/>
+        </w:rPr>
+        <w:t>Створення структури Python-проєкту, вихідного файлу src/app.py, README та .gitignore.</w:t>
+      </w:r>
+    </w:p>
+    <w:p>
+      <w:pPr>
+        <w:spacing w:line="276" w:lineRule="auto" w:before="0" w:after="0"/>
+        <w:ind w:left="288"/>
+        <w:jc w:val="left"/>
+      </w:pPr>
+      <w:r>
+        <w:rPr>
+          <w:rFonts w:ascii="Consolas" w:hAnsi="Consolas"/>
+          <w:sz w:val="19"/>
+        </w:rPr>
+        <w:t xml:space="preserve"> </w:t>
+      </w:r>
+    </w:p>
+    <w:p>
+      <w:pPr>
+        <w:spacing w:line="276" w:lineRule="auto" w:before="0" w:after="0"/>
+        <w:ind w:left="288"/>
+        <w:jc w:val="left"/>
+      </w:pPr>
+      <w:r>
+        <w:rPr>
+          <w:rFonts w:ascii="Consolas" w:hAnsi="Consolas"/>
+          <w:sz w:val="19"/>
+        </w:rPr>
+        <w:t>## Вхідні дані</w:t>
+      </w:r>
+    </w:p>
+    <w:p>
+      <w:pPr>
+        <w:spacing w:line="276" w:lineRule="auto" w:before="0" w:after="0"/>
+        <w:ind w:left="288"/>
+        <w:jc w:val="left"/>
+      </w:pPr>
+      <w:r>
+        <w:rPr>
+          <w:rFonts w:ascii="Consolas" w:hAnsi="Consolas"/>
+          <w:sz w:val="19"/>
+        </w:rPr>
+        <w:t>- Назва проєкту: `csad-lab1`</w:t>
+      </w:r>
+    </w:p>
+    <w:p>
+      <w:pPr>
+        <w:spacing w:line="276" w:lineRule="auto" w:before="0" w:after="0"/>
+        <w:ind w:left="288"/>
+        <w:jc w:val="left"/>
+      </w:pPr>
+      <w:r>
+        <w:rPr>
+          <w:rFonts w:ascii="Consolas" w:hAnsi="Consolas"/>
+          <w:sz w:val="19"/>
+        </w:rPr>
+        <w:t>- Мова: Python 3.11+</w:t>
+      </w:r>
+    </w:p>
+    <w:p>
+      <w:pPr>
+        <w:spacing w:line="276" w:lineRule="auto" w:before="0" w:after="0"/>
+        <w:ind w:left="288"/>
+        <w:jc w:val="left"/>
+      </w:pPr>
+      <w:r>
+        <w:rPr>
+          <w:rFonts w:ascii="Consolas" w:hAnsi="Consolas"/>
+          <w:sz w:val="19"/>
+        </w:rPr>
+        <w:t xml:space="preserve"> </w:t>
+      </w:r>
+    </w:p>
+    <w:p>
+      <w:pPr>
+        <w:spacing w:line="276" w:lineRule="auto" w:before="0" w:after="0"/>
+        <w:ind w:left="288"/>
+        <w:jc w:val="left"/>
+      </w:pPr>
+      <w:r>
+        <w:rPr>
+          <w:rFonts w:ascii="Consolas" w:hAnsi="Consolas"/>
+          <w:sz w:val="19"/>
+        </w:rPr>
+        <w:t>## Вихідні результати</w:t>
+      </w:r>
+    </w:p>
+    <w:p>
+      <w:pPr>
+        <w:spacing w:line="276" w:lineRule="auto" w:before="0" w:after="0"/>
+        <w:ind w:left="288"/>
+        <w:jc w:val="left"/>
+      </w:pPr>
+      <w:r>
+        <w:rPr>
+          <w:rFonts w:ascii="Consolas" w:hAnsi="Consolas"/>
+          <w:sz w:val="19"/>
+        </w:rPr>
+        <w:t>- `src/app.py`</w:t>
+      </w:r>
+    </w:p>
+    <w:p>
+      <w:pPr>
+        <w:spacing w:line="276" w:lineRule="auto" w:before="0" w:after="0"/>
+        <w:ind w:left="288"/>
+        <w:jc w:val="left"/>
+      </w:pPr>
+      <w:r>
+        <w:rPr>
+          <w:rFonts w:ascii="Consolas" w:hAnsi="Consolas"/>
+          <w:sz w:val="19"/>
+        </w:rPr>
+        <w:t>- `.gitignore`</w:t>
+      </w:r>
+    </w:p>
+    <w:p>
+      <w:pPr>
+        <w:spacing w:line="276" w:lineRule="auto" w:before="0" w:after="0"/>
+        <w:ind w:left="288"/>
+        <w:jc w:val="left"/>
+      </w:pPr>
+      <w:r>
+        <w:rPr>
+          <w:rFonts w:ascii="Consolas" w:hAnsi="Consolas"/>
+          <w:sz w:val="19"/>
+        </w:rPr>
+        <w:t xml:space="preserve"> </w:t>
+      </w:r>
+    </w:p>
+    <w:p>
+      <w:pPr>
+        <w:spacing w:line="276" w:lineRule="auto" w:before="0" w:after="0"/>
+        <w:ind w:left="288"/>
+        <w:jc w:val="left"/>
+      </w:pPr>
+      <w:r>
+        <w:rPr>
+          <w:rFonts w:ascii="Consolas" w:hAnsi="Consolas"/>
+          <w:sz w:val="19"/>
+        </w:rPr>
+        <w:t>## Перевірка</w:t>
+      </w:r>
+    </w:p>
+    <w:p>
+      <w:pPr>
+        <w:spacing w:line="276" w:lineRule="auto" w:before="0" w:after="0"/>
+        <w:ind w:left="288"/>
+        <w:jc w:val="left"/>
+      </w:pPr>
+      <w:r>
+        <w:rPr>
+          <w:rFonts w:ascii="Consolas" w:hAnsi="Consolas"/>
+          <w:sz w:val="19"/>
+        </w:rPr>
+        <w:t>Наявність файлу `src/app.py`, функцій вітання та базового додавання.</w:t>
+      </w:r>
+    </w:p>
+    <w:p>
+      <w:pPr>
+        <w:spacing w:line="276" w:lineRule="auto" w:before="0" w:after="0"/>
+        <w:ind w:left="288"/>
+        <w:jc w:val="left"/>
+      </w:pPr>
+      <w:r>
+        <w:rPr>
+          <w:rFonts w:ascii="Consolas" w:hAnsi="Consolas"/>
+          <w:sz w:val="19"/>
+        </w:rPr>
+        <w:t xml:space="preserve"> </w:t>
+      </w:r>
+    </w:p>
+    <w:p>
+      <w:pPr>
+        <w:spacing w:line="276" w:lineRule="auto" w:before="0" w:after="0"/>
+        <w:ind w:left="288"/>
+        <w:jc w:val="left"/>
+      </w:pPr>
+      <w:r>
+        <w:rPr>
+          <w:rFonts w:ascii="Consolas" w:hAnsi="Consolas"/>
+          <w:sz w:val="19"/>
+        </w:rPr>
+        <w:t>## Сценарій помилки</w:t>
+      </w:r>
+    </w:p>
+    <w:p>
+      <w:pPr>
+        <w:spacing w:line="276" w:lineRule="auto" w:before="0" w:after="200"/>
+        <w:ind w:left="288"/>
+        <w:jc w:val="left"/>
+      </w:pPr>
+      <w:r>
+        <w:rPr>
+          <w:rFonts w:ascii="Consolas" w:hAnsi="Consolas"/>
+          <w:sz w:val="19"/>
+        </w:rPr>
+        <w:t>Якщо файл `src/app.py` не створився або містить синтаксичні помилки, операція зупиняється.</w:t>
+      </w:r>
+    </w:p>
+    <w:p>
+      <w:pPr>
+        <w:spacing w:line="360" w:lineRule="auto" w:before="0" w:after="40"/>
+        <w:jc w:val="both"/>
+      </w:pPr>
+      <w:r>
+        <w:rPr>
+          <w:rFonts w:ascii="Times New Roman" w:hAnsi="Times New Roman"/>
+          <w:sz w:val="28"/>
+        </w:rPr>
+        <w:t>Лістинг 3. Специфікація скіла build-and-test (.github/skills/build-and-test/SKILL.md)</w:t>
+      </w:r>
+    </w:p>
+    <w:p>
+      <w:pPr>
+        <w:spacing w:line="276" w:lineRule="auto" w:before="0" w:after="0"/>
+        <w:ind w:left="288"/>
+        <w:jc w:val="left"/>
+      </w:pPr>
+      <w:r>
+        <w:rPr>
+          <w:rFonts w:ascii="Consolas" w:hAnsi="Consolas"/>
+          <w:sz w:val="19"/>
+        </w:rPr>
+        <w:t># Skill: build-and-test</w:t>
+      </w:r>
+    </w:p>
+    <w:p>
+      <w:pPr>
+        <w:spacing w:line="276" w:lineRule="auto" w:before="0" w:after="0"/>
+        <w:ind w:left="288"/>
+        <w:jc w:val="left"/>
+      </w:pPr>
+      <w:r>
+        <w:rPr>
+          <w:rFonts w:ascii="Consolas" w:hAnsi="Consolas"/>
+          <w:sz w:val="19"/>
+        </w:rPr>
+        <w:t xml:space="preserve"> </w:t>
+      </w:r>
+    </w:p>
+    <w:p>
+      <w:pPr>
+        <w:spacing w:line="276" w:lineRule="auto" w:before="0" w:after="0"/>
+        <w:ind w:left="288"/>
+        <w:jc w:val="left"/>
+      </w:pPr>
+      <w:r>
+        <w:rPr>
+          <w:rFonts w:ascii="Consolas" w:hAnsi="Consolas"/>
+          <w:sz w:val="19"/>
+        </w:rPr>
+        <w:t>## Призначення</w:t>
+      </w:r>
+    </w:p>
+    <w:p>
+      <w:pPr>
+        <w:spacing w:line="276" w:lineRule="auto" w:before="0" w:after="0"/>
+        <w:ind w:left="288"/>
+        <w:jc w:val="left"/>
+      </w:pPr>
+      <w:r>
+        <w:rPr>
+          <w:rFonts w:ascii="Consolas" w:hAnsi="Consolas"/>
+          <w:sz w:val="19"/>
+        </w:rPr>
+        <w:t>Налаштування віртуального оточення, тестового фреймворку pytest, requirements.txt та скриптів ci.sh і ci.bat.</w:t>
+      </w:r>
+    </w:p>
+    <w:p>
+      <w:pPr>
+        <w:spacing w:line="276" w:lineRule="auto" w:before="0" w:after="0"/>
+        <w:ind w:left="288"/>
+        <w:jc w:val="left"/>
+      </w:pPr>
+      <w:r>
+        <w:rPr>
+          <w:rFonts w:ascii="Consolas" w:hAnsi="Consolas"/>
+          <w:sz w:val="19"/>
+        </w:rPr>
+        <w:t xml:space="preserve"> </w:t>
+      </w:r>
+    </w:p>
+    <w:p>
+      <w:pPr>
+        <w:spacing w:line="276" w:lineRule="auto" w:before="0" w:after="0"/>
+        <w:ind w:left="288"/>
+        <w:jc w:val="left"/>
+      </w:pPr>
+      <w:r>
+        <w:rPr>
+          <w:rFonts w:ascii="Consolas" w:hAnsi="Consolas"/>
+          <w:sz w:val="19"/>
+        </w:rPr>
+        <w:t>## Вхідні дані</w:t>
+      </w:r>
+    </w:p>
+    <w:p>
+      <w:pPr>
+        <w:spacing w:line="276" w:lineRule="auto" w:before="0" w:after="0"/>
+        <w:ind w:left="288"/>
+        <w:jc w:val="left"/>
+      </w:pPr>
+      <w:r>
+        <w:rPr>
+          <w:rFonts w:ascii="Consolas" w:hAnsi="Consolas"/>
+          <w:sz w:val="19"/>
+        </w:rPr>
+        <w:t>- Сирцевий файл `src/app.py`.</w:t>
+      </w:r>
+    </w:p>
+    <w:p>
+      <w:pPr>
+        <w:spacing w:line="276" w:lineRule="auto" w:before="0" w:after="0"/>
+        <w:ind w:left="288"/>
+        <w:jc w:val="left"/>
+      </w:pPr>
+      <w:r>
+        <w:rPr>
+          <w:rFonts w:ascii="Consolas" w:hAnsi="Consolas"/>
+          <w:sz w:val="19"/>
+        </w:rPr>
+        <w:t xml:space="preserve"> </w:t>
+      </w:r>
+    </w:p>
+    <w:p>
+      <w:pPr>
+        <w:spacing w:line="276" w:lineRule="auto" w:before="0" w:after="0"/>
+        <w:ind w:left="288"/>
+        <w:jc w:val="left"/>
+      </w:pPr>
+      <w:r>
+        <w:rPr>
+          <w:rFonts w:ascii="Consolas" w:hAnsi="Consolas"/>
+          <w:sz w:val="19"/>
+        </w:rPr>
+        <w:t>## Вихідні результати</w:t>
+      </w:r>
+    </w:p>
+    <w:p>
+      <w:pPr>
+        <w:spacing w:line="276" w:lineRule="auto" w:before="0" w:after="0"/>
+        <w:ind w:left="288"/>
+        <w:jc w:val="left"/>
+      </w:pPr>
+      <w:r>
+        <w:rPr>
+          <w:rFonts w:ascii="Consolas" w:hAnsi="Consolas"/>
+          <w:sz w:val="19"/>
+        </w:rPr>
+        <w:t>- `requirements.txt`</w:t>
+      </w:r>
+    </w:p>
+    <w:p>
+      <w:pPr>
+        <w:spacing w:line="276" w:lineRule="auto" w:before="0" w:after="0"/>
+        <w:ind w:left="288"/>
+        <w:jc w:val="left"/>
+      </w:pPr>
+      <w:r>
+        <w:rPr>
+          <w:rFonts w:ascii="Consolas" w:hAnsi="Consolas"/>
+          <w:sz w:val="19"/>
+        </w:rPr>
+        <w:t>- `tests/test_app.py`</w:t>
+      </w:r>
+    </w:p>
+    <w:p>
+      <w:pPr>
+        <w:spacing w:line="276" w:lineRule="auto" w:before="0" w:after="0"/>
+        <w:ind w:left="288"/>
+        <w:jc w:val="left"/>
+      </w:pPr>
+      <w:r>
+        <w:rPr>
+          <w:rFonts w:ascii="Consolas" w:hAnsi="Consolas"/>
+          <w:sz w:val="19"/>
+        </w:rPr>
+        <w:t>- `scripts/ci.sh`</w:t>
+      </w:r>
+    </w:p>
+    <w:p>
+      <w:pPr>
+        <w:spacing w:line="276" w:lineRule="auto" w:before="0" w:after="0"/>
+        <w:ind w:left="288"/>
+        <w:jc w:val="left"/>
+      </w:pPr>
+      <w:r>
+        <w:rPr>
+          <w:rFonts w:ascii="Consolas" w:hAnsi="Consolas"/>
+          <w:sz w:val="19"/>
+        </w:rPr>
+        <w:t>- `scripts/ci.bat`</w:t>
+      </w:r>
+    </w:p>
+    <w:p>
+      <w:pPr>
+        <w:spacing w:line="276" w:lineRule="auto" w:before="0" w:after="0"/>
+        <w:ind w:left="288"/>
+        <w:jc w:val="left"/>
+      </w:pPr>
+      <w:r>
+        <w:rPr>
+          <w:rFonts w:ascii="Consolas" w:hAnsi="Consolas"/>
+          <w:sz w:val="19"/>
+        </w:rPr>
+        <w:t xml:space="preserve"> </w:t>
+      </w:r>
+    </w:p>
+    <w:p>
+      <w:pPr>
+        <w:spacing w:line="276" w:lineRule="auto" w:before="0" w:after="0"/>
+        <w:ind w:left="288"/>
+        <w:jc w:val="left"/>
+      </w:pPr>
+      <w:r>
+        <w:rPr>
+          <w:rFonts w:ascii="Consolas" w:hAnsi="Consolas"/>
+          <w:sz w:val="19"/>
+        </w:rPr>
+        <w:t>## Перевірка</w:t>
+      </w:r>
+    </w:p>
+    <w:p>
+      <w:pPr>
+        <w:spacing w:line="276" w:lineRule="auto" w:before="0" w:after="0"/>
+        <w:ind w:left="288"/>
+        <w:jc w:val="left"/>
+      </w:pPr>
+      <w:r>
+        <w:rPr>
+          <w:rFonts w:ascii="Consolas" w:hAnsi="Consolas"/>
+          <w:sz w:val="19"/>
+        </w:rPr>
+        <w:t>Успішне завершення `pytest tests/test_app.py` із кодом повернення 0.</w:t>
+      </w:r>
+    </w:p>
+    <w:p>
+      <w:pPr>
+        <w:spacing w:line="276" w:lineRule="auto" w:before="0" w:after="0"/>
+        <w:ind w:left="288"/>
+        <w:jc w:val="left"/>
+      </w:pPr>
+      <w:r>
+        <w:rPr>
+          <w:rFonts w:ascii="Consolas" w:hAnsi="Consolas"/>
+          <w:sz w:val="19"/>
+        </w:rPr>
+        <w:t xml:space="preserve"> </w:t>
+      </w:r>
+    </w:p>
+    <w:p>
+      <w:pPr>
+        <w:spacing w:line="276" w:lineRule="auto" w:before="0" w:after="0"/>
+        <w:ind w:left="288"/>
+        <w:jc w:val="left"/>
+      </w:pPr>
+      <w:r>
+        <w:rPr>
+          <w:rFonts w:ascii="Consolas" w:hAnsi="Consolas"/>
+          <w:sz w:val="19"/>
+        </w:rPr>
+        <w:t>## Сценарій помилки</w:t>
+      </w:r>
+    </w:p>
+    <w:p>
+      <w:pPr>
+        <w:spacing w:line="276" w:lineRule="auto" w:before="0" w:after="200"/>
+        <w:ind w:left="288"/>
+        <w:jc w:val="left"/>
+      </w:pPr>
+      <w:r>
+        <w:rPr>
+          <w:rFonts w:ascii="Consolas" w:hAnsi="Consolas"/>
+          <w:sz w:val="19"/>
+        </w:rPr>
+        <w:t>Якщо залежності не встановилися або тести провалилися, скрипт повертає ненульовий код помилки та зупиняє процес.</w:t>
+      </w:r>
+    </w:p>
+    <w:p>
+      <w:pPr>
+        <w:spacing w:line="360" w:lineRule="auto" w:before="0" w:after="40"/>
+        <w:jc w:val="both"/>
+      </w:pPr>
+      <w:r>
+        <w:rPr>
+          <w:rFonts w:ascii="Times New Roman" w:hAnsi="Times New Roman"/>
+          <w:sz w:val="28"/>
+        </w:rPr>
+        <w:t>Лістинг 4. Специфікація скіла github-actions (.github/skills/github-actions/SKILL.md)</w:t>
+      </w:r>
+    </w:p>
+    <w:p>
+      <w:pPr>
+        <w:spacing w:line="276" w:lineRule="auto" w:before="0" w:after="0"/>
+        <w:ind w:left="288"/>
+        <w:jc w:val="left"/>
+      </w:pPr>
+      <w:r>
+        <w:rPr>
+          <w:rFonts w:ascii="Consolas" w:hAnsi="Consolas"/>
+          <w:sz w:val="19"/>
+        </w:rPr>
+        <w:t># Skill: github-actions</w:t>
+      </w:r>
+    </w:p>
+    <w:p>
+      <w:pPr>
+        <w:spacing w:line="276" w:lineRule="auto" w:before="0" w:after="0"/>
+        <w:ind w:left="288"/>
+        <w:jc w:val="left"/>
+      </w:pPr>
+      <w:r>
+        <w:rPr>
+          <w:rFonts w:ascii="Consolas" w:hAnsi="Consolas"/>
+          <w:sz w:val="19"/>
+        </w:rPr>
+        <w:t xml:space="preserve"> </w:t>
+      </w:r>
+    </w:p>
+    <w:p>
+      <w:pPr>
+        <w:spacing w:line="276" w:lineRule="auto" w:before="0" w:after="0"/>
+        <w:ind w:left="288"/>
+        <w:jc w:val="left"/>
+      </w:pPr>
+      <w:r>
+        <w:rPr>
+          <w:rFonts w:ascii="Consolas" w:hAnsi="Consolas"/>
+          <w:sz w:val="19"/>
+        </w:rPr>
+        <w:t>## Призначення</w:t>
+      </w:r>
+    </w:p>
+    <w:p>
+      <w:pPr>
+        <w:spacing w:line="276" w:lineRule="auto" w:before="0" w:after="0"/>
+        <w:ind w:left="288"/>
+        <w:jc w:val="left"/>
+      </w:pPr>
+      <w:r>
+        <w:rPr>
+          <w:rFonts w:ascii="Consolas" w:hAnsi="Consolas"/>
+          <w:sz w:val="19"/>
+        </w:rPr>
+        <w:t>Створення файлу конфігурації .github/workflows/ci.yml із матрицею для Windows, Linux та macOS.</w:t>
+      </w:r>
+    </w:p>
+    <w:p>
+      <w:pPr>
+        <w:spacing w:line="276" w:lineRule="auto" w:before="0" w:after="0"/>
+        <w:ind w:left="288"/>
+        <w:jc w:val="left"/>
+      </w:pPr>
+      <w:r>
+        <w:rPr>
+          <w:rFonts w:ascii="Consolas" w:hAnsi="Consolas"/>
+          <w:sz w:val="19"/>
+        </w:rPr>
+        <w:t xml:space="preserve"> </w:t>
+      </w:r>
+    </w:p>
+    <w:p>
+      <w:pPr>
+        <w:spacing w:line="276" w:lineRule="auto" w:before="0" w:after="0"/>
+        <w:ind w:left="288"/>
+        <w:jc w:val="left"/>
+      </w:pPr>
+      <w:r>
+        <w:rPr>
+          <w:rFonts w:ascii="Consolas" w:hAnsi="Consolas"/>
+          <w:sz w:val="19"/>
+        </w:rPr>
+        <w:t>## Вхідні дані</w:t>
+      </w:r>
+    </w:p>
+    <w:p>
+      <w:pPr>
+        <w:spacing w:line="276" w:lineRule="auto" w:before="0" w:after="0"/>
+        <w:ind w:left="288"/>
+        <w:jc w:val="left"/>
+      </w:pPr>
+      <w:r>
+        <w:rPr>
+          <w:rFonts w:ascii="Consolas" w:hAnsi="Consolas"/>
+          <w:sz w:val="19"/>
+        </w:rPr>
+        <w:t>- Скрипти запуску `scripts/ci.sh` та `scripts/ci.bat`.</w:t>
+      </w:r>
+    </w:p>
+    <w:p>
+      <w:pPr>
+        <w:spacing w:line="276" w:lineRule="auto" w:before="0" w:after="0"/>
+        <w:ind w:left="288"/>
+        <w:jc w:val="left"/>
+      </w:pPr>
+      <w:r>
+        <w:rPr>
+          <w:rFonts w:ascii="Consolas" w:hAnsi="Consolas"/>
+          <w:sz w:val="19"/>
+        </w:rPr>
+        <w:t xml:space="preserve"> </w:t>
+      </w:r>
+    </w:p>
+    <w:p>
+      <w:pPr>
+        <w:spacing w:line="276" w:lineRule="auto" w:before="0" w:after="0"/>
+        <w:ind w:left="288"/>
+        <w:jc w:val="left"/>
+      </w:pPr>
+      <w:r>
+        <w:rPr>
+          <w:rFonts w:ascii="Consolas" w:hAnsi="Consolas"/>
+          <w:sz w:val="19"/>
+        </w:rPr>
+        <w:t>## Вихідні результати</w:t>
+      </w:r>
+    </w:p>
+    <w:p>
+      <w:pPr>
+        <w:spacing w:line="276" w:lineRule="auto" w:before="0" w:after="0"/>
+        <w:ind w:left="288"/>
+        <w:jc w:val="left"/>
+      </w:pPr>
+      <w:r>
+        <w:rPr>
+          <w:rFonts w:ascii="Consolas" w:hAnsi="Consolas"/>
+          <w:sz w:val="19"/>
+        </w:rPr>
+        <w:t>- `.github/workflows/ci.yml`</w:t>
+      </w:r>
+    </w:p>
+    <w:p>
+      <w:pPr>
+        <w:spacing w:line="276" w:lineRule="auto" w:before="0" w:after="0"/>
+        <w:ind w:left="288"/>
+        <w:jc w:val="left"/>
+      </w:pPr>
+      <w:r>
+        <w:rPr>
+          <w:rFonts w:ascii="Consolas" w:hAnsi="Consolas"/>
+          <w:sz w:val="19"/>
+        </w:rPr>
+        <w:t xml:space="preserve"> </w:t>
+      </w:r>
+    </w:p>
+    <w:p>
+      <w:pPr>
+        <w:spacing w:line="276" w:lineRule="auto" w:before="0" w:after="0"/>
+        <w:ind w:left="288"/>
+        <w:jc w:val="left"/>
+      </w:pPr>
+      <w:r>
+        <w:rPr>
+          <w:rFonts w:ascii="Consolas" w:hAnsi="Consolas"/>
+          <w:sz w:val="19"/>
+        </w:rPr>
+        <w:t>## Перевірка</w:t>
+      </w:r>
+    </w:p>
+    <w:p>
+      <w:pPr>
+        <w:spacing w:line="276" w:lineRule="auto" w:before="0" w:after="0"/>
+        <w:ind w:left="288"/>
+        <w:jc w:val="left"/>
+      </w:pPr>
+      <w:r>
+        <w:rPr>
+          <w:rFonts w:ascii="Consolas" w:hAnsi="Consolas"/>
+          <w:sz w:val="19"/>
+        </w:rPr>
+        <w:t>Наявність у workflow матриці з трьох ОС (ubuntu-latest, windows-latest, macos-latest) та запуск виключно скриптів збірки.</w:t>
+      </w:r>
+    </w:p>
+    <w:p>
+      <w:pPr>
+        <w:spacing w:line="276" w:lineRule="auto" w:before="0" w:after="0"/>
+        <w:ind w:left="288"/>
+        <w:jc w:val="left"/>
+      </w:pPr>
+      <w:r>
+        <w:rPr>
+          <w:rFonts w:ascii="Consolas" w:hAnsi="Consolas"/>
+          <w:sz w:val="19"/>
+        </w:rPr>
+        <w:t xml:space="preserve"> </w:t>
+      </w:r>
+    </w:p>
+    <w:p>
+      <w:pPr>
+        <w:spacing w:line="276" w:lineRule="auto" w:before="0" w:after="0"/>
+        <w:ind w:left="288"/>
+        <w:jc w:val="left"/>
+      </w:pPr>
+      <w:r>
+        <w:rPr>
+          <w:rFonts w:ascii="Consolas" w:hAnsi="Consolas"/>
+          <w:sz w:val="19"/>
+        </w:rPr>
+        <w:t>## Сценарій помилки</w:t>
+      </w:r>
+    </w:p>
+    <w:p>
+      <w:pPr>
+        <w:spacing w:line="276" w:lineRule="auto" w:before="0" w:after="200"/>
+        <w:ind w:left="288"/>
+        <w:jc w:val="left"/>
+      </w:pPr>
+      <w:r>
+        <w:rPr>
+          <w:rFonts w:ascii="Consolas" w:hAnsi="Consolas"/>
+          <w:sz w:val="19"/>
+        </w:rPr>
+        <w:t>Якщо файл конфігурації пошкоджено або він містить прямі команди замість скриптів, валідація не проходить.</w:t>
+      </w:r>
+    </w:p>
+    <w:p>
+      <w:pPr>
+        <w:spacing w:line="360" w:lineRule="auto" w:before="200" w:after="80"/>
+        <w:jc w:val="left"/>
+      </w:pPr>
+      <w:r>
+        <w:rPr>
+          <w:rFonts w:ascii="Times New Roman" w:hAnsi="Times New Roman"/>
+          <w:b/>
+          <w:sz w:val="28"/>
+        </w:rPr>
+        <w:t>4.5. Лістинги команд швидкого виклику (Prompts) та оркестратора</w:t>
+      </w:r>
+    </w:p>
+    <w:p>
+      <w:pPr>
+        <w:spacing w:line="360" w:lineRule="auto" w:before="0" w:after="40"/>
+        <w:jc w:val="both"/>
+      </w:pPr>
+      <w:r>
+        <w:rPr>
+          <w:rFonts w:ascii="Times New Roman" w:hAnsi="Times New Roman"/>
+          <w:sz w:val="28"/>
+        </w:rPr>
+        <w:t>Лістинг 5. Команда-оркестратор init (.github/prompts/init.prompt.md)</w:t>
+      </w:r>
+    </w:p>
+    <w:p>
+      <w:pPr>
+        <w:spacing w:line="276" w:lineRule="auto" w:before="0" w:after="0"/>
+        <w:ind w:left="288"/>
+        <w:jc w:val="left"/>
+      </w:pPr>
+      <w:r>
+        <w:rPr>
+          <w:rFonts w:ascii="Consolas" w:hAnsi="Consolas"/>
+          <w:sz w:val="19"/>
+        </w:rPr>
+        <w:t># Command: init (Orchestrator)</w:t>
+      </w:r>
+    </w:p>
+    <w:p>
+      <w:pPr>
+        <w:spacing w:line="276" w:lineRule="auto" w:before="0" w:after="0"/>
+        <w:ind w:left="288"/>
+        <w:jc w:val="left"/>
+      </w:pPr>
+      <w:r>
+        <w:rPr>
+          <w:rFonts w:ascii="Consolas" w:hAnsi="Consolas"/>
+          <w:sz w:val="19"/>
+        </w:rPr>
+        <w:t xml:space="preserve"> </w:t>
+      </w:r>
+    </w:p>
+    <w:p>
+      <w:pPr>
+        <w:spacing w:line="276" w:lineRule="auto" w:before="0" w:after="0"/>
+        <w:ind w:left="288"/>
+        <w:jc w:val="left"/>
+      </w:pPr>
+      <w:r>
+        <w:rPr>
+          <w:rFonts w:ascii="Consolas" w:hAnsi="Consolas"/>
+          <w:sz w:val="19"/>
+        </w:rPr>
+        <w:t>Виконай послідовну ініціалізацію проєкту за принципом fail-fast:</w:t>
+      </w:r>
+    </w:p>
+    <w:p>
+      <w:pPr>
+        <w:spacing w:line="276" w:lineRule="auto" w:before="0" w:after="0"/>
+        <w:ind w:left="288"/>
+        <w:jc w:val="left"/>
+      </w:pPr>
+      <w:r>
+        <w:rPr>
+          <w:rFonts w:ascii="Consolas" w:hAnsi="Consolas"/>
+          <w:sz w:val="19"/>
+        </w:rPr>
+        <w:t>1. Запусти команду `git-init` для налаштування Git та .gitignore.</w:t>
+      </w:r>
+    </w:p>
+    <w:p>
+      <w:pPr>
+        <w:spacing w:line="276" w:lineRule="auto" w:before="0" w:after="0"/>
+        <w:ind w:left="288"/>
+        <w:jc w:val="left"/>
+      </w:pPr>
+      <w:r>
+        <w:rPr>
+          <w:rFonts w:ascii="Consolas" w:hAnsi="Consolas"/>
+          <w:sz w:val="19"/>
+        </w:rPr>
+        <w:t>2. Запусти команду `create-project` для створення структури та коду `src/app.py`.</w:t>
+      </w:r>
+    </w:p>
+    <w:p>
+      <w:pPr>
+        <w:spacing w:line="276" w:lineRule="auto" w:before="0" w:after="0"/>
+        <w:ind w:left="288"/>
+        <w:jc w:val="left"/>
+      </w:pPr>
+      <w:r>
+        <w:rPr>
+          <w:rFonts w:ascii="Consolas" w:hAnsi="Consolas"/>
+          <w:sz w:val="19"/>
+        </w:rPr>
+        <w:t>3. Запусти команду `create-build` для налаштування venv, requirements.txt, pytest та скриптів ci.sh / ci.bat.</w:t>
+      </w:r>
+    </w:p>
+    <w:p>
+      <w:pPr>
+        <w:spacing w:line="276" w:lineRule="auto" w:before="0" w:after="0"/>
+        <w:ind w:left="288"/>
+        <w:jc w:val="left"/>
+      </w:pPr>
+      <w:r>
+        <w:rPr>
+          <w:rFonts w:ascii="Consolas" w:hAnsi="Consolas"/>
+          <w:sz w:val="19"/>
+        </w:rPr>
+        <w:t>4. Запусти команду `create-actions` для генерації .github/workflows/ci.yml.</w:t>
+      </w:r>
+    </w:p>
+    <w:p>
+      <w:pPr>
+        <w:spacing w:line="276" w:lineRule="auto" w:before="0" w:after="0"/>
+        <w:ind w:left="288"/>
+        <w:jc w:val="left"/>
+      </w:pPr>
+      <w:r>
+        <w:rPr>
+          <w:rFonts w:ascii="Consolas" w:hAnsi="Consolas"/>
+          <w:sz w:val="19"/>
+        </w:rPr>
+        <w:t>5. Запусти команду `check` для неруйнівної перевірки всієї структури, валідації синтаксису YAML та запуску тестів pytest.</w:t>
+      </w:r>
+    </w:p>
+    <w:p>
+      <w:pPr>
+        <w:spacing w:line="276" w:lineRule="auto" w:before="0" w:after="0"/>
+        <w:ind w:left="288"/>
+        <w:jc w:val="left"/>
+      </w:pPr>
+      <w:r>
+        <w:rPr>
+          <w:rFonts w:ascii="Consolas" w:hAnsi="Consolas"/>
+          <w:sz w:val="19"/>
+        </w:rPr>
+        <w:t xml:space="preserve"> </w:t>
+      </w:r>
+    </w:p>
+    <w:p>
+      <w:pPr>
+        <w:spacing w:line="276" w:lineRule="auto" w:before="0" w:after="200"/>
+        <w:ind w:left="288"/>
+        <w:jc w:val="left"/>
+      </w:pPr>
+      <w:r>
+        <w:rPr>
+          <w:rFonts w:ascii="Consolas" w:hAnsi="Consolas"/>
+          <w:sz w:val="19"/>
+        </w:rPr>
+        <w:t>Якщо будь-який крок завершується з ненульовим кодом помилки, негайно зупини процес (fail-fast).</w:t>
+      </w:r>
+    </w:p>
+    <w:p>
+      <w:pPr>
+        <w:spacing w:line="360" w:lineRule="auto" w:before="0" w:after="40"/>
+        <w:jc w:val="both"/>
+      </w:pPr>
+      <w:r>
+        <w:rPr>
+          <w:rFonts w:ascii="Times New Roman" w:hAnsi="Times New Roman"/>
+          <w:sz w:val="28"/>
+        </w:rPr>
+        <w:t>Лістинг 6. Команда валідації check (.github/prompts/check.prompt.md)</w:t>
+      </w:r>
+    </w:p>
+    <w:p>
+      <w:pPr>
+        <w:spacing w:line="276" w:lineRule="auto" w:before="0" w:after="0"/>
+        <w:ind w:left="288"/>
+        <w:jc w:val="left"/>
+      </w:pPr>
+      <w:r>
+        <w:rPr>
+          <w:rFonts w:ascii="Consolas" w:hAnsi="Consolas"/>
+          <w:sz w:val="19"/>
+        </w:rPr>
+        <w:t># Command: check</w:t>
+      </w:r>
+    </w:p>
+    <w:p>
+      <w:pPr>
+        <w:spacing w:line="276" w:lineRule="auto" w:before="0" w:after="0"/>
+        <w:ind w:left="288"/>
+        <w:jc w:val="left"/>
+      </w:pPr>
+      <w:r>
+        <w:rPr>
+          <w:rFonts w:ascii="Consolas" w:hAnsi="Consolas"/>
+          <w:sz w:val="19"/>
+        </w:rPr>
+        <w:t xml:space="preserve"> </w:t>
+      </w:r>
+    </w:p>
+    <w:p>
+      <w:pPr>
+        <w:spacing w:line="276" w:lineRule="auto" w:before="0" w:after="0"/>
+        <w:ind w:left="288"/>
+        <w:jc w:val="left"/>
+      </w:pPr>
+      <w:r>
+        <w:rPr>
+          <w:rFonts w:ascii="Consolas" w:hAnsi="Consolas"/>
+          <w:sz w:val="19"/>
+        </w:rPr>
+        <w:t>Виконай неруйнівну валідацію проєкту:</w:t>
+      </w:r>
+    </w:p>
+    <w:p>
+      <w:pPr>
+        <w:spacing w:line="276" w:lineRule="auto" w:before="0" w:after="0"/>
+        <w:ind w:left="288"/>
+        <w:jc w:val="left"/>
+      </w:pPr>
+      <w:r>
+        <w:rPr>
+          <w:rFonts w:ascii="Consolas" w:hAnsi="Consolas"/>
+          <w:sz w:val="19"/>
+        </w:rPr>
+        <w:t>1. Перевір наявність обов'язкових файлів: .gitignore, requirements.txt, src/app.py, tests/test_app.py, scripts/ci.sh, scripts/ci.bat, .github/workflows/ci.yml.</w:t>
+      </w:r>
+    </w:p>
+    <w:p>
+      <w:pPr>
+        <w:spacing w:line="276" w:lineRule="auto" w:before="0" w:after="0"/>
+        <w:ind w:left="288"/>
+        <w:jc w:val="left"/>
+      </w:pPr>
+      <w:r>
+        <w:rPr>
+          <w:rFonts w:ascii="Consolas" w:hAnsi="Consolas"/>
+          <w:sz w:val="19"/>
+        </w:rPr>
+        <w:t>2. Перевір синтаксичну коректність YAML-файлу workflow через python yaml.safe_load.</w:t>
+      </w:r>
+    </w:p>
+    <w:p>
+      <w:pPr>
+        <w:spacing w:line="276" w:lineRule="auto" w:before="0" w:after="200"/>
+        <w:ind w:left="288"/>
+        <w:jc w:val="left"/>
+      </w:pPr>
+      <w:r>
+        <w:rPr>
+          <w:rFonts w:ascii="Consolas" w:hAnsi="Consolas"/>
+          <w:sz w:val="19"/>
+        </w:rPr>
+        <w:t>3. Виконай локальний запуск тестів через python -m pytest tests/test_app.py.</w:t>
+      </w:r>
+    </w:p>
+    <w:p>
+      <w:pPr>
+        <w:spacing w:line="360" w:lineRule="auto" w:before="0" w:after="40"/>
+        <w:jc w:val="both"/>
+      </w:pPr>
+      <w:r>
+        <w:rPr>
+          <w:rFonts w:ascii="Times New Roman" w:hAnsi="Times New Roman"/>
+          <w:sz w:val="28"/>
+        </w:rPr>
+        <w:t>Лістинг 7. Команда git-init (.github/prompts/git-init.prompt.md)</w:t>
+      </w:r>
+    </w:p>
+    <w:p>
+      <w:pPr>
+        <w:spacing w:line="276" w:lineRule="auto" w:before="0" w:after="0"/>
+        <w:ind w:left="288"/>
+        <w:jc w:val="left"/>
+      </w:pPr>
+      <w:r>
+        <w:rPr>
+          <w:rFonts w:ascii="Consolas" w:hAnsi="Consolas"/>
+          <w:sz w:val="19"/>
+        </w:rPr>
+        <w:t># Command: git-init</w:t>
+      </w:r>
+    </w:p>
+    <w:p>
+      <w:pPr>
+        <w:spacing w:line="276" w:lineRule="auto" w:before="0" w:after="0"/>
+        <w:ind w:left="288"/>
+        <w:jc w:val="left"/>
+      </w:pPr>
+      <w:r>
+        <w:rPr>
+          <w:rFonts w:ascii="Consolas" w:hAnsi="Consolas"/>
+          <w:sz w:val="19"/>
+        </w:rPr>
+        <w:t xml:space="preserve"> </w:t>
+      </w:r>
+    </w:p>
+    <w:p>
+      <w:pPr>
+        <w:spacing w:line="276" w:lineRule="auto" w:before="0" w:after="0"/>
+        <w:ind w:left="288"/>
+        <w:jc w:val="left"/>
+      </w:pPr>
+      <w:r>
+        <w:rPr>
+          <w:rFonts w:ascii="Consolas" w:hAnsi="Consolas"/>
+          <w:sz w:val="19"/>
+        </w:rPr>
+        <w:t>Ініціалізуй Git-репозиторій та налаштуй ігнорування артефактів:</w:t>
+      </w:r>
+    </w:p>
+    <w:p>
+      <w:pPr>
+        <w:spacing w:line="276" w:lineRule="auto" w:before="0" w:after="0"/>
+        <w:ind w:left="288"/>
+        <w:jc w:val="left"/>
+      </w:pPr>
+      <w:r>
+        <w:rPr>
+          <w:rFonts w:ascii="Consolas" w:hAnsi="Consolas"/>
+          <w:sz w:val="19"/>
+        </w:rPr>
+        <w:t>1. Перевір наявність репозиторію git.</w:t>
+      </w:r>
+    </w:p>
+    <w:p>
+      <w:pPr>
+        <w:spacing w:line="276" w:lineRule="auto" w:before="0" w:after="0"/>
+        <w:ind w:left="288"/>
+        <w:jc w:val="left"/>
+      </w:pPr>
+      <w:r>
+        <w:rPr>
+          <w:rFonts w:ascii="Consolas" w:hAnsi="Consolas"/>
+          <w:sz w:val="19"/>
+        </w:rPr>
+        <w:t>2. Переконайся, що створено гілки `develop` та `feature/ai-agent`.</w:t>
+      </w:r>
+    </w:p>
+    <w:p>
+      <w:pPr>
+        <w:spacing w:line="276" w:lineRule="auto" w:before="0" w:after="200"/>
+        <w:ind w:left="288"/>
+        <w:jc w:val="left"/>
+      </w:pPr>
+      <w:r>
+        <w:rPr>
+          <w:rFonts w:ascii="Consolas" w:hAnsi="Consolas"/>
+          <w:sz w:val="19"/>
+        </w:rPr>
+        <w:t>3. Налаштуй .gitignore для виключення .venv/, __pycache__/, .pytest_cache/, тимчасових файлів та секретів.</w:t>
+      </w:r>
+    </w:p>
+    <w:p>
+      <w:pPr>
+        <w:spacing w:line="360" w:lineRule="auto" w:before="0" w:after="40"/>
+        <w:jc w:val="both"/>
+      </w:pPr>
+      <w:r>
+        <w:rPr>
+          <w:rFonts w:ascii="Times New Roman" w:hAnsi="Times New Roman"/>
+          <w:sz w:val="28"/>
+        </w:rPr>
+        <w:t>Лістинг 8. Команди виклику скілів: create-project, create-build, create-actions</w:t>
+      </w:r>
+    </w:p>
+    <w:p>
+      <w:pPr>
+        <w:spacing w:line="276" w:lineRule="auto" w:before="0" w:after="0"/>
+        <w:ind w:left="288"/>
+        <w:jc w:val="left"/>
+      </w:pPr>
+      <w:r>
+        <w:rPr>
+          <w:rFonts w:ascii="Consolas" w:hAnsi="Consolas"/>
+          <w:sz w:val="19"/>
+        </w:rPr>
+        <w:t>--- create-project.prompt.md ---</w:t>
+      </w:r>
+    </w:p>
+    <w:p>
+      <w:pPr>
+        <w:spacing w:line="276" w:lineRule="auto" w:before="0" w:after="0"/>
+        <w:ind w:left="288"/>
+        <w:jc w:val="left"/>
+      </w:pPr>
+      <w:r>
+        <w:rPr>
+          <w:rFonts w:ascii="Consolas" w:hAnsi="Consolas"/>
+          <w:sz w:val="19"/>
+        </w:rPr>
+        <w:t># Command: create-project</w:t>
+      </w:r>
+    </w:p>
+    <w:p>
+      <w:pPr>
+        <w:spacing w:line="276" w:lineRule="auto" w:before="0" w:after="0"/>
+        <w:ind w:left="288"/>
+        <w:jc w:val="left"/>
+      </w:pPr>
+      <w:r>
+        <w:rPr>
+          <w:rFonts w:ascii="Consolas" w:hAnsi="Consolas"/>
+          <w:sz w:val="19"/>
+        </w:rPr>
+        <w:t xml:space="preserve"> </w:t>
+      </w:r>
+    </w:p>
+    <w:p>
+      <w:pPr>
+        <w:spacing w:line="276" w:lineRule="auto" w:before="0" w:after="0"/>
+        <w:ind w:left="288"/>
+        <w:jc w:val="left"/>
+      </w:pPr>
+      <w:r>
+        <w:rPr>
+          <w:rFonts w:ascii="Consolas" w:hAnsi="Consolas"/>
+          <w:sz w:val="19"/>
+        </w:rPr>
+        <w:t>Виконай інструкції зі скіла `.github/skills/project-scaffold/SKILL.md`:</w:t>
+      </w:r>
+    </w:p>
+    <w:p>
+      <w:pPr>
+        <w:spacing w:line="276" w:lineRule="auto" w:before="0" w:after="0"/>
+        <w:ind w:left="288"/>
+        <w:jc w:val="left"/>
+      </w:pPr>
+      <w:r>
+        <w:rPr>
+          <w:rFonts w:ascii="Consolas" w:hAnsi="Consolas"/>
+          <w:sz w:val="19"/>
+        </w:rPr>
+        <w:t>1. Створи вихідний файл `src/app.py` з функціями `get_greeting()` та `add()`.</w:t>
+      </w:r>
+    </w:p>
+    <w:p>
+      <w:pPr>
+        <w:spacing w:line="276" w:lineRule="auto" w:before="0" w:after="0"/>
+        <w:ind w:left="288"/>
+        <w:jc w:val="left"/>
+      </w:pPr>
+      <w:r>
+        <w:rPr>
+          <w:rFonts w:ascii="Consolas" w:hAnsi="Consolas"/>
+          <w:sz w:val="19"/>
+        </w:rPr>
+        <w:t>2. Переконайся у наявності блоку main для автономного запуску.</w:t>
+      </w:r>
+    </w:p>
+    <w:p>
+      <w:pPr>
+        <w:spacing w:line="276" w:lineRule="auto" w:before="0" w:after="0"/>
+        <w:ind w:left="288"/>
+        <w:jc w:val="left"/>
+      </w:pPr>
+      <w:r>
+        <w:rPr>
+          <w:rFonts w:ascii="Consolas" w:hAnsi="Consolas"/>
+          <w:sz w:val="19"/>
+        </w:rPr>
+        <w:t xml:space="preserve"> </w:t>
+      </w:r>
+    </w:p>
+    <w:p>
+      <w:pPr>
+        <w:spacing w:line="276" w:lineRule="auto" w:before="0" w:after="0"/>
+        <w:ind w:left="288"/>
+        <w:jc w:val="left"/>
+      </w:pPr>
+      <w:r>
+        <w:rPr>
+          <w:rFonts w:ascii="Consolas" w:hAnsi="Consolas"/>
+          <w:sz w:val="19"/>
+        </w:rPr>
+        <w:t xml:space="preserve"> </w:t>
+      </w:r>
+    </w:p>
+    <w:p>
+      <w:pPr>
+        <w:spacing w:line="276" w:lineRule="auto" w:before="0" w:after="0"/>
+        <w:ind w:left="288"/>
+        <w:jc w:val="left"/>
+      </w:pPr>
+      <w:r>
+        <w:rPr>
+          <w:rFonts w:ascii="Consolas" w:hAnsi="Consolas"/>
+          <w:sz w:val="19"/>
+        </w:rPr>
+        <w:t>--- create-build.prompt.md ---</w:t>
+      </w:r>
+    </w:p>
+    <w:p>
+      <w:pPr>
+        <w:spacing w:line="276" w:lineRule="auto" w:before="0" w:after="0"/>
+        <w:ind w:left="288"/>
+        <w:jc w:val="left"/>
+      </w:pPr>
+      <w:r>
+        <w:rPr>
+          <w:rFonts w:ascii="Consolas" w:hAnsi="Consolas"/>
+          <w:sz w:val="19"/>
+        </w:rPr>
+        <w:t># Command: create-build</w:t>
+      </w:r>
+    </w:p>
+    <w:p>
+      <w:pPr>
+        <w:spacing w:line="276" w:lineRule="auto" w:before="0" w:after="0"/>
+        <w:ind w:left="288"/>
+        <w:jc w:val="left"/>
+      </w:pPr>
+      <w:r>
+        <w:rPr>
+          <w:rFonts w:ascii="Consolas" w:hAnsi="Consolas"/>
+          <w:sz w:val="19"/>
+        </w:rPr>
+        <w:t xml:space="preserve"> </w:t>
+      </w:r>
+    </w:p>
+    <w:p>
+      <w:pPr>
+        <w:spacing w:line="276" w:lineRule="auto" w:before="0" w:after="0"/>
+        <w:ind w:left="288"/>
+        <w:jc w:val="left"/>
+      </w:pPr>
+      <w:r>
+        <w:rPr>
+          <w:rFonts w:ascii="Consolas" w:hAnsi="Consolas"/>
+          <w:sz w:val="19"/>
+        </w:rPr>
+        <w:t>Виконай інструкції зі скіла `.github/skills/build-and-test/SKILL.md`:</w:t>
+      </w:r>
+    </w:p>
+    <w:p>
+      <w:pPr>
+        <w:spacing w:line="276" w:lineRule="auto" w:before="0" w:after="0"/>
+        <w:ind w:left="288"/>
+        <w:jc w:val="left"/>
+      </w:pPr>
+      <w:r>
+        <w:rPr>
+          <w:rFonts w:ascii="Consolas" w:hAnsi="Consolas"/>
+          <w:sz w:val="19"/>
+        </w:rPr>
+        <w:t>1. Створи `requirements.txt` із залежністю `pytest&gt;=8.0.0`.</w:t>
+      </w:r>
+    </w:p>
+    <w:p>
+      <w:pPr>
+        <w:spacing w:line="276" w:lineRule="auto" w:before="0" w:after="0"/>
+        <w:ind w:left="288"/>
+        <w:jc w:val="left"/>
+      </w:pPr>
+      <w:r>
+        <w:rPr>
+          <w:rFonts w:ascii="Consolas" w:hAnsi="Consolas"/>
+          <w:sz w:val="19"/>
+        </w:rPr>
+        <w:t>2. Створи `tests/test_app.py` із тестами pytest.</w:t>
+      </w:r>
+    </w:p>
+    <w:p>
+      <w:pPr>
+        <w:spacing w:line="276" w:lineRule="auto" w:before="0" w:after="0"/>
+        <w:ind w:left="288"/>
+        <w:jc w:val="left"/>
+      </w:pPr>
+      <w:r>
+        <w:rPr>
+          <w:rFonts w:ascii="Consolas" w:hAnsi="Consolas"/>
+          <w:sz w:val="19"/>
+        </w:rPr>
+        <w:t>3. Створи кросплатформні скрипти запуску `scripts/ci.sh` (Linux/macOS) та `scripts/ci.bat` (Windows).</w:t>
+      </w:r>
+    </w:p>
+    <w:p>
+      <w:pPr>
+        <w:spacing w:line="276" w:lineRule="auto" w:before="0" w:after="0"/>
+        <w:ind w:left="288"/>
+        <w:jc w:val="left"/>
+      </w:pPr>
+      <w:r>
+        <w:rPr>
+          <w:rFonts w:ascii="Consolas" w:hAnsi="Consolas"/>
+          <w:sz w:val="19"/>
+        </w:rPr>
+        <w:t xml:space="preserve"> </w:t>
+      </w:r>
+    </w:p>
+    <w:p>
+      <w:pPr>
+        <w:spacing w:line="276" w:lineRule="auto" w:before="0" w:after="0"/>
+        <w:ind w:left="288"/>
+        <w:jc w:val="left"/>
+      </w:pPr>
+      <w:r>
+        <w:rPr>
+          <w:rFonts w:ascii="Consolas" w:hAnsi="Consolas"/>
+          <w:sz w:val="19"/>
+        </w:rPr>
+        <w:t xml:space="preserve"> </w:t>
+      </w:r>
+    </w:p>
+    <w:p>
+      <w:pPr>
+        <w:spacing w:line="276" w:lineRule="auto" w:before="0" w:after="0"/>
+        <w:ind w:left="288"/>
+        <w:jc w:val="left"/>
+      </w:pPr>
+      <w:r>
+        <w:rPr>
+          <w:rFonts w:ascii="Consolas" w:hAnsi="Consolas"/>
+          <w:sz w:val="19"/>
+        </w:rPr>
+        <w:t>--- create-actions.prompt.md ---</w:t>
+      </w:r>
+    </w:p>
+    <w:p>
+      <w:pPr>
+        <w:spacing w:line="276" w:lineRule="auto" w:before="0" w:after="0"/>
+        <w:ind w:left="288"/>
+        <w:jc w:val="left"/>
+      </w:pPr>
+      <w:r>
+        <w:rPr>
+          <w:rFonts w:ascii="Consolas" w:hAnsi="Consolas"/>
+          <w:sz w:val="19"/>
+        </w:rPr>
+        <w:t># Command: create-actions</w:t>
+      </w:r>
+    </w:p>
+    <w:p>
+      <w:pPr>
+        <w:spacing w:line="276" w:lineRule="auto" w:before="0" w:after="0"/>
+        <w:ind w:left="288"/>
+        <w:jc w:val="left"/>
+      </w:pPr>
+      <w:r>
+        <w:rPr>
+          <w:rFonts w:ascii="Consolas" w:hAnsi="Consolas"/>
+          <w:sz w:val="19"/>
+        </w:rPr>
+        <w:t xml:space="preserve"> </w:t>
+      </w:r>
+    </w:p>
+    <w:p>
+      <w:pPr>
+        <w:spacing w:line="276" w:lineRule="auto" w:before="0" w:after="0"/>
+        <w:ind w:left="288"/>
+        <w:jc w:val="left"/>
+      </w:pPr>
+      <w:r>
+        <w:rPr>
+          <w:rFonts w:ascii="Consolas" w:hAnsi="Consolas"/>
+          <w:sz w:val="19"/>
+        </w:rPr>
+        <w:t>Виконай інструкції зі скіла `.github/skills/github-actions/SKILL.md`:</w:t>
+      </w:r>
+    </w:p>
+    <w:p>
+      <w:pPr>
+        <w:spacing w:line="276" w:lineRule="auto" w:before="0" w:after="0"/>
+        <w:ind w:left="288"/>
+        <w:jc w:val="left"/>
+      </w:pPr>
+      <w:r>
+        <w:rPr>
+          <w:rFonts w:ascii="Consolas" w:hAnsi="Consolas"/>
+          <w:sz w:val="19"/>
+        </w:rPr>
+        <w:t>1. Створи `.github/workflows/ci.yml`.</w:t>
+      </w:r>
+    </w:p>
+    <w:p>
+      <w:pPr>
+        <w:spacing w:line="276" w:lineRule="auto" w:before="0" w:after="0"/>
+        <w:ind w:left="288"/>
+        <w:jc w:val="left"/>
+      </w:pPr>
+      <w:r>
+        <w:rPr>
+          <w:rFonts w:ascii="Consolas" w:hAnsi="Consolas"/>
+          <w:sz w:val="19"/>
+        </w:rPr>
+        <w:t>2. Налаштуй матрицю ОС: ubuntu-latest, windows-latest, macos-latest.</w:t>
+      </w:r>
+    </w:p>
+    <w:p>
+      <w:pPr>
+        <w:spacing w:line="276" w:lineRule="auto" w:before="0" w:after="200"/>
+        <w:ind w:left="288"/>
+        <w:jc w:val="left"/>
+      </w:pPr>
+      <w:r>
+        <w:rPr>
+          <w:rFonts w:ascii="Consolas" w:hAnsi="Consolas"/>
+          <w:sz w:val="19"/>
+        </w:rPr>
+        <w:t>3. Забезпеч виклик складання та тестів виключно через скрипти `ci.sh` та `ci.bat`.</w:t>
+      </w:r>
+    </w:p>
+    <w:p>
+      <w:pPr>
+        <w:spacing w:line="360" w:lineRule="auto" w:before="200" w:after="80"/>
+        <w:jc w:val="left"/>
+      </w:pPr>
+      <w:r>
+        <w:rPr>
+          <w:rFonts w:ascii="Times New Roman" w:hAnsi="Times New Roman"/>
+          <w:b/>
+          <w:sz w:val="28"/>
+        </w:rPr>
+        <w:t>4.6. Структура проєкту та лістинги вихідного коду, скриптів і CI workflow</w:t>
+      </w:r>
+    </w:p>
+    <w:p>
+      <w:pPr>
+        <w:spacing w:line="360" w:lineRule="auto" w:before="0" w:after="40"/>
+        <w:jc w:val="both"/>
+      </w:pPr>
+      <w:r>
+        <w:rPr>
+          <w:rFonts w:ascii="Times New Roman" w:hAnsi="Times New Roman"/>
+          <w:sz w:val="28"/>
+        </w:rPr>
+        <w:t>Файлова структура розробленого репозиторію:</w:t>
+      </w:r>
+    </w:p>
+    <w:p>
+      <w:pPr>
+        <w:spacing w:line="276" w:lineRule="auto" w:before="0" w:after="0"/>
+        <w:ind w:left="288"/>
+        <w:jc w:val="left"/>
+      </w:pPr>
+      <w:r>
+        <w:rPr>
+          <w:rFonts w:ascii="Consolas" w:hAnsi="Consolas"/>
+          <w:sz w:val="19"/>
+        </w:rPr>
+        <w:t>Moroz_Lab1_v14/</w:t>
+      </w:r>
+    </w:p>
+    <w:p>
+      <w:pPr>
+        <w:spacing w:line="276" w:lineRule="auto" w:before="0" w:after="0"/>
+        <w:ind w:left="288"/>
+        <w:jc w:val="left"/>
+      </w:pPr>
+      <w:r>
+        <w:rPr>
+          <w:rFonts w:ascii="Consolas" w:hAnsi="Consolas"/>
+          <w:sz w:val="19"/>
+        </w:rPr>
+        <w:t>│</w:t>
+      </w:r>
+    </w:p>
+    <w:p>
+      <w:pPr>
+        <w:spacing w:line="276" w:lineRule="auto" w:before="0" w:after="0"/>
+        <w:ind w:left="288"/>
+        <w:jc w:val="left"/>
+      </w:pPr>
+      <w:r>
+        <w:rPr>
+          <w:rFonts w:ascii="Consolas" w:hAnsi="Consolas"/>
+          <w:sz w:val="19"/>
+        </w:rPr>
+        <w:t>├── .github/</w:t>
+      </w:r>
+    </w:p>
+    <w:p>
+      <w:pPr>
+        <w:spacing w:line="276" w:lineRule="auto" w:before="0" w:after="0"/>
+        <w:ind w:left="288"/>
+        <w:jc w:val="left"/>
+      </w:pPr>
+      <w:r>
+        <w:rPr>
+          <w:rFonts w:ascii="Consolas" w:hAnsi="Consolas"/>
+          <w:sz w:val="19"/>
+        </w:rPr>
+        <w:t>│   ├── agents/</w:t>
+      </w:r>
+    </w:p>
+    <w:p>
+      <w:pPr>
+        <w:spacing w:line="276" w:lineRule="auto" w:before="0" w:after="0"/>
+        <w:ind w:left="288"/>
+        <w:jc w:val="left"/>
+      </w:pPr>
+      <w:r>
+        <w:rPr>
+          <w:rFonts w:ascii="Consolas" w:hAnsi="Consolas"/>
+          <w:sz w:val="19"/>
+        </w:rPr>
+        <w:t>│   │   └── build-engineer.agent.md</w:t>
+      </w:r>
+    </w:p>
+    <w:p>
+      <w:pPr>
+        <w:spacing w:line="276" w:lineRule="auto" w:before="0" w:after="0"/>
+        <w:ind w:left="288"/>
+        <w:jc w:val="left"/>
+      </w:pPr>
+      <w:r>
+        <w:rPr>
+          <w:rFonts w:ascii="Consolas" w:hAnsi="Consolas"/>
+          <w:sz w:val="19"/>
+        </w:rPr>
+        <w:t>│   ├── prompts/</w:t>
+      </w:r>
+    </w:p>
+    <w:p>
+      <w:pPr>
+        <w:spacing w:line="276" w:lineRule="auto" w:before="0" w:after="0"/>
+        <w:ind w:left="288"/>
+        <w:jc w:val="left"/>
+      </w:pPr>
+      <w:r>
+        <w:rPr>
+          <w:rFonts w:ascii="Consolas" w:hAnsi="Consolas"/>
+          <w:sz w:val="19"/>
+        </w:rPr>
+        <w:t>│   │   ├── check.prompt.md</w:t>
+      </w:r>
+    </w:p>
+    <w:p>
+      <w:pPr>
+        <w:spacing w:line="276" w:lineRule="auto" w:before="0" w:after="0"/>
+        <w:ind w:left="288"/>
+        <w:jc w:val="left"/>
+      </w:pPr>
+      <w:r>
+        <w:rPr>
+          <w:rFonts w:ascii="Consolas" w:hAnsi="Consolas"/>
+          <w:sz w:val="19"/>
+        </w:rPr>
+        <w:t>│   │   ├── create-actions.prompt.md</w:t>
+      </w:r>
+    </w:p>
+    <w:p>
+      <w:pPr>
+        <w:spacing w:line="276" w:lineRule="auto" w:before="0" w:after="0"/>
+        <w:ind w:left="288"/>
+        <w:jc w:val="left"/>
+      </w:pPr>
+      <w:r>
+        <w:rPr>
+          <w:rFonts w:ascii="Consolas" w:hAnsi="Consolas"/>
+          <w:sz w:val="19"/>
+        </w:rPr>
+        <w:t>│   │   ├── create-build.prompt.md</w:t>
+      </w:r>
+    </w:p>
+    <w:p>
+      <w:pPr>
+        <w:spacing w:line="276" w:lineRule="auto" w:before="0" w:after="0"/>
+        <w:ind w:left="288"/>
+        <w:jc w:val="left"/>
+      </w:pPr>
+      <w:r>
+        <w:rPr>
+          <w:rFonts w:ascii="Consolas" w:hAnsi="Consolas"/>
+          <w:sz w:val="19"/>
+        </w:rPr>
+        <w:t>│   │   ├── create-project.prompt.md</w:t>
+      </w:r>
+    </w:p>
+    <w:p>
+      <w:pPr>
+        <w:spacing w:line="276" w:lineRule="auto" w:before="0" w:after="0"/>
+        <w:ind w:left="288"/>
+        <w:jc w:val="left"/>
+      </w:pPr>
+      <w:r>
+        <w:rPr>
+          <w:rFonts w:ascii="Consolas" w:hAnsi="Consolas"/>
+          <w:sz w:val="19"/>
+        </w:rPr>
+        <w:t>│   │   ├── git-init.prompt.md</w:t>
+      </w:r>
+    </w:p>
+    <w:p>
+      <w:pPr>
+        <w:spacing w:line="276" w:lineRule="auto" w:before="0" w:after="0"/>
+        <w:ind w:left="288"/>
+        <w:jc w:val="left"/>
+      </w:pPr>
+      <w:r>
+        <w:rPr>
+          <w:rFonts w:ascii="Consolas" w:hAnsi="Consolas"/>
+          <w:sz w:val="19"/>
+        </w:rPr>
+        <w:t>│   │   └── init.prompt.md</w:t>
+      </w:r>
+    </w:p>
+    <w:p>
+      <w:pPr>
+        <w:spacing w:line="276" w:lineRule="auto" w:before="0" w:after="0"/>
+        <w:ind w:left="288"/>
+        <w:jc w:val="left"/>
+      </w:pPr>
+      <w:r>
+        <w:rPr>
+          <w:rFonts w:ascii="Consolas" w:hAnsi="Consolas"/>
+          <w:sz w:val="19"/>
+        </w:rPr>
+        <w:t>│   ├── skills/</w:t>
+      </w:r>
+    </w:p>
+    <w:p>
+      <w:pPr>
+        <w:spacing w:line="276" w:lineRule="auto" w:before="0" w:after="0"/>
+        <w:ind w:left="288"/>
+        <w:jc w:val="left"/>
+      </w:pPr>
+      <w:r>
+        <w:rPr>
+          <w:rFonts w:ascii="Consolas" w:hAnsi="Consolas"/>
+          <w:sz w:val="19"/>
+        </w:rPr>
+        <w:t>│   │   ├── build-and-test/SKILL.md</w:t>
+      </w:r>
+    </w:p>
+    <w:p>
+      <w:pPr>
+        <w:spacing w:line="276" w:lineRule="auto" w:before="0" w:after="0"/>
+        <w:ind w:left="288"/>
+        <w:jc w:val="left"/>
+      </w:pPr>
+      <w:r>
+        <w:rPr>
+          <w:rFonts w:ascii="Consolas" w:hAnsi="Consolas"/>
+          <w:sz w:val="19"/>
+        </w:rPr>
+        <w:t>│   │   ├── github-actions/SKILL.md</w:t>
+      </w:r>
+    </w:p>
+    <w:p>
+      <w:pPr>
+        <w:spacing w:line="276" w:lineRule="auto" w:before="0" w:after="0"/>
+        <w:ind w:left="288"/>
+        <w:jc w:val="left"/>
+      </w:pPr>
+      <w:r>
+        <w:rPr>
+          <w:rFonts w:ascii="Consolas" w:hAnsi="Consolas"/>
+          <w:sz w:val="19"/>
+        </w:rPr>
+        <w:t>│   │   └── project-scaffold/SKILL.md</w:t>
+      </w:r>
+    </w:p>
+    <w:p>
+      <w:pPr>
+        <w:spacing w:line="276" w:lineRule="auto" w:before="0" w:after="0"/>
+        <w:ind w:left="288"/>
+        <w:jc w:val="left"/>
+      </w:pPr>
+      <w:r>
+        <w:rPr>
+          <w:rFonts w:ascii="Consolas" w:hAnsi="Consolas"/>
+          <w:sz w:val="19"/>
+        </w:rPr>
+        <w:t>│   └── workflows/</w:t>
+      </w:r>
+    </w:p>
+    <w:p>
+      <w:pPr>
+        <w:spacing w:line="276" w:lineRule="auto" w:before="0" w:after="0"/>
+        <w:ind w:left="288"/>
+        <w:jc w:val="left"/>
+      </w:pPr>
+      <w:r>
+        <w:rPr>
+          <w:rFonts w:ascii="Consolas" w:hAnsi="Consolas"/>
+          <w:sz w:val="19"/>
+        </w:rPr>
+        <w:t>│       └── ci.yml</w:t>
+      </w:r>
+    </w:p>
+    <w:p>
+      <w:pPr>
+        <w:spacing w:line="276" w:lineRule="auto" w:before="0" w:after="0"/>
+        <w:ind w:left="288"/>
+        <w:jc w:val="left"/>
+      </w:pPr>
+      <w:r>
+        <w:rPr>
+          <w:rFonts w:ascii="Consolas" w:hAnsi="Consolas"/>
+          <w:sz w:val="19"/>
+        </w:rPr>
+        <w:t>├── docs/</w:t>
+      </w:r>
+    </w:p>
+    <w:p>
+      <w:pPr>
+        <w:spacing w:line="276" w:lineRule="auto" w:before="0" w:after="0"/>
+        <w:ind w:left="288"/>
+        <w:jc w:val="left"/>
+      </w:pPr>
+      <w:r>
+        <w:rPr>
+          <w:rFonts w:ascii="Consolas" w:hAnsi="Consolas"/>
+          <w:sz w:val="19"/>
+        </w:rPr>
+        <w:t>│   ├── architecture.md</w:t>
+      </w:r>
+    </w:p>
+    <w:p>
+      <w:pPr>
+        <w:spacing w:line="276" w:lineRule="auto" w:before="0" w:after="0"/>
+        <w:ind w:left="288"/>
+        <w:jc w:val="left"/>
+      </w:pPr>
+      <w:r>
+        <w:rPr>
+          <w:rFonts w:ascii="Consolas" w:hAnsi="Consolas"/>
+          <w:sz w:val="19"/>
+        </w:rPr>
+        <w:t>│   └── report.md</w:t>
+      </w:r>
+    </w:p>
+    <w:p>
+      <w:pPr>
+        <w:spacing w:line="276" w:lineRule="auto" w:before="0" w:after="0"/>
+        <w:ind w:left="288"/>
+        <w:jc w:val="left"/>
+      </w:pPr>
+      <w:r>
+        <w:rPr>
+          <w:rFonts w:ascii="Consolas" w:hAnsi="Consolas"/>
+          <w:sz w:val="19"/>
+        </w:rPr>
+        <w:t>├── scripts/</w:t>
+      </w:r>
+    </w:p>
+    <w:p>
+      <w:pPr>
+        <w:spacing w:line="276" w:lineRule="auto" w:before="0" w:after="0"/>
+        <w:ind w:left="288"/>
+        <w:jc w:val="left"/>
+      </w:pPr>
+      <w:r>
+        <w:rPr>
+          <w:rFonts w:ascii="Consolas" w:hAnsi="Consolas"/>
+          <w:sz w:val="19"/>
+        </w:rPr>
+        <w:t>│   ├── ci.bat</w:t>
+      </w:r>
+    </w:p>
+    <w:p>
+      <w:pPr>
+        <w:spacing w:line="276" w:lineRule="auto" w:before="0" w:after="0"/>
+        <w:ind w:left="288"/>
+        <w:jc w:val="left"/>
+      </w:pPr>
+      <w:r>
+        <w:rPr>
+          <w:rFonts w:ascii="Consolas" w:hAnsi="Consolas"/>
+          <w:sz w:val="19"/>
+        </w:rPr>
+        <w:t>│   └── ci.sh</w:t>
+      </w:r>
+    </w:p>
+    <w:p>
+      <w:pPr>
+        <w:spacing w:line="276" w:lineRule="auto" w:before="0" w:after="0"/>
+        <w:ind w:left="288"/>
+        <w:jc w:val="left"/>
+      </w:pPr>
+      <w:r>
+        <w:rPr>
+          <w:rFonts w:ascii="Consolas" w:hAnsi="Consolas"/>
+          <w:sz w:val="19"/>
+        </w:rPr>
+        <w:t>├── src/</w:t>
+      </w:r>
+    </w:p>
+    <w:p>
+      <w:pPr>
+        <w:spacing w:line="276" w:lineRule="auto" w:before="0" w:after="0"/>
+        <w:ind w:left="288"/>
+        <w:jc w:val="left"/>
+      </w:pPr>
+      <w:r>
+        <w:rPr>
+          <w:rFonts w:ascii="Consolas" w:hAnsi="Consolas"/>
+          <w:sz w:val="19"/>
+        </w:rPr>
+        <w:t>│   └── app.py</w:t>
+      </w:r>
+    </w:p>
+    <w:p>
+      <w:pPr>
+        <w:spacing w:line="276" w:lineRule="auto" w:before="0" w:after="0"/>
+        <w:ind w:left="288"/>
+        <w:jc w:val="left"/>
+      </w:pPr>
+      <w:r>
+        <w:rPr>
+          <w:rFonts w:ascii="Consolas" w:hAnsi="Consolas"/>
+          <w:sz w:val="19"/>
+        </w:rPr>
+        <w:t>├── tests/</w:t>
+      </w:r>
+    </w:p>
+    <w:p>
+      <w:pPr>
+        <w:spacing w:line="276" w:lineRule="auto" w:before="0" w:after="0"/>
+        <w:ind w:left="288"/>
+        <w:jc w:val="left"/>
+      </w:pPr>
+      <w:r>
+        <w:rPr>
+          <w:rFonts w:ascii="Consolas" w:hAnsi="Consolas"/>
+          <w:sz w:val="19"/>
+        </w:rPr>
+        <w:t>│   └── test_app.py</w:t>
+      </w:r>
+    </w:p>
+    <w:p>
+      <w:pPr>
+        <w:spacing w:line="276" w:lineRule="auto" w:before="0" w:after="0"/>
+        <w:ind w:left="288"/>
+        <w:jc w:val="left"/>
+      </w:pPr>
+      <w:r>
+        <w:rPr>
+          <w:rFonts w:ascii="Consolas" w:hAnsi="Consolas"/>
+          <w:sz w:val="19"/>
+        </w:rPr>
+        <w:t>├── .gitignore</w:t>
+      </w:r>
+    </w:p>
+    <w:p>
+      <w:pPr>
+        <w:spacing w:line="276" w:lineRule="auto" w:before="0" w:after="0"/>
+        <w:ind w:left="288"/>
+        <w:jc w:val="left"/>
+      </w:pPr>
+      <w:r>
+        <w:rPr>
+          <w:rFonts w:ascii="Consolas" w:hAnsi="Consolas"/>
+          <w:sz w:val="19"/>
+        </w:rPr>
+        <w:t>├── README.md</w:t>
+      </w:r>
+    </w:p>
+    <w:p>
+      <w:pPr>
+        <w:spacing w:line="276" w:lineRule="auto" w:before="0" w:after="200"/>
+        <w:ind w:left="288"/>
+        <w:jc w:val="left"/>
+      </w:pPr>
+      <w:r>
+        <w:rPr>
+          <w:rFonts w:ascii="Consolas" w:hAnsi="Consolas"/>
+          <w:sz w:val="19"/>
+        </w:rPr>
+        <w:t>└── requirements.txt</w:t>
+      </w:r>
+    </w:p>
+    <w:p>
+      <w:pPr>
+        <w:spacing w:line="360" w:lineRule="auto" w:before="0" w:after="40"/>
+        <w:jc w:val="both"/>
+      </w:pPr>
+      <w:r>
+        <w:rPr>
+          <w:rFonts w:ascii="Times New Roman" w:hAnsi="Times New Roman"/>
+          <w:sz w:val="28"/>
+        </w:rPr>
+        <w:t>Лістинг 9. Вихідний файл програми src/app.py</w:t>
+      </w:r>
+    </w:p>
+    <w:p>
+      <w:pPr>
+        <w:spacing w:line="276" w:lineRule="auto" w:before="0" w:after="0"/>
+        <w:ind w:left="288"/>
+        <w:jc w:val="left"/>
+      </w:pPr>
+      <w:r>
+        <w:rPr>
+          <w:rFonts w:ascii="Consolas" w:hAnsi="Consolas"/>
+          <w:sz w:val="19"/>
+        </w:rPr>
+        <w:t>def get_greeting(name: str = "World") -&gt; str:</w:t>
+      </w:r>
+    </w:p>
+    <w:p>
+      <w:pPr>
+        <w:spacing w:line="276" w:lineRule="auto" w:before="0" w:after="0"/>
+        <w:ind w:left="288"/>
+        <w:jc w:val="left"/>
+      </w:pPr>
+      <w:r>
+        <w:rPr>
+          <w:rFonts w:ascii="Consolas" w:hAnsi="Consolas"/>
+          <w:sz w:val="19"/>
+        </w:rPr>
+        <w:t xml:space="preserve">    return f"Hello, {name}!"</w:t>
+      </w:r>
+    </w:p>
+    <w:p>
+      <w:pPr>
+        <w:spacing w:line="276" w:lineRule="auto" w:before="0" w:after="0"/>
+        <w:ind w:left="288"/>
+        <w:jc w:val="left"/>
+      </w:pPr>
+      <w:r>
+        <w:rPr>
+          <w:rFonts w:ascii="Consolas" w:hAnsi="Consolas"/>
+          <w:sz w:val="19"/>
+        </w:rPr>
+        <w:t xml:space="preserve"> </w:t>
+      </w:r>
+    </w:p>
+    <w:p>
+      <w:pPr>
+        <w:spacing w:line="276" w:lineRule="auto" w:before="0" w:after="0"/>
+        <w:ind w:left="288"/>
+        <w:jc w:val="left"/>
+      </w:pPr>
+      <w:r>
+        <w:rPr>
+          <w:rFonts w:ascii="Consolas" w:hAnsi="Consolas"/>
+          <w:sz w:val="19"/>
+        </w:rPr>
+        <w:t xml:space="preserve"> </w:t>
+      </w:r>
+    </w:p>
+    <w:p>
+      <w:pPr>
+        <w:spacing w:line="276" w:lineRule="auto" w:before="0" w:after="0"/>
+        <w:ind w:left="288"/>
+        <w:jc w:val="left"/>
+      </w:pPr>
+      <w:r>
+        <w:rPr>
+          <w:rFonts w:ascii="Consolas" w:hAnsi="Consolas"/>
+          <w:sz w:val="19"/>
+        </w:rPr>
+        <w:t>def add(a: int, b: int) -&gt; int:</w:t>
+      </w:r>
+    </w:p>
+    <w:p>
+      <w:pPr>
+        <w:spacing w:line="276" w:lineRule="auto" w:before="0" w:after="0"/>
+        <w:ind w:left="288"/>
+        <w:jc w:val="left"/>
+      </w:pPr>
+      <w:r>
+        <w:rPr>
+          <w:rFonts w:ascii="Consolas" w:hAnsi="Consolas"/>
+          <w:sz w:val="19"/>
+        </w:rPr>
+        <w:t xml:space="preserve">    return a + b</w:t>
+      </w:r>
+    </w:p>
+    <w:p>
+      <w:pPr>
+        <w:spacing w:line="276" w:lineRule="auto" w:before="0" w:after="0"/>
+        <w:ind w:left="288"/>
+        <w:jc w:val="left"/>
+      </w:pPr>
+      <w:r>
+        <w:rPr>
+          <w:rFonts w:ascii="Consolas" w:hAnsi="Consolas"/>
+          <w:sz w:val="19"/>
+        </w:rPr>
+        <w:t xml:space="preserve"> </w:t>
+      </w:r>
+    </w:p>
+    <w:p>
+      <w:pPr>
+        <w:spacing w:line="276" w:lineRule="auto" w:before="0" w:after="0"/>
+        <w:ind w:left="288"/>
+        <w:jc w:val="left"/>
+      </w:pPr>
+      <w:r>
+        <w:rPr>
+          <w:rFonts w:ascii="Consolas" w:hAnsi="Consolas"/>
+          <w:sz w:val="19"/>
+        </w:rPr>
+        <w:t xml:space="preserve"> </w:t>
+      </w:r>
+    </w:p>
+    <w:p>
+      <w:pPr>
+        <w:spacing w:line="276" w:lineRule="auto" w:before="0" w:after="0"/>
+        <w:ind w:left="288"/>
+        <w:jc w:val="left"/>
+      </w:pPr>
+      <w:r>
+        <w:rPr>
+          <w:rFonts w:ascii="Consolas" w:hAnsi="Consolas"/>
+          <w:sz w:val="19"/>
+        </w:rPr>
+        <w:t>def main() -&gt; None:</w:t>
+      </w:r>
+    </w:p>
+    <w:p>
+      <w:pPr>
+        <w:spacing w:line="276" w:lineRule="auto" w:before="0" w:after="0"/>
+        <w:ind w:left="288"/>
+        <w:jc w:val="left"/>
+      </w:pPr>
+      <w:r>
+        <w:rPr>
+          <w:rFonts w:ascii="Consolas" w:hAnsi="Consolas"/>
+          <w:sz w:val="19"/>
+        </w:rPr>
+        <w:t xml:space="preserve">    print(get_greeting())</w:t>
+      </w:r>
+    </w:p>
+    <w:p>
+      <w:pPr>
+        <w:spacing w:line="276" w:lineRule="auto" w:before="0" w:after="0"/>
+        <w:ind w:left="288"/>
+        <w:jc w:val="left"/>
+      </w:pPr>
+      <w:r>
+        <w:rPr>
+          <w:rFonts w:ascii="Consolas" w:hAnsi="Consolas"/>
+          <w:sz w:val="19"/>
+        </w:rPr>
+        <w:t xml:space="preserve">    print(get_greeting("Alice"))</w:t>
+      </w:r>
+    </w:p>
+    <w:p>
+      <w:pPr>
+        <w:spacing w:line="276" w:lineRule="auto" w:before="0" w:after="0"/>
+        <w:ind w:left="288"/>
+        <w:jc w:val="left"/>
+      </w:pPr>
+      <w:r>
+        <w:rPr>
+          <w:rFonts w:ascii="Consolas" w:hAnsi="Consolas"/>
+          <w:sz w:val="19"/>
+        </w:rPr>
+        <w:t xml:space="preserve">    print(add(2, 3))</w:t>
+      </w:r>
+    </w:p>
+    <w:p>
+      <w:pPr>
+        <w:spacing w:line="276" w:lineRule="auto" w:before="0" w:after="0"/>
+        <w:ind w:left="288"/>
+        <w:jc w:val="left"/>
+      </w:pPr>
+      <w:r>
+        <w:rPr>
+          <w:rFonts w:ascii="Consolas" w:hAnsi="Consolas"/>
+          <w:sz w:val="19"/>
+        </w:rPr>
+        <w:t xml:space="preserve"> </w:t>
+      </w:r>
+    </w:p>
+    <w:p>
+      <w:pPr>
+        <w:spacing w:line="276" w:lineRule="auto" w:before="0" w:after="0"/>
+        <w:ind w:left="288"/>
+        <w:jc w:val="left"/>
+      </w:pPr>
+      <w:r>
+        <w:rPr>
+          <w:rFonts w:ascii="Consolas" w:hAnsi="Consolas"/>
+          <w:sz w:val="19"/>
+        </w:rPr>
+        <w:t xml:space="preserve"> </w:t>
+      </w:r>
+    </w:p>
+    <w:p>
+      <w:pPr>
+        <w:spacing w:line="276" w:lineRule="auto" w:before="0" w:after="0"/>
+        <w:ind w:left="288"/>
+        <w:jc w:val="left"/>
+      </w:pPr>
+      <w:r>
+        <w:rPr>
+          <w:rFonts w:ascii="Consolas" w:hAnsi="Consolas"/>
+          <w:sz w:val="19"/>
+        </w:rPr>
+        <w:t>if __name__ == "__main__":</w:t>
+      </w:r>
+    </w:p>
+    <w:p>
+      <w:pPr>
+        <w:spacing w:line="276" w:lineRule="auto" w:before="0" w:after="200"/>
+        <w:ind w:left="288"/>
+        <w:jc w:val="left"/>
+      </w:pPr>
+      <w:r>
+        <w:rPr>
+          <w:rFonts w:ascii="Consolas" w:hAnsi="Consolas"/>
+          <w:sz w:val="19"/>
+        </w:rPr>
+        <w:t xml:space="preserve">    main()</w:t>
+      </w:r>
+    </w:p>
+    <w:p>
+      <w:pPr>
+        <w:spacing w:line="360" w:lineRule="auto" w:before="0" w:after="40"/>
+        <w:jc w:val="both"/>
+      </w:pPr>
+      <w:r>
+        <w:rPr>
+          <w:rFonts w:ascii="Times New Roman" w:hAnsi="Times New Roman"/>
+          <w:sz w:val="28"/>
+        </w:rPr>
+        <w:t>Лістинг 10. Файл залежностей requirements.txt</w:t>
+      </w:r>
+    </w:p>
+    <w:p>
+      <w:pPr>
+        <w:spacing w:line="276" w:lineRule="auto" w:before="0" w:after="200"/>
+        <w:ind w:left="288"/>
+        <w:jc w:val="left"/>
+      </w:pPr>
+      <w:r>
+        <w:rPr>
+          <w:rFonts w:ascii="Consolas" w:hAnsi="Consolas"/>
+          <w:sz w:val="19"/>
+        </w:rPr>
+        <w:t>pytest&gt;=8.0.0</w:t>
+      </w:r>
+    </w:p>
+    <w:p>
+      <w:pPr>
+        <w:spacing w:line="360" w:lineRule="auto" w:before="0" w:after="40"/>
+        <w:jc w:val="both"/>
+      </w:pPr>
+      <w:r>
+        <w:rPr>
+          <w:rFonts w:ascii="Times New Roman" w:hAnsi="Times New Roman"/>
+          <w:sz w:val="28"/>
+        </w:rPr>
+        <w:t>Лістинг 11. Модульні тести tests/test_app.py</w:t>
+      </w:r>
+    </w:p>
+    <w:p>
+      <w:pPr>
+        <w:spacing w:line="276" w:lineRule="auto" w:before="0" w:after="0"/>
+        <w:ind w:left="288"/>
+        <w:jc w:val="left"/>
+      </w:pPr>
+      <w:r>
+        <w:rPr>
+          <w:rFonts w:ascii="Consolas" w:hAnsi="Consolas"/>
+          <w:sz w:val="19"/>
+        </w:rPr>
+        <w:t>from src.app import add, get_greeting</w:t>
+      </w:r>
+    </w:p>
+    <w:p>
+      <w:pPr>
+        <w:spacing w:line="276" w:lineRule="auto" w:before="0" w:after="0"/>
+        <w:ind w:left="288"/>
+        <w:jc w:val="left"/>
+      </w:pPr>
+      <w:r>
+        <w:rPr>
+          <w:rFonts w:ascii="Consolas" w:hAnsi="Consolas"/>
+          <w:sz w:val="19"/>
+        </w:rPr>
+        <w:t xml:space="preserve"> </w:t>
+      </w:r>
+    </w:p>
+    <w:p>
+      <w:pPr>
+        <w:spacing w:line="276" w:lineRule="auto" w:before="0" w:after="0"/>
+        <w:ind w:left="288"/>
+        <w:jc w:val="left"/>
+      </w:pPr>
+      <w:r>
+        <w:rPr>
+          <w:rFonts w:ascii="Consolas" w:hAnsi="Consolas"/>
+          <w:sz w:val="19"/>
+        </w:rPr>
+        <w:t xml:space="preserve"> </w:t>
+      </w:r>
+    </w:p>
+    <w:p>
+      <w:pPr>
+        <w:spacing w:line="276" w:lineRule="auto" w:before="0" w:after="0"/>
+        <w:ind w:left="288"/>
+        <w:jc w:val="left"/>
+      </w:pPr>
+      <w:r>
+        <w:rPr>
+          <w:rFonts w:ascii="Consolas" w:hAnsi="Consolas"/>
+          <w:sz w:val="19"/>
+        </w:rPr>
+        <w:t>def test_get_greeting_default() -&gt; None:</w:t>
+      </w:r>
+    </w:p>
+    <w:p>
+      <w:pPr>
+        <w:spacing w:line="276" w:lineRule="auto" w:before="0" w:after="0"/>
+        <w:ind w:left="288"/>
+        <w:jc w:val="left"/>
+      </w:pPr>
+      <w:r>
+        <w:rPr>
+          <w:rFonts w:ascii="Consolas" w:hAnsi="Consolas"/>
+          <w:sz w:val="19"/>
+        </w:rPr>
+        <w:t xml:space="preserve">    assert get_greeting() == "Hello, World!"</w:t>
+      </w:r>
+    </w:p>
+    <w:p>
+      <w:pPr>
+        <w:spacing w:line="276" w:lineRule="auto" w:before="0" w:after="0"/>
+        <w:ind w:left="288"/>
+        <w:jc w:val="left"/>
+      </w:pPr>
+      <w:r>
+        <w:rPr>
+          <w:rFonts w:ascii="Consolas" w:hAnsi="Consolas"/>
+          <w:sz w:val="19"/>
+        </w:rPr>
+        <w:t xml:space="preserve"> </w:t>
+      </w:r>
+    </w:p>
+    <w:p>
+      <w:pPr>
+        <w:spacing w:line="276" w:lineRule="auto" w:before="0" w:after="0"/>
+        <w:ind w:left="288"/>
+        <w:jc w:val="left"/>
+      </w:pPr>
+      <w:r>
+        <w:rPr>
+          <w:rFonts w:ascii="Consolas" w:hAnsi="Consolas"/>
+          <w:sz w:val="19"/>
+        </w:rPr>
+        <w:t xml:space="preserve"> </w:t>
+      </w:r>
+    </w:p>
+    <w:p>
+      <w:pPr>
+        <w:spacing w:line="276" w:lineRule="auto" w:before="0" w:after="0"/>
+        <w:ind w:left="288"/>
+        <w:jc w:val="left"/>
+      </w:pPr>
+      <w:r>
+        <w:rPr>
+          <w:rFonts w:ascii="Consolas" w:hAnsi="Consolas"/>
+          <w:sz w:val="19"/>
+        </w:rPr>
+        <w:t>def test_get_greeting_custom_name() -&gt; None:</w:t>
+      </w:r>
+    </w:p>
+    <w:p>
+      <w:pPr>
+        <w:spacing w:line="276" w:lineRule="auto" w:before="0" w:after="0"/>
+        <w:ind w:left="288"/>
+        <w:jc w:val="left"/>
+      </w:pPr>
+      <w:r>
+        <w:rPr>
+          <w:rFonts w:ascii="Consolas" w:hAnsi="Consolas"/>
+          <w:sz w:val="19"/>
+        </w:rPr>
+        <w:t xml:space="preserve">    assert get_greeting("Alice") == "Hello, Alice!"</w:t>
+      </w:r>
+    </w:p>
+    <w:p>
+      <w:pPr>
+        <w:spacing w:line="276" w:lineRule="auto" w:before="0" w:after="0"/>
+        <w:ind w:left="288"/>
+        <w:jc w:val="left"/>
+      </w:pPr>
+      <w:r>
+        <w:rPr>
+          <w:rFonts w:ascii="Consolas" w:hAnsi="Consolas"/>
+          <w:sz w:val="19"/>
+        </w:rPr>
+        <w:t xml:space="preserve"> </w:t>
+      </w:r>
+    </w:p>
+    <w:p>
+      <w:pPr>
+        <w:spacing w:line="276" w:lineRule="auto" w:before="0" w:after="0"/>
+        <w:ind w:left="288"/>
+        <w:jc w:val="left"/>
+      </w:pPr>
+      <w:r>
+        <w:rPr>
+          <w:rFonts w:ascii="Consolas" w:hAnsi="Consolas"/>
+          <w:sz w:val="19"/>
+        </w:rPr>
+        <w:t xml:space="preserve"> </w:t>
+      </w:r>
+    </w:p>
+    <w:p>
+      <w:pPr>
+        <w:spacing w:line="276" w:lineRule="auto" w:before="0" w:after="0"/>
+        <w:ind w:left="288"/>
+        <w:jc w:val="left"/>
+      </w:pPr>
+      <w:r>
+        <w:rPr>
+          <w:rFonts w:ascii="Consolas" w:hAnsi="Consolas"/>
+          <w:sz w:val="19"/>
+        </w:rPr>
+        <w:t>def test_add() -&gt; None:</w:t>
+      </w:r>
+    </w:p>
+    <w:p>
+      <w:pPr>
+        <w:spacing w:line="276" w:lineRule="auto" w:before="0" w:after="0"/>
+        <w:ind w:left="288"/>
+        <w:jc w:val="left"/>
+      </w:pPr>
+      <w:r>
+        <w:rPr>
+          <w:rFonts w:ascii="Consolas" w:hAnsi="Consolas"/>
+          <w:sz w:val="19"/>
+        </w:rPr>
+        <w:t xml:space="preserve">    assert add(2, 3) == 5</w:t>
+      </w:r>
+    </w:p>
+    <w:p>
+      <w:pPr>
+        <w:spacing w:line="276" w:lineRule="auto" w:before="0" w:after="200"/>
+        <w:ind w:left="288"/>
+        <w:jc w:val="left"/>
+      </w:pPr>
+      <w:r>
+        <w:rPr>
+          <w:rFonts w:ascii="Consolas" w:hAnsi="Consolas"/>
+          <w:sz w:val="19"/>
+        </w:rPr>
+        <w:t xml:space="preserve">    assert add(-1, 1) == 0</w:t>
+      </w:r>
+    </w:p>
+    <w:p>
+      <w:pPr>
+        <w:spacing w:line="360" w:lineRule="auto" w:before="0" w:after="40"/>
+        <w:jc w:val="both"/>
+      </w:pPr>
+      <w:r>
+        <w:rPr>
+          <w:rFonts w:ascii="Times New Roman" w:hAnsi="Times New Roman"/>
+          <w:sz w:val="28"/>
+        </w:rPr>
+        <w:t>Лістинг 12. Кросплатформний скрипт збірки scripts/ci.bat (Windows)</w:t>
+      </w:r>
+    </w:p>
+    <w:p>
+      <w:pPr>
+        <w:spacing w:line="276" w:lineRule="auto" w:before="0" w:after="0"/>
+        <w:ind w:left="288"/>
+        <w:jc w:val="left"/>
+      </w:pPr>
+      <w:r>
+        <w:rPr>
+          <w:rFonts w:ascii="Consolas" w:hAnsi="Consolas"/>
+          <w:sz w:val="19"/>
+        </w:rPr>
+        <w:t>@echo off</w:t>
+      </w:r>
+    </w:p>
+    <w:p>
+      <w:pPr>
+        <w:spacing w:line="276" w:lineRule="auto" w:before="0" w:after="0"/>
+        <w:ind w:left="288"/>
+        <w:jc w:val="left"/>
+      </w:pPr>
+      <w:r>
+        <w:rPr>
+          <w:rFonts w:ascii="Consolas" w:hAnsi="Consolas"/>
+          <w:sz w:val="19"/>
+        </w:rPr>
+        <w:t>setlocal</w:t>
+      </w:r>
+    </w:p>
+    <w:p>
+      <w:pPr>
+        <w:spacing w:line="276" w:lineRule="auto" w:before="0" w:after="0"/>
+        <w:ind w:left="288"/>
+        <w:jc w:val="left"/>
+      </w:pPr>
+      <w:r>
+        <w:rPr>
+          <w:rFonts w:ascii="Consolas" w:hAnsi="Consolas"/>
+          <w:sz w:val="19"/>
+        </w:rPr>
+        <w:t xml:space="preserve"> </w:t>
+      </w:r>
+    </w:p>
+    <w:p>
+      <w:pPr>
+        <w:spacing w:line="276" w:lineRule="auto" w:before="0" w:after="0"/>
+        <w:ind w:left="288"/>
+        <w:jc w:val="left"/>
+      </w:pPr>
+      <w:r>
+        <w:rPr>
+          <w:rFonts w:ascii="Consolas" w:hAnsi="Consolas"/>
+          <w:sz w:val="19"/>
+        </w:rPr>
+        <w:t>set "ROOT_DIR=%~dp0.."</w:t>
+      </w:r>
+    </w:p>
+    <w:p>
+      <w:pPr>
+        <w:spacing w:line="276" w:lineRule="auto" w:before="0" w:after="0"/>
+        <w:ind w:left="288"/>
+        <w:jc w:val="left"/>
+      </w:pPr>
+      <w:r>
+        <w:rPr>
+          <w:rFonts w:ascii="Consolas" w:hAnsi="Consolas"/>
+          <w:sz w:val="19"/>
+        </w:rPr>
+        <w:t>cd /d "%ROOT_DIR%"</w:t>
+      </w:r>
+    </w:p>
+    <w:p>
+      <w:pPr>
+        <w:spacing w:line="276" w:lineRule="auto" w:before="0" w:after="0"/>
+        <w:ind w:left="288"/>
+        <w:jc w:val="left"/>
+      </w:pPr>
+      <w:r>
+        <w:rPr>
+          <w:rFonts w:ascii="Consolas" w:hAnsi="Consolas"/>
+          <w:sz w:val="19"/>
+        </w:rPr>
+        <w:t xml:space="preserve"> </w:t>
+      </w:r>
+    </w:p>
+    <w:p>
+      <w:pPr>
+        <w:spacing w:line="276" w:lineRule="auto" w:before="0" w:after="0"/>
+        <w:ind w:left="288"/>
+        <w:jc w:val="left"/>
+      </w:pPr>
+      <w:r>
+        <w:rPr>
+          <w:rFonts w:ascii="Consolas" w:hAnsi="Consolas"/>
+          <w:sz w:val="19"/>
+        </w:rPr>
+        <w:t>if not exist .venv (</w:t>
+      </w:r>
+    </w:p>
+    <w:p>
+      <w:pPr>
+        <w:spacing w:line="276" w:lineRule="auto" w:before="0" w:after="0"/>
+        <w:ind w:left="288"/>
+        <w:jc w:val="left"/>
+      </w:pPr>
+      <w:r>
+        <w:rPr>
+          <w:rFonts w:ascii="Consolas" w:hAnsi="Consolas"/>
+          <w:sz w:val="19"/>
+        </w:rPr>
+        <w:t xml:space="preserve">    python -m venv .venv</w:t>
+      </w:r>
+    </w:p>
+    <w:p>
+      <w:pPr>
+        <w:spacing w:line="276" w:lineRule="auto" w:before="0" w:after="0"/>
+        <w:ind w:left="288"/>
+        <w:jc w:val="left"/>
+      </w:pPr>
+      <w:r>
+        <w:rPr>
+          <w:rFonts w:ascii="Consolas" w:hAnsi="Consolas"/>
+          <w:sz w:val="19"/>
+        </w:rPr>
+        <w:t>)</w:t>
+      </w:r>
+    </w:p>
+    <w:p>
+      <w:pPr>
+        <w:spacing w:line="276" w:lineRule="auto" w:before="0" w:after="0"/>
+        <w:ind w:left="288"/>
+        <w:jc w:val="left"/>
+      </w:pPr>
+      <w:r>
+        <w:rPr>
+          <w:rFonts w:ascii="Consolas" w:hAnsi="Consolas"/>
+          <w:sz w:val="19"/>
+        </w:rPr>
+        <w:t xml:space="preserve"> </w:t>
+      </w:r>
+    </w:p>
+    <w:p>
+      <w:pPr>
+        <w:spacing w:line="276" w:lineRule="auto" w:before="0" w:after="0"/>
+        <w:ind w:left="288"/>
+        <w:jc w:val="left"/>
+      </w:pPr>
+      <w:r>
+        <w:rPr>
+          <w:rFonts w:ascii="Consolas" w:hAnsi="Consolas"/>
+          <w:sz w:val="19"/>
+        </w:rPr>
+        <w:t>call .venv\Scripts\activate.bat</w:t>
+      </w:r>
+    </w:p>
+    <w:p>
+      <w:pPr>
+        <w:spacing w:line="276" w:lineRule="auto" w:before="0" w:after="0"/>
+        <w:ind w:left="288"/>
+        <w:jc w:val="left"/>
+      </w:pPr>
+      <w:r>
+        <w:rPr>
+          <w:rFonts w:ascii="Consolas" w:hAnsi="Consolas"/>
+          <w:sz w:val="19"/>
+        </w:rPr>
+        <w:t>python -m pip install --upgrade pip</w:t>
+      </w:r>
+    </w:p>
+    <w:p>
+      <w:pPr>
+        <w:spacing w:line="276" w:lineRule="auto" w:before="0" w:after="0"/>
+        <w:ind w:left="288"/>
+        <w:jc w:val="left"/>
+      </w:pPr>
+      <w:r>
+        <w:rPr>
+          <w:rFonts w:ascii="Consolas" w:hAnsi="Consolas"/>
+          <w:sz w:val="19"/>
+        </w:rPr>
+        <w:t>python -m pip install -r requirements.txt</w:t>
+      </w:r>
+    </w:p>
+    <w:p>
+      <w:pPr>
+        <w:spacing w:line="276" w:lineRule="auto" w:before="0" w:after="0"/>
+        <w:ind w:left="288"/>
+        <w:jc w:val="left"/>
+      </w:pPr>
+      <w:r>
+        <w:rPr>
+          <w:rFonts w:ascii="Consolas" w:hAnsi="Consolas"/>
+          <w:sz w:val="19"/>
+        </w:rPr>
+        <w:t>python -m pytest tests/test_app.py</w:t>
+      </w:r>
+    </w:p>
+    <w:p>
+      <w:pPr>
+        <w:spacing w:line="276" w:lineRule="auto" w:before="0" w:after="0"/>
+        <w:ind w:left="288"/>
+        <w:jc w:val="left"/>
+      </w:pPr>
+      <w:r>
+        <w:rPr>
+          <w:rFonts w:ascii="Consolas" w:hAnsi="Consolas"/>
+          <w:sz w:val="19"/>
+        </w:rPr>
+        <w:t>if errorlevel 1 exit /b %errorlevel%</w:t>
+      </w:r>
+    </w:p>
+    <w:p>
+      <w:pPr>
+        <w:spacing w:line="276" w:lineRule="auto" w:before="0" w:after="0"/>
+        <w:ind w:left="288"/>
+        <w:jc w:val="left"/>
+      </w:pPr>
+      <w:r>
+        <w:rPr>
+          <w:rFonts w:ascii="Consolas" w:hAnsi="Consolas"/>
+          <w:sz w:val="19"/>
+        </w:rPr>
+        <w:t>python src/app.py</w:t>
+      </w:r>
+    </w:p>
+    <w:p>
+      <w:pPr>
+        <w:spacing w:line="276" w:lineRule="auto" w:before="0" w:after="200"/>
+        <w:ind w:left="288"/>
+        <w:jc w:val="left"/>
+      </w:pPr>
+      <w:r>
+        <w:rPr>
+          <w:rFonts w:ascii="Consolas" w:hAnsi="Consolas"/>
+          <w:sz w:val="19"/>
+        </w:rPr>
+        <w:t>exit /b %errorlevel%</w:t>
+      </w:r>
+    </w:p>
+    <w:p>
+      <w:pPr>
+        <w:spacing w:line="360" w:lineRule="auto" w:before="0" w:after="40"/>
+        <w:jc w:val="both"/>
+      </w:pPr>
+      <w:r>
+        <w:rPr>
+          <w:rFonts w:ascii="Times New Roman" w:hAnsi="Times New Roman"/>
+          <w:sz w:val="28"/>
+        </w:rPr>
+        <w:t>Лістинг 13. Кросплатформний скрипт збірки scripts/ci.sh (Linux/macOS)</w:t>
+      </w:r>
+    </w:p>
+    <w:p>
+      <w:pPr>
+        <w:spacing w:line="276" w:lineRule="auto" w:before="0" w:after="0"/>
+        <w:ind w:left="288"/>
+        <w:jc w:val="left"/>
+      </w:pPr>
+      <w:r>
+        <w:rPr>
+          <w:rFonts w:ascii="Consolas" w:hAnsi="Consolas"/>
+          <w:sz w:val="19"/>
+        </w:rPr>
+        <w:t>#!/usr/bin/env bash</w:t>
+      </w:r>
+    </w:p>
+    <w:p>
+      <w:pPr>
+        <w:spacing w:line="276" w:lineRule="auto" w:before="0" w:after="0"/>
+        <w:ind w:left="288"/>
+        <w:jc w:val="left"/>
+      </w:pPr>
+      <w:r>
+        <w:rPr>
+          <w:rFonts w:ascii="Consolas" w:hAnsi="Consolas"/>
+          <w:sz w:val="19"/>
+        </w:rPr>
+        <w:t>set -euo pipefail</w:t>
+      </w:r>
+    </w:p>
+    <w:p>
+      <w:pPr>
+        <w:spacing w:line="276" w:lineRule="auto" w:before="0" w:after="0"/>
+        <w:ind w:left="288"/>
+        <w:jc w:val="left"/>
+      </w:pPr>
+      <w:r>
+        <w:rPr>
+          <w:rFonts w:ascii="Consolas" w:hAnsi="Consolas"/>
+          <w:sz w:val="19"/>
+        </w:rPr>
+        <w:t xml:space="preserve"> </w:t>
+      </w:r>
+    </w:p>
+    <w:p>
+      <w:pPr>
+        <w:spacing w:line="276" w:lineRule="auto" w:before="0" w:after="0"/>
+        <w:ind w:left="288"/>
+        <w:jc w:val="left"/>
+      </w:pPr>
+      <w:r>
+        <w:rPr>
+          <w:rFonts w:ascii="Consolas" w:hAnsi="Consolas"/>
+          <w:sz w:val="19"/>
+        </w:rPr>
+        <w:t>ROOT_DIR="$(cd "$(dirname "${BASH_SOURCE[0]}")/.." &amp;&amp; pwd)"</w:t>
+      </w:r>
+    </w:p>
+    <w:p>
+      <w:pPr>
+        <w:spacing w:line="276" w:lineRule="auto" w:before="0" w:after="0"/>
+        <w:ind w:left="288"/>
+        <w:jc w:val="left"/>
+      </w:pPr>
+      <w:r>
+        <w:rPr>
+          <w:rFonts w:ascii="Consolas" w:hAnsi="Consolas"/>
+          <w:sz w:val="19"/>
+        </w:rPr>
+        <w:t>cd "$ROOT_DIR"</w:t>
+      </w:r>
+    </w:p>
+    <w:p>
+      <w:pPr>
+        <w:spacing w:line="276" w:lineRule="auto" w:before="0" w:after="0"/>
+        <w:ind w:left="288"/>
+        <w:jc w:val="left"/>
+      </w:pPr>
+      <w:r>
+        <w:rPr>
+          <w:rFonts w:ascii="Consolas" w:hAnsi="Consolas"/>
+          <w:sz w:val="19"/>
+        </w:rPr>
+        <w:t xml:space="preserve"> </w:t>
+      </w:r>
+    </w:p>
+    <w:p>
+      <w:pPr>
+        <w:spacing w:line="276" w:lineRule="auto" w:before="0" w:after="0"/>
+        <w:ind w:left="288"/>
+        <w:jc w:val="left"/>
+      </w:pPr>
+      <w:r>
+        <w:rPr>
+          <w:rFonts w:ascii="Consolas" w:hAnsi="Consolas"/>
+          <w:sz w:val="19"/>
+        </w:rPr>
+        <w:t>if [ ! -d .venv ]; then</w:t>
+      </w:r>
+    </w:p>
+    <w:p>
+      <w:pPr>
+        <w:spacing w:line="276" w:lineRule="auto" w:before="0" w:after="0"/>
+        <w:ind w:left="288"/>
+        <w:jc w:val="left"/>
+      </w:pPr>
+      <w:r>
+        <w:rPr>
+          <w:rFonts w:ascii="Consolas" w:hAnsi="Consolas"/>
+          <w:sz w:val="19"/>
+        </w:rPr>
+        <w:t xml:space="preserve">    python3 -m venv .venv</w:t>
+      </w:r>
+    </w:p>
+    <w:p>
+      <w:pPr>
+        <w:spacing w:line="276" w:lineRule="auto" w:before="0" w:after="0"/>
+        <w:ind w:left="288"/>
+        <w:jc w:val="left"/>
+      </w:pPr>
+      <w:r>
+        <w:rPr>
+          <w:rFonts w:ascii="Consolas" w:hAnsi="Consolas"/>
+          <w:sz w:val="19"/>
+        </w:rPr>
+        <w:t>fi</w:t>
+      </w:r>
+    </w:p>
+    <w:p>
+      <w:pPr>
+        <w:spacing w:line="276" w:lineRule="auto" w:before="0" w:after="0"/>
+        <w:ind w:left="288"/>
+        <w:jc w:val="left"/>
+      </w:pPr>
+      <w:r>
+        <w:rPr>
+          <w:rFonts w:ascii="Consolas" w:hAnsi="Consolas"/>
+          <w:sz w:val="19"/>
+        </w:rPr>
+        <w:t xml:space="preserve"> </w:t>
+      </w:r>
+    </w:p>
+    <w:p>
+      <w:pPr>
+        <w:spacing w:line="276" w:lineRule="auto" w:before="0" w:after="0"/>
+        <w:ind w:left="288"/>
+        <w:jc w:val="left"/>
+      </w:pPr>
+      <w:r>
+        <w:rPr>
+          <w:rFonts w:ascii="Consolas" w:hAnsi="Consolas"/>
+          <w:sz w:val="19"/>
+        </w:rPr>
+        <w:t>source .venv/bin/activate</w:t>
+      </w:r>
+    </w:p>
+    <w:p>
+      <w:pPr>
+        <w:spacing w:line="276" w:lineRule="auto" w:before="0" w:after="0"/>
+        <w:ind w:left="288"/>
+        <w:jc w:val="left"/>
+      </w:pPr>
+      <w:r>
+        <w:rPr>
+          <w:rFonts w:ascii="Consolas" w:hAnsi="Consolas"/>
+          <w:sz w:val="19"/>
+        </w:rPr>
+        <w:t>python -m pip install --upgrade pip</w:t>
+      </w:r>
+    </w:p>
+    <w:p>
+      <w:pPr>
+        <w:spacing w:line="276" w:lineRule="auto" w:before="0" w:after="0"/>
+        <w:ind w:left="288"/>
+        <w:jc w:val="left"/>
+      </w:pPr>
+      <w:r>
+        <w:rPr>
+          <w:rFonts w:ascii="Consolas" w:hAnsi="Consolas"/>
+          <w:sz w:val="19"/>
+        </w:rPr>
+        <w:t>python -m pip install -r requirements.txt</w:t>
+      </w:r>
+    </w:p>
+    <w:p>
+      <w:pPr>
+        <w:spacing w:line="276" w:lineRule="auto" w:before="0" w:after="0"/>
+        <w:ind w:left="288"/>
+        <w:jc w:val="left"/>
+      </w:pPr>
+      <w:r>
+        <w:rPr>
+          <w:rFonts w:ascii="Consolas" w:hAnsi="Consolas"/>
+          <w:sz w:val="19"/>
+        </w:rPr>
+        <w:t>python -m pytest tests/test_app.py</w:t>
+      </w:r>
+    </w:p>
+    <w:p>
+      <w:pPr>
+        <w:spacing w:line="276" w:lineRule="auto" w:before="0" w:after="200"/>
+        <w:ind w:left="288"/>
+        <w:jc w:val="left"/>
+      </w:pPr>
+      <w:r>
+        <w:rPr>
+          <w:rFonts w:ascii="Consolas" w:hAnsi="Consolas"/>
+          <w:sz w:val="19"/>
+        </w:rPr>
+        <w:t>python src/app.py</w:t>
+      </w:r>
+    </w:p>
+    <w:p>
+      <w:pPr>
+        <w:spacing w:line="360" w:lineRule="auto" w:before="0" w:after="40"/>
+        <w:jc w:val="both"/>
+      </w:pPr>
+      <w:r>
+        <w:rPr>
+          <w:rFonts w:ascii="Times New Roman" w:hAnsi="Times New Roman"/>
+          <w:sz w:val="28"/>
+        </w:rPr>
+        <w:t>Лістинг 14. CI-пайплайн GitHub Actions (.github/workflows/ci.yml)</w:t>
+      </w:r>
+    </w:p>
+    <w:p>
+      <w:pPr>
+        <w:spacing w:line="276" w:lineRule="auto" w:before="0" w:after="0"/>
+        <w:ind w:left="288"/>
+        <w:jc w:val="left"/>
+      </w:pPr>
+      <w:r>
+        <w:rPr>
+          <w:rFonts w:ascii="Consolas" w:hAnsi="Consolas"/>
+          <w:sz w:val="19"/>
+        </w:rPr>
+        <w:t>name: CI</w:t>
+      </w:r>
+    </w:p>
+    <w:p>
+      <w:pPr>
+        <w:spacing w:line="276" w:lineRule="auto" w:before="0" w:after="0"/>
+        <w:ind w:left="288"/>
+        <w:jc w:val="left"/>
+      </w:pPr>
+      <w:r>
+        <w:rPr>
+          <w:rFonts w:ascii="Consolas" w:hAnsi="Consolas"/>
+          <w:sz w:val="19"/>
+        </w:rPr>
+        <w:t xml:space="preserve"> </w:t>
+      </w:r>
+    </w:p>
+    <w:p>
+      <w:pPr>
+        <w:spacing w:line="276" w:lineRule="auto" w:before="0" w:after="0"/>
+        <w:ind w:left="288"/>
+        <w:jc w:val="left"/>
+      </w:pPr>
+      <w:r>
+        <w:rPr>
+          <w:rFonts w:ascii="Consolas" w:hAnsi="Consolas"/>
+          <w:sz w:val="19"/>
+        </w:rPr>
+        <w:t>on:</w:t>
+      </w:r>
+    </w:p>
+    <w:p>
+      <w:pPr>
+        <w:spacing w:line="276" w:lineRule="auto" w:before="0" w:after="0"/>
+        <w:ind w:left="288"/>
+        <w:jc w:val="left"/>
+      </w:pPr>
+      <w:r>
+        <w:rPr>
+          <w:rFonts w:ascii="Consolas" w:hAnsi="Consolas"/>
+          <w:sz w:val="19"/>
+        </w:rPr>
+        <w:t xml:space="preserve">  push:</w:t>
+      </w:r>
+    </w:p>
+    <w:p>
+      <w:pPr>
+        <w:spacing w:line="276" w:lineRule="auto" w:before="0" w:after="0"/>
+        <w:ind w:left="288"/>
+        <w:jc w:val="left"/>
+      </w:pPr>
+      <w:r>
+        <w:rPr>
+          <w:rFonts w:ascii="Consolas" w:hAnsi="Consolas"/>
+          <w:sz w:val="19"/>
+        </w:rPr>
+        <w:t xml:space="preserve">    branches:</w:t>
+      </w:r>
+    </w:p>
+    <w:p>
+      <w:pPr>
+        <w:spacing w:line="276" w:lineRule="auto" w:before="0" w:after="0"/>
+        <w:ind w:left="288"/>
+        <w:jc w:val="left"/>
+      </w:pPr>
+      <w:r>
+        <w:rPr>
+          <w:rFonts w:ascii="Consolas" w:hAnsi="Consolas"/>
+          <w:sz w:val="19"/>
+        </w:rPr>
+        <w:t xml:space="preserve">      - develop</w:t>
+      </w:r>
+    </w:p>
+    <w:p>
+      <w:pPr>
+        <w:spacing w:line="276" w:lineRule="auto" w:before="0" w:after="0"/>
+        <w:ind w:left="288"/>
+        <w:jc w:val="left"/>
+      </w:pPr>
+      <w:r>
+        <w:rPr>
+          <w:rFonts w:ascii="Consolas" w:hAnsi="Consolas"/>
+          <w:sz w:val="19"/>
+        </w:rPr>
+        <w:t xml:space="preserve">      - 'feature/*'</w:t>
+      </w:r>
+    </w:p>
+    <w:p>
+      <w:pPr>
+        <w:spacing w:line="276" w:lineRule="auto" w:before="0" w:after="0"/>
+        <w:ind w:left="288"/>
+        <w:jc w:val="left"/>
+      </w:pPr>
+      <w:r>
+        <w:rPr>
+          <w:rFonts w:ascii="Consolas" w:hAnsi="Consolas"/>
+          <w:sz w:val="19"/>
+        </w:rPr>
+        <w:t xml:space="preserve">  pull_request:</w:t>
+      </w:r>
+    </w:p>
+    <w:p>
+      <w:pPr>
+        <w:spacing w:line="276" w:lineRule="auto" w:before="0" w:after="0"/>
+        <w:ind w:left="288"/>
+        <w:jc w:val="left"/>
+      </w:pPr>
+      <w:r>
+        <w:rPr>
+          <w:rFonts w:ascii="Consolas" w:hAnsi="Consolas"/>
+          <w:sz w:val="19"/>
+        </w:rPr>
+        <w:t xml:space="preserve">    branches:</w:t>
+      </w:r>
+    </w:p>
+    <w:p>
+      <w:pPr>
+        <w:spacing w:line="276" w:lineRule="auto" w:before="0" w:after="0"/>
+        <w:ind w:left="288"/>
+        <w:jc w:val="left"/>
+      </w:pPr>
+      <w:r>
+        <w:rPr>
+          <w:rFonts w:ascii="Consolas" w:hAnsi="Consolas"/>
+          <w:sz w:val="19"/>
+        </w:rPr>
+        <w:t xml:space="preserve">      - develop</w:t>
+      </w:r>
+    </w:p>
+    <w:p>
+      <w:pPr>
+        <w:spacing w:line="276" w:lineRule="auto" w:before="0" w:after="0"/>
+        <w:ind w:left="288"/>
+        <w:jc w:val="left"/>
+      </w:pPr>
+      <w:r>
+        <w:rPr>
+          <w:rFonts w:ascii="Consolas" w:hAnsi="Consolas"/>
+          <w:sz w:val="19"/>
+        </w:rPr>
+        <w:t xml:space="preserve"> </w:t>
+      </w:r>
+    </w:p>
+    <w:p>
+      <w:pPr>
+        <w:spacing w:line="276" w:lineRule="auto" w:before="0" w:after="0"/>
+        <w:ind w:left="288"/>
+        <w:jc w:val="left"/>
+      </w:pPr>
+      <w:r>
+        <w:rPr>
+          <w:rFonts w:ascii="Consolas" w:hAnsi="Consolas"/>
+          <w:sz w:val="19"/>
+        </w:rPr>
+        <w:t>jobs:</w:t>
+      </w:r>
+    </w:p>
+    <w:p>
+      <w:pPr>
+        <w:spacing w:line="276" w:lineRule="auto" w:before="0" w:after="0"/>
+        <w:ind w:left="288"/>
+        <w:jc w:val="left"/>
+      </w:pPr>
+      <w:r>
+        <w:rPr>
+          <w:rFonts w:ascii="Consolas" w:hAnsi="Consolas"/>
+          <w:sz w:val="19"/>
+        </w:rPr>
+        <w:t xml:space="preserve">  build-and-test:</w:t>
+      </w:r>
+    </w:p>
+    <w:p>
+      <w:pPr>
+        <w:spacing w:line="276" w:lineRule="auto" w:before="0" w:after="0"/>
+        <w:ind w:left="288"/>
+        <w:jc w:val="left"/>
+      </w:pPr>
+      <w:r>
+        <w:rPr>
+          <w:rFonts w:ascii="Consolas" w:hAnsi="Consolas"/>
+          <w:sz w:val="19"/>
+        </w:rPr>
+        <w:t xml:space="preserve">    runs-on: ${{ matrix.os }}</w:t>
+      </w:r>
+    </w:p>
+    <w:p>
+      <w:pPr>
+        <w:spacing w:line="276" w:lineRule="auto" w:before="0" w:after="0"/>
+        <w:ind w:left="288"/>
+        <w:jc w:val="left"/>
+      </w:pPr>
+      <w:r>
+        <w:rPr>
+          <w:rFonts w:ascii="Consolas" w:hAnsi="Consolas"/>
+          <w:sz w:val="19"/>
+        </w:rPr>
+        <w:t xml:space="preserve">    strategy:</w:t>
+      </w:r>
+    </w:p>
+    <w:p>
+      <w:pPr>
+        <w:spacing w:line="276" w:lineRule="auto" w:before="0" w:after="0"/>
+        <w:ind w:left="288"/>
+        <w:jc w:val="left"/>
+      </w:pPr>
+      <w:r>
+        <w:rPr>
+          <w:rFonts w:ascii="Consolas" w:hAnsi="Consolas"/>
+          <w:sz w:val="19"/>
+        </w:rPr>
+        <w:t xml:space="preserve">      fail-fast: false</w:t>
+      </w:r>
+    </w:p>
+    <w:p>
+      <w:pPr>
+        <w:spacing w:line="276" w:lineRule="auto" w:before="0" w:after="0"/>
+        <w:ind w:left="288"/>
+        <w:jc w:val="left"/>
+      </w:pPr>
+      <w:r>
+        <w:rPr>
+          <w:rFonts w:ascii="Consolas" w:hAnsi="Consolas"/>
+          <w:sz w:val="19"/>
+        </w:rPr>
+        <w:t xml:space="preserve">      matrix:</w:t>
+      </w:r>
+    </w:p>
+    <w:p>
+      <w:pPr>
+        <w:spacing w:line="276" w:lineRule="auto" w:before="0" w:after="0"/>
+        <w:ind w:left="288"/>
+        <w:jc w:val="left"/>
+      </w:pPr>
+      <w:r>
+        <w:rPr>
+          <w:rFonts w:ascii="Consolas" w:hAnsi="Consolas"/>
+          <w:sz w:val="19"/>
+        </w:rPr>
+        <w:t xml:space="preserve">        os: [ubuntu-latest, windows-latest, macos-latest]</w:t>
+      </w:r>
+    </w:p>
+    <w:p>
+      <w:pPr>
+        <w:spacing w:line="276" w:lineRule="auto" w:before="0" w:after="0"/>
+        <w:ind w:left="288"/>
+        <w:jc w:val="left"/>
+      </w:pPr>
+      <w:r>
+        <w:rPr>
+          <w:rFonts w:ascii="Consolas" w:hAnsi="Consolas"/>
+          <w:sz w:val="19"/>
+        </w:rPr>
+        <w:t xml:space="preserve"> </w:t>
+      </w:r>
+    </w:p>
+    <w:p>
+      <w:pPr>
+        <w:spacing w:line="276" w:lineRule="auto" w:before="0" w:after="0"/>
+        <w:ind w:left="288"/>
+        <w:jc w:val="left"/>
+      </w:pPr>
+      <w:r>
+        <w:rPr>
+          <w:rFonts w:ascii="Consolas" w:hAnsi="Consolas"/>
+          <w:sz w:val="19"/>
+        </w:rPr>
+        <w:t xml:space="preserve">    steps:</w:t>
+      </w:r>
+    </w:p>
+    <w:p>
+      <w:pPr>
+        <w:spacing w:line="276" w:lineRule="auto" w:before="0" w:after="0"/>
+        <w:ind w:left="288"/>
+        <w:jc w:val="left"/>
+      </w:pPr>
+      <w:r>
+        <w:rPr>
+          <w:rFonts w:ascii="Consolas" w:hAnsi="Consolas"/>
+          <w:sz w:val="19"/>
+        </w:rPr>
+        <w:t xml:space="preserve">      - name: Checkout repository</w:t>
+      </w:r>
+    </w:p>
+    <w:p>
+      <w:pPr>
+        <w:spacing w:line="276" w:lineRule="auto" w:before="0" w:after="0"/>
+        <w:ind w:left="288"/>
+        <w:jc w:val="left"/>
+      </w:pPr>
+      <w:r>
+        <w:rPr>
+          <w:rFonts w:ascii="Consolas" w:hAnsi="Consolas"/>
+          <w:sz w:val="19"/>
+        </w:rPr>
+        <w:t xml:space="preserve">        uses: actions/checkout@v4</w:t>
+      </w:r>
+    </w:p>
+    <w:p>
+      <w:pPr>
+        <w:spacing w:line="276" w:lineRule="auto" w:before="0" w:after="0"/>
+        <w:ind w:left="288"/>
+        <w:jc w:val="left"/>
+      </w:pPr>
+      <w:r>
+        <w:rPr>
+          <w:rFonts w:ascii="Consolas" w:hAnsi="Consolas"/>
+          <w:sz w:val="19"/>
+        </w:rPr>
+        <w:t xml:space="preserve"> </w:t>
+      </w:r>
+    </w:p>
+    <w:p>
+      <w:pPr>
+        <w:spacing w:line="276" w:lineRule="auto" w:before="0" w:after="0"/>
+        <w:ind w:left="288"/>
+        <w:jc w:val="left"/>
+      </w:pPr>
+      <w:r>
+        <w:rPr>
+          <w:rFonts w:ascii="Consolas" w:hAnsi="Consolas"/>
+          <w:sz w:val="19"/>
+        </w:rPr>
+        <w:t xml:space="preserve">      - name: Set up Python 3.11</w:t>
+      </w:r>
+    </w:p>
+    <w:p>
+      <w:pPr>
+        <w:spacing w:line="276" w:lineRule="auto" w:before="0" w:after="0"/>
+        <w:ind w:left="288"/>
+        <w:jc w:val="left"/>
+      </w:pPr>
+      <w:r>
+        <w:rPr>
+          <w:rFonts w:ascii="Consolas" w:hAnsi="Consolas"/>
+          <w:sz w:val="19"/>
+        </w:rPr>
+        <w:t xml:space="preserve">        uses: actions/setup-python@v5</w:t>
+      </w:r>
+    </w:p>
+    <w:p>
+      <w:pPr>
+        <w:spacing w:line="276" w:lineRule="auto" w:before="0" w:after="0"/>
+        <w:ind w:left="288"/>
+        <w:jc w:val="left"/>
+      </w:pPr>
+      <w:r>
+        <w:rPr>
+          <w:rFonts w:ascii="Consolas" w:hAnsi="Consolas"/>
+          <w:sz w:val="19"/>
+        </w:rPr>
+        <w:t xml:space="preserve">        with:</w:t>
+      </w:r>
+    </w:p>
+    <w:p>
+      <w:pPr>
+        <w:spacing w:line="276" w:lineRule="auto" w:before="0" w:after="0"/>
+        <w:ind w:left="288"/>
+        <w:jc w:val="left"/>
+      </w:pPr>
+      <w:r>
+        <w:rPr>
+          <w:rFonts w:ascii="Consolas" w:hAnsi="Consolas"/>
+          <w:sz w:val="19"/>
+        </w:rPr>
+        <w:t xml:space="preserve">          python-version: '3.11'</w:t>
+      </w:r>
+    </w:p>
+    <w:p>
+      <w:pPr>
+        <w:spacing w:line="276" w:lineRule="auto" w:before="0" w:after="0"/>
+        <w:ind w:left="288"/>
+        <w:jc w:val="left"/>
+      </w:pPr>
+      <w:r>
+        <w:rPr>
+          <w:rFonts w:ascii="Consolas" w:hAnsi="Consolas"/>
+          <w:sz w:val="19"/>
+        </w:rPr>
+        <w:t xml:space="preserve"> </w:t>
+      </w:r>
+    </w:p>
+    <w:p>
+      <w:pPr>
+        <w:spacing w:line="276" w:lineRule="auto" w:before="0" w:after="0"/>
+        <w:ind w:left="288"/>
+        <w:jc w:val="left"/>
+      </w:pPr>
+      <w:r>
+        <w:rPr>
+          <w:rFonts w:ascii="Consolas" w:hAnsi="Consolas"/>
+          <w:sz w:val="19"/>
+        </w:rPr>
+        <w:t xml:space="preserve">      - name: Run CI script on Linux/macOS</w:t>
+      </w:r>
+    </w:p>
+    <w:p>
+      <w:pPr>
+        <w:spacing w:line="276" w:lineRule="auto" w:before="0" w:after="0"/>
+        <w:ind w:left="288"/>
+        <w:jc w:val="left"/>
+      </w:pPr>
+      <w:r>
+        <w:rPr>
+          <w:rFonts w:ascii="Consolas" w:hAnsi="Consolas"/>
+          <w:sz w:val="19"/>
+        </w:rPr>
+        <w:t xml:space="preserve">        if: runner.os != 'Windows'</w:t>
+      </w:r>
+    </w:p>
+    <w:p>
+      <w:pPr>
+        <w:spacing w:line="276" w:lineRule="auto" w:before="0" w:after="0"/>
+        <w:ind w:left="288"/>
+        <w:jc w:val="left"/>
+      </w:pPr>
+      <w:r>
+        <w:rPr>
+          <w:rFonts w:ascii="Consolas" w:hAnsi="Consolas"/>
+          <w:sz w:val="19"/>
+        </w:rPr>
+        <w:t xml:space="preserve">        shell: bash</w:t>
+      </w:r>
+    </w:p>
+    <w:p>
+      <w:pPr>
+        <w:spacing w:line="276" w:lineRule="auto" w:before="0" w:after="0"/>
+        <w:ind w:left="288"/>
+        <w:jc w:val="left"/>
+      </w:pPr>
+      <w:r>
+        <w:rPr>
+          <w:rFonts w:ascii="Consolas" w:hAnsi="Consolas"/>
+          <w:sz w:val="19"/>
+        </w:rPr>
+        <w:t xml:space="preserve">        run: ./scripts/ci.sh</w:t>
+      </w:r>
+    </w:p>
+    <w:p>
+      <w:pPr>
+        <w:spacing w:line="276" w:lineRule="auto" w:before="0" w:after="0"/>
+        <w:ind w:left="288"/>
+        <w:jc w:val="left"/>
+      </w:pPr>
+      <w:r>
+        <w:rPr>
+          <w:rFonts w:ascii="Consolas" w:hAnsi="Consolas"/>
+          <w:sz w:val="19"/>
+        </w:rPr>
+        <w:t xml:space="preserve"> </w:t>
+      </w:r>
+    </w:p>
+    <w:p>
+      <w:pPr>
+        <w:spacing w:line="276" w:lineRule="auto" w:before="0" w:after="0"/>
+        <w:ind w:left="288"/>
+        <w:jc w:val="left"/>
+      </w:pPr>
+      <w:r>
+        <w:rPr>
+          <w:rFonts w:ascii="Consolas" w:hAnsi="Consolas"/>
+          <w:sz w:val="19"/>
+        </w:rPr>
+        <w:t xml:space="preserve">      - name: Run CI script on Windows</w:t>
+      </w:r>
+    </w:p>
+    <w:p>
+      <w:pPr>
+        <w:spacing w:line="276" w:lineRule="auto" w:before="0" w:after="0"/>
+        <w:ind w:left="288"/>
+        <w:jc w:val="left"/>
+      </w:pPr>
+      <w:r>
+        <w:rPr>
+          <w:rFonts w:ascii="Consolas" w:hAnsi="Consolas"/>
+          <w:sz w:val="19"/>
+        </w:rPr>
+        <w:t xml:space="preserve">        if: runner.os == 'Windows'</w:t>
+      </w:r>
+    </w:p>
+    <w:p>
+      <w:pPr>
+        <w:spacing w:line="276" w:lineRule="auto" w:before="0" w:after="0"/>
+        <w:ind w:left="288"/>
+        <w:jc w:val="left"/>
+      </w:pPr>
+      <w:r>
+        <w:rPr>
+          <w:rFonts w:ascii="Consolas" w:hAnsi="Consolas"/>
+          <w:sz w:val="19"/>
+        </w:rPr>
+        <w:t xml:space="preserve">        shell: cmd</w:t>
+      </w:r>
+    </w:p>
+    <w:p>
+      <w:pPr>
+        <w:spacing w:line="276" w:lineRule="auto" w:before="0" w:after="200"/>
+        <w:ind w:left="288"/>
+        <w:jc w:val="left"/>
+      </w:pPr>
+      <w:r>
+        <w:rPr>
+          <w:rFonts w:ascii="Consolas" w:hAnsi="Consolas"/>
+          <w:sz w:val="19"/>
+        </w:rPr>
+        <w:t xml:space="preserve">        run: .\scripts\ci.bat</w:t>
+      </w:r>
+    </w:p>
+    <w:p>
+      <w:pPr>
+        <w:spacing w:line="360" w:lineRule="auto" w:before="200" w:after="80"/>
+        <w:jc w:val="left"/>
+      </w:pPr>
+      <w:r>
+        <w:rPr>
+          <w:rFonts w:ascii="Times New Roman" w:hAnsi="Times New Roman"/>
+          <w:b/>
+          <w:sz w:val="28"/>
+        </w:rPr>
+        <w:t>4.7. Журнал взаємодії з AI-агентом (GitHub Copilot)</w:t>
       </w:r>
     </w:p>
     <w:p>
@@ -733,815 +5668,7 @@
           <w:rFonts w:ascii="Times New Roman" w:hAnsi="Times New Roman"/>
           <w:sz w:val="28"/>
         </w:rPr>
-        <w:t>Нижче наведено специфікації модульних навичок, реалізованих для варіанта проєкту:</w:t>
-      </w:r>
-    </w:p>
-    <w:p>
-      <w:pPr>
-        <w:spacing w:line="360" w:lineRule="auto" w:before="0" w:after="40"/>
-        <w:jc w:val="both"/>
-      </w:pPr>
-      <w:r>
-        <w:rPr>
-          <w:rFonts w:ascii="Times New Roman" w:hAnsi="Times New Roman"/>
-          <w:sz w:val="28"/>
-        </w:rPr>
-        <w:t>Лістинг 1. Специфікація скіла project-scaffold (.github/skills/project-scaffold/SKILL.md)</w:t>
-      </w:r>
-    </w:p>
-    <w:p>
-      <w:pPr>
-        <w:spacing w:line="276" w:lineRule="auto" w:before="0" w:after="0"/>
-        <w:ind w:left="288"/>
-        <w:jc w:val="left"/>
-      </w:pPr>
-      <w:r>
-        <w:rPr>
-          <w:rFonts w:ascii="Consolas" w:hAnsi="Consolas"/>
-          <w:sz w:val="20"/>
-        </w:rPr>
-        <w:t># Skill: project-scaffold</w:t>
-      </w:r>
-    </w:p>
-    <w:p>
-      <w:pPr>
-        <w:spacing w:line="276" w:lineRule="auto" w:before="0" w:after="0"/>
-        <w:ind w:left="288"/>
-        <w:jc w:val="left"/>
-      </w:pPr>
-      <w:r>
-        <w:rPr>
-          <w:rFonts w:ascii="Consolas" w:hAnsi="Consolas"/>
-          <w:sz w:val="20"/>
-        </w:rPr>
-        <w:t xml:space="preserve"> </w:t>
-      </w:r>
-    </w:p>
-    <w:p>
-      <w:pPr>
-        <w:spacing w:line="276" w:lineRule="auto" w:before="0" w:after="0"/>
-        <w:ind w:left="288"/>
-        <w:jc w:val="left"/>
-      </w:pPr>
-      <w:r>
-        <w:rPr>
-          <w:rFonts w:ascii="Consolas" w:hAnsi="Consolas"/>
-          <w:sz w:val="20"/>
-        </w:rPr>
-        <w:t>## Призначення</w:t>
-      </w:r>
-    </w:p>
-    <w:p>
-      <w:pPr>
-        <w:spacing w:line="276" w:lineRule="auto" w:before="0" w:after="0"/>
-        <w:ind w:left="288"/>
-        <w:jc w:val="left"/>
-      </w:pPr>
-      <w:r>
-        <w:rPr>
-          <w:rFonts w:ascii="Consolas" w:hAnsi="Consolas"/>
-          <w:sz w:val="20"/>
-        </w:rPr>
-        <w:t>Створення структури Python-проєкту, вихідного файлу src/app.py, README та .gitignore.</w:t>
-      </w:r>
-    </w:p>
-    <w:p>
-      <w:pPr>
-        <w:spacing w:line="276" w:lineRule="auto" w:before="0" w:after="0"/>
-        <w:ind w:left="288"/>
-        <w:jc w:val="left"/>
-      </w:pPr>
-      <w:r>
-        <w:rPr>
-          <w:rFonts w:ascii="Consolas" w:hAnsi="Consolas"/>
-          <w:sz w:val="20"/>
-        </w:rPr>
-        <w:t xml:space="preserve"> </w:t>
-      </w:r>
-    </w:p>
-    <w:p>
-      <w:pPr>
-        <w:spacing w:line="276" w:lineRule="auto" w:before="0" w:after="0"/>
-        <w:ind w:left="288"/>
-        <w:jc w:val="left"/>
-      </w:pPr>
-      <w:r>
-        <w:rPr>
-          <w:rFonts w:ascii="Consolas" w:hAnsi="Consolas"/>
-          <w:sz w:val="20"/>
-        </w:rPr>
-        <w:t>## Вхідні дані</w:t>
-      </w:r>
-    </w:p>
-    <w:p>
-      <w:pPr>
-        <w:spacing w:line="276" w:lineRule="auto" w:before="0" w:after="0"/>
-        <w:ind w:left="288"/>
-        <w:jc w:val="left"/>
-      </w:pPr>
-      <w:r>
-        <w:rPr>
-          <w:rFonts w:ascii="Consolas" w:hAnsi="Consolas"/>
-          <w:sz w:val="20"/>
-        </w:rPr>
-        <w:t>- Назва проєкту: `csad-lab1`</w:t>
-      </w:r>
-    </w:p>
-    <w:p>
-      <w:pPr>
-        <w:spacing w:line="276" w:lineRule="auto" w:before="0" w:after="0"/>
-        <w:ind w:left="288"/>
-        <w:jc w:val="left"/>
-      </w:pPr>
-      <w:r>
-        <w:rPr>
-          <w:rFonts w:ascii="Consolas" w:hAnsi="Consolas"/>
-          <w:sz w:val="20"/>
-        </w:rPr>
-        <w:t>- Мова: Python 3.11+</w:t>
-      </w:r>
-    </w:p>
-    <w:p>
-      <w:pPr>
-        <w:spacing w:line="276" w:lineRule="auto" w:before="0" w:after="0"/>
-        <w:ind w:left="288"/>
-        <w:jc w:val="left"/>
-      </w:pPr>
-      <w:r>
-        <w:rPr>
-          <w:rFonts w:ascii="Consolas" w:hAnsi="Consolas"/>
-          <w:sz w:val="20"/>
-        </w:rPr>
-        <w:t xml:space="preserve"> </w:t>
-      </w:r>
-    </w:p>
-    <w:p>
-      <w:pPr>
-        <w:spacing w:line="276" w:lineRule="auto" w:before="0" w:after="0"/>
-        <w:ind w:left="288"/>
-        <w:jc w:val="left"/>
-      </w:pPr>
-      <w:r>
-        <w:rPr>
-          <w:rFonts w:ascii="Consolas" w:hAnsi="Consolas"/>
-          <w:sz w:val="20"/>
-        </w:rPr>
-        <w:t>## Вихідні результати</w:t>
-      </w:r>
-    </w:p>
-    <w:p>
-      <w:pPr>
-        <w:spacing w:line="276" w:lineRule="auto" w:before="0" w:after="0"/>
-        <w:ind w:left="288"/>
-        <w:jc w:val="left"/>
-      </w:pPr>
-      <w:r>
-        <w:rPr>
-          <w:rFonts w:ascii="Consolas" w:hAnsi="Consolas"/>
-          <w:sz w:val="20"/>
-        </w:rPr>
-        <w:t>- `src/app.py`</w:t>
-      </w:r>
-    </w:p>
-    <w:p>
-      <w:pPr>
-        <w:spacing w:line="276" w:lineRule="auto" w:before="0" w:after="0"/>
-        <w:ind w:left="288"/>
-        <w:jc w:val="left"/>
-      </w:pPr>
-      <w:r>
-        <w:rPr>
-          <w:rFonts w:ascii="Consolas" w:hAnsi="Consolas"/>
-          <w:sz w:val="20"/>
-        </w:rPr>
-        <w:t>- `.gitignore`</w:t>
-      </w:r>
-    </w:p>
-    <w:p>
-      <w:pPr>
-        <w:spacing w:line="276" w:lineRule="auto" w:before="0" w:after="0"/>
-        <w:ind w:left="288"/>
-        <w:jc w:val="left"/>
-      </w:pPr>
-      <w:r>
-        <w:rPr>
-          <w:rFonts w:ascii="Consolas" w:hAnsi="Consolas"/>
-          <w:sz w:val="20"/>
-        </w:rPr>
-        <w:t xml:space="preserve"> </w:t>
-      </w:r>
-    </w:p>
-    <w:p>
-      <w:pPr>
-        <w:spacing w:line="276" w:lineRule="auto" w:before="0" w:after="0"/>
-        <w:ind w:left="288"/>
-        <w:jc w:val="left"/>
-      </w:pPr>
-      <w:r>
-        <w:rPr>
-          <w:rFonts w:ascii="Consolas" w:hAnsi="Consolas"/>
-          <w:sz w:val="20"/>
-        </w:rPr>
-        <w:t>## Перевірка</w:t>
-      </w:r>
-    </w:p>
-    <w:p>
-      <w:pPr>
-        <w:spacing w:line="276" w:lineRule="auto" w:before="0" w:after="0"/>
-        <w:ind w:left="288"/>
-        <w:jc w:val="left"/>
-      </w:pPr>
-      <w:r>
-        <w:rPr>
-          <w:rFonts w:ascii="Consolas" w:hAnsi="Consolas"/>
-          <w:sz w:val="20"/>
-        </w:rPr>
-        <w:t>Наявність файлу `src/app.py`, функцій вітання та базового додавання.</w:t>
-      </w:r>
-    </w:p>
-    <w:p>
-      <w:pPr>
-        <w:spacing w:line="276" w:lineRule="auto" w:before="0" w:after="0"/>
-        <w:ind w:left="288"/>
-        <w:jc w:val="left"/>
-      </w:pPr>
-      <w:r>
-        <w:rPr>
-          <w:rFonts w:ascii="Consolas" w:hAnsi="Consolas"/>
-          <w:sz w:val="20"/>
-        </w:rPr>
-        <w:t xml:space="preserve"> </w:t>
-      </w:r>
-    </w:p>
-    <w:p>
-      <w:pPr>
-        <w:spacing w:line="276" w:lineRule="auto" w:before="0" w:after="0"/>
-        <w:ind w:left="288"/>
-        <w:jc w:val="left"/>
-      </w:pPr>
-      <w:r>
-        <w:rPr>
-          <w:rFonts w:ascii="Consolas" w:hAnsi="Consolas"/>
-          <w:sz w:val="20"/>
-        </w:rPr>
-        <w:t>## Сценарій помилки</w:t>
-      </w:r>
-    </w:p>
-    <w:p>
-      <w:pPr>
-        <w:spacing w:line="276" w:lineRule="auto" w:before="0" w:after="200"/>
-        <w:ind w:left="288"/>
-        <w:jc w:val="left"/>
-      </w:pPr>
-      <w:r>
-        <w:rPr>
-          <w:rFonts w:ascii="Consolas" w:hAnsi="Consolas"/>
-          <w:sz w:val="20"/>
-        </w:rPr>
-        <w:t>Якщо файл `src/app.py` не створився або містить синтаксичні помилки, операція зупиняється.</w:t>
-      </w:r>
-    </w:p>
-    <w:p>
-      <w:pPr>
-        <w:spacing w:line="360" w:lineRule="auto" w:before="0" w:after="40"/>
-        <w:jc w:val="both"/>
-      </w:pPr>
-      <w:r>
-        <w:rPr>
-          <w:rFonts w:ascii="Times New Roman" w:hAnsi="Times New Roman"/>
-          <w:sz w:val="28"/>
-        </w:rPr>
-        <w:t>Лістинг 2. Специфікація скіла build-and-test (.github/skills/build-and-test/SKILL.md)</w:t>
-      </w:r>
-    </w:p>
-    <w:p>
-      <w:pPr>
-        <w:spacing w:line="276" w:lineRule="auto" w:before="0" w:after="0"/>
-        <w:ind w:left="288"/>
-        <w:jc w:val="left"/>
-      </w:pPr>
-      <w:r>
-        <w:rPr>
-          <w:rFonts w:ascii="Consolas" w:hAnsi="Consolas"/>
-          <w:sz w:val="20"/>
-        </w:rPr>
-        <w:t># Skill: build-and-test</w:t>
-      </w:r>
-    </w:p>
-    <w:p>
-      <w:pPr>
-        <w:spacing w:line="276" w:lineRule="auto" w:before="0" w:after="0"/>
-        <w:ind w:left="288"/>
-        <w:jc w:val="left"/>
-      </w:pPr>
-      <w:r>
-        <w:rPr>
-          <w:rFonts w:ascii="Consolas" w:hAnsi="Consolas"/>
-          <w:sz w:val="20"/>
-        </w:rPr>
-        <w:t xml:space="preserve"> </w:t>
-      </w:r>
-    </w:p>
-    <w:p>
-      <w:pPr>
-        <w:spacing w:line="276" w:lineRule="auto" w:before="0" w:after="0"/>
-        <w:ind w:left="288"/>
-        <w:jc w:val="left"/>
-      </w:pPr>
-      <w:r>
-        <w:rPr>
-          <w:rFonts w:ascii="Consolas" w:hAnsi="Consolas"/>
-          <w:sz w:val="20"/>
-        </w:rPr>
-        <w:t>## Призначення</w:t>
-      </w:r>
-    </w:p>
-    <w:p>
-      <w:pPr>
-        <w:spacing w:line="276" w:lineRule="auto" w:before="0" w:after="0"/>
-        <w:ind w:left="288"/>
-        <w:jc w:val="left"/>
-      </w:pPr>
-      <w:r>
-        <w:rPr>
-          <w:rFonts w:ascii="Consolas" w:hAnsi="Consolas"/>
-          <w:sz w:val="20"/>
-        </w:rPr>
-        <w:t>Налаштування віртуального оточення, тестового фреймворку pytest, requirements.txt та скриптів ci.sh і ci.bat.</w:t>
-      </w:r>
-    </w:p>
-    <w:p>
-      <w:pPr>
-        <w:spacing w:line="276" w:lineRule="auto" w:before="0" w:after="0"/>
-        <w:ind w:left="288"/>
-        <w:jc w:val="left"/>
-      </w:pPr>
-      <w:r>
-        <w:rPr>
-          <w:rFonts w:ascii="Consolas" w:hAnsi="Consolas"/>
-          <w:sz w:val="20"/>
-        </w:rPr>
-        <w:t xml:space="preserve"> </w:t>
-      </w:r>
-    </w:p>
-    <w:p>
-      <w:pPr>
-        <w:spacing w:line="276" w:lineRule="auto" w:before="0" w:after="0"/>
-        <w:ind w:left="288"/>
-        <w:jc w:val="left"/>
-      </w:pPr>
-      <w:r>
-        <w:rPr>
-          <w:rFonts w:ascii="Consolas" w:hAnsi="Consolas"/>
-          <w:sz w:val="20"/>
-        </w:rPr>
-        <w:t>## Вхідні дані</w:t>
-      </w:r>
-    </w:p>
-    <w:p>
-      <w:pPr>
-        <w:spacing w:line="276" w:lineRule="auto" w:before="0" w:after="0"/>
-        <w:ind w:left="288"/>
-        <w:jc w:val="left"/>
-      </w:pPr>
-      <w:r>
-        <w:rPr>
-          <w:rFonts w:ascii="Consolas" w:hAnsi="Consolas"/>
-          <w:sz w:val="20"/>
-        </w:rPr>
-        <w:t>- Сирцевий файл `src/app.py`.</w:t>
-      </w:r>
-    </w:p>
-    <w:p>
-      <w:pPr>
-        <w:spacing w:line="276" w:lineRule="auto" w:before="0" w:after="0"/>
-        <w:ind w:left="288"/>
-        <w:jc w:val="left"/>
-      </w:pPr>
-      <w:r>
-        <w:rPr>
-          <w:rFonts w:ascii="Consolas" w:hAnsi="Consolas"/>
-          <w:sz w:val="20"/>
-        </w:rPr>
-        <w:t xml:space="preserve"> </w:t>
-      </w:r>
-    </w:p>
-    <w:p>
-      <w:pPr>
-        <w:spacing w:line="276" w:lineRule="auto" w:before="0" w:after="0"/>
-        <w:ind w:left="288"/>
-        <w:jc w:val="left"/>
-      </w:pPr>
-      <w:r>
-        <w:rPr>
-          <w:rFonts w:ascii="Consolas" w:hAnsi="Consolas"/>
-          <w:sz w:val="20"/>
-        </w:rPr>
-        <w:t>## Вихідні результати</w:t>
-      </w:r>
-    </w:p>
-    <w:p>
-      <w:pPr>
-        <w:spacing w:line="276" w:lineRule="auto" w:before="0" w:after="0"/>
-        <w:ind w:left="288"/>
-        <w:jc w:val="left"/>
-      </w:pPr>
-      <w:r>
-        <w:rPr>
-          <w:rFonts w:ascii="Consolas" w:hAnsi="Consolas"/>
-          <w:sz w:val="20"/>
-        </w:rPr>
-        <w:t>- `requirements.txt`</w:t>
-      </w:r>
-    </w:p>
-    <w:p>
-      <w:pPr>
-        <w:spacing w:line="276" w:lineRule="auto" w:before="0" w:after="0"/>
-        <w:ind w:left="288"/>
-        <w:jc w:val="left"/>
-      </w:pPr>
-      <w:r>
-        <w:rPr>
-          <w:rFonts w:ascii="Consolas" w:hAnsi="Consolas"/>
-          <w:sz w:val="20"/>
-        </w:rPr>
-        <w:t>- `tests/test_app.py`</w:t>
-      </w:r>
-    </w:p>
-    <w:p>
-      <w:pPr>
-        <w:spacing w:line="276" w:lineRule="auto" w:before="0" w:after="0"/>
-        <w:ind w:left="288"/>
-        <w:jc w:val="left"/>
-      </w:pPr>
-      <w:r>
-        <w:rPr>
-          <w:rFonts w:ascii="Consolas" w:hAnsi="Consolas"/>
-          <w:sz w:val="20"/>
-        </w:rPr>
-        <w:t>- `scripts/ci.sh`</w:t>
-      </w:r>
-    </w:p>
-    <w:p>
-      <w:pPr>
-        <w:spacing w:line="276" w:lineRule="auto" w:before="0" w:after="0"/>
-        <w:ind w:left="288"/>
-        <w:jc w:val="left"/>
-      </w:pPr>
-      <w:r>
-        <w:rPr>
-          <w:rFonts w:ascii="Consolas" w:hAnsi="Consolas"/>
-          <w:sz w:val="20"/>
-        </w:rPr>
-        <w:t>- `scripts/ci.bat`</w:t>
-      </w:r>
-    </w:p>
-    <w:p>
-      <w:pPr>
-        <w:spacing w:line="276" w:lineRule="auto" w:before="0" w:after="0"/>
-        <w:ind w:left="288"/>
-        <w:jc w:val="left"/>
-      </w:pPr>
-      <w:r>
-        <w:rPr>
-          <w:rFonts w:ascii="Consolas" w:hAnsi="Consolas"/>
-          <w:sz w:val="20"/>
-        </w:rPr>
-        <w:t xml:space="preserve"> </w:t>
-      </w:r>
-    </w:p>
-    <w:p>
-      <w:pPr>
-        <w:spacing w:line="276" w:lineRule="auto" w:before="0" w:after="0"/>
-        <w:ind w:left="288"/>
-        <w:jc w:val="left"/>
-      </w:pPr>
-      <w:r>
-        <w:rPr>
-          <w:rFonts w:ascii="Consolas" w:hAnsi="Consolas"/>
-          <w:sz w:val="20"/>
-        </w:rPr>
-        <w:t>## Перевірка</w:t>
-      </w:r>
-    </w:p>
-    <w:p>
-      <w:pPr>
-        <w:spacing w:line="276" w:lineRule="auto" w:before="0" w:after="0"/>
-        <w:ind w:left="288"/>
-        <w:jc w:val="left"/>
-      </w:pPr>
-      <w:r>
-        <w:rPr>
-          <w:rFonts w:ascii="Consolas" w:hAnsi="Consolas"/>
-          <w:sz w:val="20"/>
-        </w:rPr>
-        <w:t>Успішне завершення `pytest tests/test_app.py` із кодом повернення 0.</w:t>
-      </w:r>
-    </w:p>
-    <w:p>
-      <w:pPr>
-        <w:spacing w:line="276" w:lineRule="auto" w:before="0" w:after="0"/>
-        <w:ind w:left="288"/>
-        <w:jc w:val="left"/>
-      </w:pPr>
-      <w:r>
-        <w:rPr>
-          <w:rFonts w:ascii="Consolas" w:hAnsi="Consolas"/>
-          <w:sz w:val="20"/>
-        </w:rPr>
-        <w:t xml:space="preserve"> </w:t>
-      </w:r>
-    </w:p>
-    <w:p>
-      <w:pPr>
-        <w:spacing w:line="276" w:lineRule="auto" w:before="0" w:after="0"/>
-        <w:ind w:left="288"/>
-        <w:jc w:val="left"/>
-      </w:pPr>
-      <w:r>
-        <w:rPr>
-          <w:rFonts w:ascii="Consolas" w:hAnsi="Consolas"/>
-          <w:sz w:val="20"/>
-        </w:rPr>
-        <w:t>## Сценарій помилки</w:t>
-      </w:r>
-    </w:p>
-    <w:p>
-      <w:pPr>
-        <w:spacing w:line="276" w:lineRule="auto" w:before="0" w:after="200"/>
-        <w:ind w:left="288"/>
-        <w:jc w:val="left"/>
-      </w:pPr>
-      <w:r>
-        <w:rPr>
-          <w:rFonts w:ascii="Consolas" w:hAnsi="Consolas"/>
-          <w:sz w:val="20"/>
-        </w:rPr>
-        <w:t>Якщо залежності не встановилися або тести провалилися, скрипт повертає ненульовий код помилки та зупиняє процес.</w:t>
-      </w:r>
-    </w:p>
-    <w:p>
-      <w:pPr>
-        <w:spacing w:line="360" w:lineRule="auto" w:before="0" w:after="40"/>
-        <w:jc w:val="both"/>
-      </w:pPr>
-      <w:r>
-        <w:rPr>
-          <w:rFonts w:ascii="Times New Roman" w:hAnsi="Times New Roman"/>
-          <w:sz w:val="28"/>
-        </w:rPr>
-        <w:t>Лістинг 3. Специфікація скіла github-actions (.github/skills/github-actions/SKILL.md)</w:t>
-      </w:r>
-    </w:p>
-    <w:p>
-      <w:pPr>
-        <w:spacing w:line="276" w:lineRule="auto" w:before="0" w:after="0"/>
-        <w:ind w:left="288"/>
-        <w:jc w:val="left"/>
-      </w:pPr>
-      <w:r>
-        <w:rPr>
-          <w:rFonts w:ascii="Consolas" w:hAnsi="Consolas"/>
-          <w:sz w:val="20"/>
-        </w:rPr>
-        <w:t># Skill: github-actions</w:t>
-      </w:r>
-    </w:p>
-    <w:p>
-      <w:pPr>
-        <w:spacing w:line="276" w:lineRule="auto" w:before="0" w:after="0"/>
-        <w:ind w:left="288"/>
-        <w:jc w:val="left"/>
-      </w:pPr>
-      <w:r>
-        <w:rPr>
-          <w:rFonts w:ascii="Consolas" w:hAnsi="Consolas"/>
-          <w:sz w:val="20"/>
-        </w:rPr>
-        <w:t xml:space="preserve"> </w:t>
-      </w:r>
-    </w:p>
-    <w:p>
-      <w:pPr>
-        <w:spacing w:line="276" w:lineRule="auto" w:before="0" w:after="0"/>
-        <w:ind w:left="288"/>
-        <w:jc w:val="left"/>
-      </w:pPr>
-      <w:r>
-        <w:rPr>
-          <w:rFonts w:ascii="Consolas" w:hAnsi="Consolas"/>
-          <w:sz w:val="20"/>
-        </w:rPr>
-        <w:t>## Призначення</w:t>
-      </w:r>
-    </w:p>
-    <w:p>
-      <w:pPr>
-        <w:spacing w:line="276" w:lineRule="auto" w:before="0" w:after="0"/>
-        <w:ind w:left="288"/>
-        <w:jc w:val="left"/>
-      </w:pPr>
-      <w:r>
-        <w:rPr>
-          <w:rFonts w:ascii="Consolas" w:hAnsi="Consolas"/>
-          <w:sz w:val="20"/>
-        </w:rPr>
-        <w:t>Створення файлу конфігурації .github/workflows/ci.yml із матрицею для Windows, Linux та macOS.</w:t>
-      </w:r>
-    </w:p>
-    <w:p>
-      <w:pPr>
-        <w:spacing w:line="276" w:lineRule="auto" w:before="0" w:after="0"/>
-        <w:ind w:left="288"/>
-        <w:jc w:val="left"/>
-      </w:pPr>
-      <w:r>
-        <w:rPr>
-          <w:rFonts w:ascii="Consolas" w:hAnsi="Consolas"/>
-          <w:sz w:val="20"/>
-        </w:rPr>
-        <w:t xml:space="preserve"> </w:t>
-      </w:r>
-    </w:p>
-    <w:p>
-      <w:pPr>
-        <w:spacing w:line="276" w:lineRule="auto" w:before="0" w:after="0"/>
-        <w:ind w:left="288"/>
-        <w:jc w:val="left"/>
-      </w:pPr>
-      <w:r>
-        <w:rPr>
-          <w:rFonts w:ascii="Consolas" w:hAnsi="Consolas"/>
-          <w:sz w:val="20"/>
-        </w:rPr>
-        <w:t>## Вхідні дані</w:t>
-      </w:r>
-    </w:p>
-    <w:p>
-      <w:pPr>
-        <w:spacing w:line="276" w:lineRule="auto" w:before="0" w:after="0"/>
-        <w:ind w:left="288"/>
-        <w:jc w:val="left"/>
-      </w:pPr>
-      <w:r>
-        <w:rPr>
-          <w:rFonts w:ascii="Consolas" w:hAnsi="Consolas"/>
-          <w:sz w:val="20"/>
-        </w:rPr>
-        <w:t>- Скрипти запуску `scripts/ci.sh` та `scripts/ci.bat`.</w:t>
-      </w:r>
-    </w:p>
-    <w:p>
-      <w:pPr>
-        <w:spacing w:line="276" w:lineRule="auto" w:before="0" w:after="0"/>
-        <w:ind w:left="288"/>
-        <w:jc w:val="left"/>
-      </w:pPr>
-      <w:r>
-        <w:rPr>
-          <w:rFonts w:ascii="Consolas" w:hAnsi="Consolas"/>
-          <w:sz w:val="20"/>
-        </w:rPr>
-        <w:t xml:space="preserve"> </w:t>
-      </w:r>
-    </w:p>
-    <w:p>
-      <w:pPr>
-        <w:spacing w:line="276" w:lineRule="auto" w:before="0" w:after="0"/>
-        <w:ind w:left="288"/>
-        <w:jc w:val="left"/>
-      </w:pPr>
-      <w:r>
-        <w:rPr>
-          <w:rFonts w:ascii="Consolas" w:hAnsi="Consolas"/>
-          <w:sz w:val="20"/>
-        </w:rPr>
-        <w:t>## Вихідні результати</w:t>
-      </w:r>
-    </w:p>
-    <w:p>
-      <w:pPr>
-        <w:spacing w:line="276" w:lineRule="auto" w:before="0" w:after="0"/>
-        <w:ind w:left="288"/>
-        <w:jc w:val="left"/>
-      </w:pPr>
-      <w:r>
-        <w:rPr>
-          <w:rFonts w:ascii="Consolas" w:hAnsi="Consolas"/>
-          <w:sz w:val="20"/>
-        </w:rPr>
-        <w:t>- `.github/workflows/ci.yml`</w:t>
-      </w:r>
-    </w:p>
-    <w:p>
-      <w:pPr>
-        <w:spacing w:line="276" w:lineRule="auto" w:before="0" w:after="0"/>
-        <w:ind w:left="288"/>
-        <w:jc w:val="left"/>
-      </w:pPr>
-      <w:r>
-        <w:rPr>
-          <w:rFonts w:ascii="Consolas" w:hAnsi="Consolas"/>
-          <w:sz w:val="20"/>
-        </w:rPr>
-        <w:t xml:space="preserve"> </w:t>
-      </w:r>
-    </w:p>
-    <w:p>
-      <w:pPr>
-        <w:spacing w:line="276" w:lineRule="auto" w:before="0" w:after="0"/>
-        <w:ind w:left="288"/>
-        <w:jc w:val="left"/>
-      </w:pPr>
-      <w:r>
-        <w:rPr>
-          <w:rFonts w:ascii="Consolas" w:hAnsi="Consolas"/>
-          <w:sz w:val="20"/>
-        </w:rPr>
-        <w:t>## Перевірка</w:t>
-      </w:r>
-    </w:p>
-    <w:p>
-      <w:pPr>
-        <w:spacing w:line="276" w:lineRule="auto" w:before="0" w:after="0"/>
-        <w:ind w:left="288"/>
-        <w:jc w:val="left"/>
-      </w:pPr>
-      <w:r>
-        <w:rPr>
-          <w:rFonts w:ascii="Consolas" w:hAnsi="Consolas"/>
-          <w:sz w:val="20"/>
-        </w:rPr>
-        <w:t>Наявність у workflow матриці з трьох ОС (ubuntu-latest, windows-latest, macos-latest) та запуск виключно скриптів збірки.</w:t>
-      </w:r>
-    </w:p>
-    <w:p>
-      <w:pPr>
-        <w:spacing w:line="276" w:lineRule="auto" w:before="0" w:after="0"/>
-        <w:ind w:left="288"/>
-        <w:jc w:val="left"/>
-      </w:pPr>
-      <w:r>
-        <w:rPr>
-          <w:rFonts w:ascii="Consolas" w:hAnsi="Consolas"/>
-          <w:sz w:val="20"/>
-        </w:rPr>
-        <w:t xml:space="preserve"> </w:t>
-      </w:r>
-    </w:p>
-    <w:p>
-      <w:pPr>
-        <w:spacing w:line="276" w:lineRule="auto" w:before="0" w:after="0"/>
-        <w:ind w:left="288"/>
-        <w:jc w:val="left"/>
-      </w:pPr>
-      <w:r>
-        <w:rPr>
-          <w:rFonts w:ascii="Consolas" w:hAnsi="Consolas"/>
-          <w:sz w:val="20"/>
-        </w:rPr>
-        <w:t>## Сценарій помилки</w:t>
-      </w:r>
-    </w:p>
-    <w:p>
-      <w:pPr>
-        <w:spacing w:line="276" w:lineRule="auto" w:before="0" w:after="200"/>
-        <w:ind w:left="288"/>
-        <w:jc w:val="left"/>
-      </w:pPr>
-      <w:r>
-        <w:rPr>
-          <w:rFonts w:ascii="Consolas" w:hAnsi="Consolas"/>
-          <w:sz w:val="20"/>
-        </w:rPr>
-        <w:t>Якщо файл конфігурації пошкоджено або він містить прямі команди замість скриптів, валідація не проходить.</w:t>
-      </w:r>
-    </w:p>
-    <w:p>
-      <w:pPr>
-        <w:spacing w:line="360" w:lineRule="auto" w:before="280" w:after="120"/>
-        <w:jc w:val="left"/>
-      </w:pPr>
-      <w:r>
-        <w:rPr>
-          <w:rFonts w:ascii="Times New Roman" w:hAnsi="Times New Roman"/>
-          <w:b/>
-          <w:sz w:val="28"/>
-        </w:rPr>
-        <w:t>6. Журнал взаємодії з AI-агентом</w:t>
-      </w:r>
-    </w:p>
-    <w:p>
-      <w:pPr>
-        <w:spacing w:line="360" w:lineRule="auto" w:before="0" w:after="120"/>
-        <w:jc w:val="both"/>
-      </w:pPr>
-      <w:r>
-        <w:rPr>
-          <w:rFonts w:ascii="Times New Roman" w:hAnsi="Times New Roman"/>
-          <w:sz w:val="28"/>
-        </w:rPr>
-        <w:t>Для перевірки функціонування розроблених модульних інструкцій було надіслано запит до GitHub Copilot Chat із викликом скіла .github/skills/project-scaffold/SKILL.md для первинної генерації файлу програми src/app.py та конфігураційного файлу .gitignore.</w:t>
+        <w:t>Для перевірки функціонування розроблених модульних інструкцій було надіслано перший запит до GitHub Copilot Chat із викликом скіла .github/skills/project-scaffold/SKILL.md для первинної генерації файлу програми src/app.py та конфігураційного файлу .gitignore.</w:t>
       </w:r>
     </w:p>
     <w:p>
@@ -1561,11 +5688,11 @@
               <a:graphicData uri="http://schemas.openxmlformats.org/drawingml/2006/picture">
                 <pic:pic>
                   <pic:nvPicPr>
-                    <pic:cNvPr id="0" name="copilot_first_prompt.png"/>
+                    <pic:cNvPr id="0" name="image.png"/>
                     <pic:cNvPicPr/>
                   </pic:nvPicPr>
                   <pic:blipFill>
-                    <a:blip r:embed="rId10"/>
+                    <a:blip r:embed="rId6"/>
                     <a:stretch>
                       <a:fillRect/>
                     </a:stretch>
@@ -1628,11 +5755,11 @@
               <a:graphicData uri="http://schemas.openxmlformats.org/drawingml/2006/picture">
                 <pic:pic>
                   <pic:nvPicPr>
-                    <pic:cNvPr id="0" name="copilot_pip_pytest.png"/>
+                    <pic:cNvPr id="0" name="image.png"/>
                     <pic:cNvPicPr/>
                   </pic:nvPicPr>
                   <pic:blipFill>
-                    <a:blip r:embed="rId11"/>
+                    <a:blip r:embed="rId7"/>
                     <a:stretch>
                       <a:fillRect/>
                     </a:stretch>
@@ -1695,11 +5822,11 @@
               <a:graphicData uri="http://schemas.openxmlformats.org/drawingml/2006/picture">
                 <pic:pic>
                   <pic:nvPicPr>
-                    <pic:cNvPr id="0" name="copilot_test_results.png"/>
+                    <pic:cNvPr id="0" name="image.png"/>
                     <pic:cNvPicPr/>
                   </pic:nvPicPr>
                   <pic:blipFill>
-                    <a:blip r:embed="rId12"/>
+                    <a:blip r:embed="rId8"/>
                     <a:stretch>
                       <a:fillRect/>
                     </a:stretch>
@@ -1742,7 +5869,7 @@
           <w:rFonts w:ascii="Times New Roman" w:hAnsi="Times New Roman"/>
           <w:sz w:val="28"/>
         </w:rPr>
-        <w:t>На завершальному етапі через AI-агента було передано інструкції скіла .github/skills/github-actions/SKILL.md для налаштування кросплатформного пайплайну автоматизації GitHub Actions (.github/workflows/ci.yml). Агент сформував робочий процес із матрицею для трьох операційних систем (ubuntu-latest, windows-latest, macos-latest), конфігурацією Python 3.11 та викликом виключно скриптів ci.sh та ci.bat.</w:t>
+        <w:t>На наступному етапі через AI-агента було передано інструкції скіла .github/skills/github-actions/SKILL.md для налаштування кросплатформного пайплайну автоматизації GitHub Actions (.github/workflows/ci.yml). Агент сформував робочий процес із матрицею для трьох операційних систем (ubuntu-latest, windows-latest, macos-latest), конфігурацією Python 3.11 та викликом виключно скриптів ci.sh та ci.bat.</w:t>
       </w:r>
     </w:p>
     <w:p>
@@ -1762,11 +5889,11 @@
               <a:graphicData uri="http://schemas.openxmlformats.org/drawingml/2006/picture">
                 <pic:pic>
                   <pic:nvPicPr>
-                    <pic:cNvPr id="0" name="copilot_github_actions.png"/>
+                    <pic:cNvPr id="0" name="image.png"/>
                     <pic:cNvPicPr/>
                   </pic:nvPicPr>
                   <pic:blipFill>
-                    <a:blip r:embed="rId13"/>
+                    <a:blip r:embed="rId9"/>
                     <a:stretch>
                       <a:fillRect/>
                     </a:stretch>
@@ -1829,11 +5956,11 @@
               <a:graphicData uri="http://schemas.openxmlformats.org/drawingml/2006/picture">
                 <pic:pic>
                   <pic:nvPicPr>
-                    <pic:cNvPr id="0" name="copilot_check_prompt.png"/>
+                    <pic:cNvPr id="0" name="image.png"/>
                     <pic:cNvPicPr/>
                   </pic:nvPicPr>
                   <pic:blipFill>
-                    <a:blip r:embed="rId14"/>
+                    <a:blip r:embed="rId10"/>
                     <a:stretch>
                       <a:fillRect/>
                     </a:stretch>
@@ -1896,11 +6023,11 @@
               <a:graphicData uri="http://schemas.openxmlformats.org/drawingml/2006/picture">
                 <pic:pic>
                   <pic:nvPicPr>
-                    <pic:cNvPr id="0" name="copilot_check_results.png"/>
+                    <pic:cNvPr id="0" name="image.png"/>
                     <pic:cNvPicPr/>
                   </pic:nvPicPr>
                   <pic:blipFill>
-                    <a:blip r:embed="rId15"/>
+                    <a:blip r:embed="rId11"/>
                     <a:stretch>
                       <a:fillRect/>
                     </a:stretch>
@@ -1935,7 +6062,7 @@
     </w:p>
     <w:p>
       <w:pPr>
-        <w:spacing w:line="360" w:lineRule="auto" w:before="280" w:after="120"/>
+        <w:spacing w:line="360" w:lineRule="auto" w:before="200" w:after="80"/>
         <w:jc w:val="left"/>
       </w:pPr>
       <w:r>
@@ -1944,7 +6071,7 @@
           <w:b/>
           <w:sz w:val="28"/>
         </w:rPr>
-        <w:t>7. Посилання на GitHub-репозиторій проєкту</w:t>
+        <w:t>4.8. Результати локального складання і тестування проєкту</w:t>
       </w:r>
     </w:p>
     <w:p>
@@ -1957,9 +6084,513 @@
           <w:rFonts w:ascii="Times New Roman" w:hAnsi="Times New Roman"/>
           <w:sz w:val="28"/>
         </w:rPr>
-        <w:t xml:space="preserve">Вихідний код проєкту, конфігурація AI-агента, навички, скрипти та CI-workflow розміщено у репозиторії GitHub: </w:t>
-      </w:r>
-      <w:hyperlink r:id="rId16">
+        <w:t>Для перевірки коректності роботи створених скриптів безпосередньо у локальному середовищі було здійснено запуск скрипта scripts\ci.bat у терміналі Windows.</w:t>
+      </w:r>
+    </w:p>
+    <w:p>
+      <w:pPr>
+        <w:spacing w:line="360" w:lineRule="auto" w:before="0" w:after="120"/>
+        <w:jc w:val="both"/>
+      </w:pPr>
+      <w:r>
+        <w:rPr>
+          <w:rFonts w:ascii="Times New Roman" w:hAnsi="Times New Roman"/>
+          <w:sz w:val="28"/>
+        </w:rPr>
+        <w:t>Скрипт успішно активував віртуальне оточення .venv, оновив менеджер пакетів pip, перевірив наявність залежностей із requirements.txt, виконав запуск усіх 3 тестів pytest (3 passed in 0.03s), а також виконав головний модуль src/app.py, що вивів очікувані привітання («Hello, World!», «Hello, Alice!») та результат обчислення функції додавання (5).</w:t>
+      </w:r>
+    </w:p>
+    <w:p>
+      <w:pPr>
+        <w:spacing w:before="160" w:after="80"/>
+        <w:jc w:val="center"/>
+      </w:pPr>
+      <w:r>
+        <w:drawing>
+          <wp:inline xmlns:a="http://schemas.openxmlformats.org/drawingml/2006/main" xmlns:pic="http://schemas.openxmlformats.org/drawingml/2006/picture">
+            <wp:extent cx="5486400" cy="2622466"/>
+            <wp:docPr id="11" name="Picture 11"/>
+            <wp:cNvGraphicFramePr>
+              <a:graphicFrameLocks noChangeAspect="1"/>
+            </wp:cNvGraphicFramePr>
+            <a:graphic>
+              <a:graphicData uri="http://schemas.openxmlformats.org/drawingml/2006/picture">
+                <pic:pic>
+                  <pic:nvPicPr>
+                    <pic:cNvPr id="0" name="image.png"/>
+                    <pic:cNvPicPr/>
+                  </pic:nvPicPr>
+                  <pic:blipFill>
+                    <a:blip r:embed="rId12"/>
+                    <a:stretch>
+                      <a:fillRect/>
+                    </a:stretch>
+                  </pic:blipFill>
+                  <pic:spPr>
+                    <a:xfrm>
+                      <a:off x="0" y="0"/>
+                      <a:ext cx="5486400" cy="2622466"/>
+                    </a:xfrm>
+                    <a:prstGeom prst="rect"/>
+                  </pic:spPr>
+                </pic:pic>
+              </a:graphicData>
+            </a:graphic>
+          </wp:inline>
+        </w:drawing>
+      </w:r>
+    </w:p>
+    <w:p>
+      <w:pPr>
+        <w:spacing w:line="360" w:lineRule="auto" w:before="80" w:after="240"/>
+        <w:jc w:val="center"/>
+      </w:pPr>
+      <w:r>
+        <w:rPr>
+          <w:rFonts w:ascii="Times New Roman" w:hAnsi="Times New Roman"/>
+          <w:i/>
+          <w:sz w:val="28"/>
+        </w:rPr>
+        <w:t>Рис. 8. Успішне локальне складання та тестування застосунку за допомогою scripts\ci.bat</w:t>
+      </w:r>
+    </w:p>
+    <w:p>
+      <w:pPr>
+        <w:spacing w:line="360" w:lineRule="auto" w:before="200" w:after="80"/>
+        <w:jc w:val="left"/>
+      </w:pPr>
+      <w:r>
+        <w:rPr>
+          <w:rFonts w:ascii="Times New Roman" w:hAnsi="Times New Roman"/>
+          <w:b/>
+          <w:sz w:val="28"/>
+        </w:rPr>
+        <w:t>4.9. Git-процес, виявлення та виправлення помилок, створення та злиття Pull Request</w:t>
+      </w:r>
+    </w:p>
+    <w:p>
+      <w:pPr>
+        <w:spacing w:line="360" w:lineRule="auto" w:before="0" w:after="120"/>
+        <w:jc w:val="both"/>
+      </w:pPr>
+      <w:r>
+        <w:rPr>
+          <w:rFonts w:ascii="Times New Roman" w:hAnsi="Times New Roman"/>
+          <w:sz w:val="28"/>
+        </w:rPr>
+        <w:t>Відповідно до регламенту розробки робота велася у гілці feature/ai-agent з подальшим злиттям у гілку develop. Під час налаштування та первинного запуску CI/CD пайплайну на платформі GitHub Actions виникли дві технічні проблеми, які призвели до аварійного завершення кроків тестування на віртуальних машинах хмарних раннерів (Рис. 9):</w:t>
+      </w:r>
+    </w:p>
+    <w:p>
+      <w:pPr>
+        <w:spacing w:before="160" w:after="80"/>
+        <w:jc w:val="center"/>
+      </w:pPr>
+      <w:r>
+        <w:drawing>
+          <wp:inline xmlns:a="http://schemas.openxmlformats.org/drawingml/2006/main" xmlns:pic="http://schemas.openxmlformats.org/drawingml/2006/picture">
+            <wp:extent cx="5486400" cy="2716411"/>
+            <wp:docPr id="12" name="Picture 12"/>
+            <wp:cNvGraphicFramePr>
+              <a:graphicFrameLocks noChangeAspect="1"/>
+            </wp:cNvGraphicFramePr>
+            <a:graphic>
+              <a:graphicData uri="http://schemas.openxmlformats.org/drawingml/2006/picture">
+                <pic:pic>
+                  <pic:nvPicPr>
+                    <pic:cNvPr id="0" name="github_actions_failed_runs.png"/>
+                    <pic:cNvPicPr/>
+                  </pic:nvPicPr>
+                  <pic:blipFill>
+                    <a:blip r:embed="rId21"/>
+                    <a:stretch>
+                      <a:fillRect/>
+                    </a:stretch>
+                  </pic:blipFill>
+                  <pic:spPr>
+                    <a:xfrm>
+                      <a:off x="0" y="0"/>
+                      <a:ext cx="5486400" cy="2716411"/>
+                    </a:xfrm>
+                    <a:prstGeom prst="rect"/>
+                  </pic:spPr>
+                </pic:pic>
+              </a:graphicData>
+            </a:graphic>
+          </wp:inline>
+        </w:drawing>
+      </w:r>
+    </w:p>
+    <w:p>
+      <w:pPr>
+        <w:spacing w:line="360" w:lineRule="auto" w:before="80" w:after="240"/>
+        <w:jc w:val="center"/>
+      </w:pPr>
+      <w:r>
+        <w:rPr>
+          <w:rFonts w:ascii="Times New Roman" w:hAnsi="Times New Roman"/>
+          <w:i/>
+          <w:sz w:val="28"/>
+        </w:rPr>
+        <w:t>Рис. 9. Невдалі первинні запуски workflow у GitHub Actions через помилки доступу до скрипту та імпорту модулів</w:t>
+      </w:r>
+    </w:p>
+    <w:p>
+      <w:pPr>
+        <w:spacing w:line="360" w:lineRule="auto" w:before="0" w:after="120"/>
+        <w:jc w:val="both"/>
+      </w:pPr>
+      <w:r>
+        <w:rPr>
+          <w:rFonts w:ascii="Times New Roman" w:hAnsi="Times New Roman"/>
+          <w:sz w:val="28"/>
+        </w:rPr>
+        <w:t>Детальний технічний аналіз причин виникнення несправностей та кроки щодо їх усунення:</w:t>
+      </w:r>
+    </w:p>
+    <w:p>
+      <w:pPr>
+        <w:spacing w:line="360" w:lineRule="auto" w:before="0" w:after="120"/>
+        <w:jc w:val="both"/>
+      </w:pPr>
+      <w:r>
+        <w:rPr>
+          <w:rFonts w:ascii="Times New Roman" w:hAnsi="Times New Roman"/>
+          <w:sz w:val="28"/>
+        </w:rPr>
+        <w:t>1. Помилка доступу до скрипту на раннерах Linux та macOS (Permission denied):</w:t>
+        <w:br/>
+        <w:t>• Причина: Файл scripts/ci.sh створювався у середовищі Windows, тому в репозиторії Git він не отримав атрибута виконуваного файлу (executable bit, 100755 замість звичайного 100644). Під час спроби запуску ./scripts/ci.sh віртуальні машини Linux та macOS повертали код помилки 1 через відсутність прав на виконання.</w:t>
+        <w:br/>
+        <w:t>• Виправлення: Права було явно встановлено через індекс Git командою git update-index --chmod=+x scripts/ci.sh, після чого оновлення зафіксували комітом fix: make ci.sh executable.</w:t>
+      </w:r>
+    </w:p>
+    <w:p>
+      <w:pPr>
+        <w:spacing w:line="360" w:lineRule="auto" w:before="0" w:after="120"/>
+        <w:jc w:val="both"/>
+      </w:pPr>
+      <w:r>
+        <w:rPr>
+          <w:rFonts w:ascii="Times New Roman" w:hAnsi="Times New Roman"/>
+          <w:sz w:val="28"/>
+        </w:rPr>
+        <w:t>2. Помилка імпорту модуля при запуску тестів (ModuleNotFoundError: No module named 'src'):</w:t>
+        <w:br/>
+        <w:t>• Причина: Прямий виклик утиліти pytest tests/test_app.py не додавав поточну кореневу директорію репозиторію до системних шляхів пошуку модулів (sys.path), через що тестовий файл не міг знайти та завантажити вихідні файли з пакета src.</w:t>
+        <w:br/>
+        <w:t>• Виправлення: Команду запуску тестів у скриптах scripts/ci.sh та scripts/ci.bat було змінено на виклик через модуль Python: python -m pytest tests/test_app.py. Це автоматично додало робочу директорію проєкту до шляхів імпорту, забезпечило успішне проходження матричного тестування на всіх трьох платформах (ubuntu-latest, windows-latest, macos-latest) та дозволило коректно завершити злиття Pull Request.</w:t>
+      </w:r>
+    </w:p>
+    <w:p>
+      <w:pPr>
+        <w:spacing w:line="360" w:lineRule="auto" w:before="0" w:after="120"/>
+        <w:jc w:val="both"/>
+      </w:pPr>
+      <w:r>
+        <w:rPr>
+          <w:rFonts w:ascii="Times New Roman" w:hAnsi="Times New Roman"/>
+          <w:sz w:val="28"/>
+        </w:rPr>
+        <w:t>Внесені зміни та порівняння різниці (diff) між гілками develop та feature/ai-agent із виправленнями для CI представлено на Рис. 10.</w:t>
+      </w:r>
+    </w:p>
+    <w:p>
+      <w:pPr>
+        <w:spacing w:before="160" w:after="80"/>
+        <w:jc w:val="center"/>
+      </w:pPr>
+      <w:r>
+        <w:drawing>
+          <wp:inline xmlns:a="http://schemas.openxmlformats.org/drawingml/2006/main" xmlns:pic="http://schemas.openxmlformats.org/drawingml/2006/picture">
+            <wp:extent cx="5486400" cy="2716411"/>
+            <wp:docPr id="13" name="Picture 13"/>
+            <wp:cNvGraphicFramePr>
+              <a:graphicFrameLocks noChangeAspect="1"/>
+            </wp:cNvGraphicFramePr>
+            <a:graphic>
+              <a:graphicData uri="http://schemas.openxmlformats.org/drawingml/2006/picture">
+                <pic:pic>
+                  <pic:nvPicPr>
+                    <pic:cNvPr id="0" name="image.png"/>
+                    <pic:cNvPicPr/>
+                  </pic:nvPicPr>
+                  <pic:blipFill>
+                    <a:blip r:embed="rId13"/>
+                    <a:stretch>
+                      <a:fillRect/>
+                    </a:stretch>
+                  </pic:blipFill>
+                  <pic:spPr>
+                    <a:xfrm>
+                      <a:off x="0" y="0"/>
+                      <a:ext cx="5486400" cy="2716411"/>
+                    </a:xfrm>
+                    <a:prstGeom prst="rect"/>
+                  </pic:spPr>
+                </pic:pic>
+              </a:graphicData>
+            </a:graphic>
+          </wp:inline>
+        </w:drawing>
+      </w:r>
+    </w:p>
+    <w:p>
+      <w:pPr>
+        <w:spacing w:line="360" w:lineRule="auto" w:before="80" w:after="240"/>
+        <w:jc w:val="center"/>
+      </w:pPr>
+      <w:r>
+        <w:rPr>
+          <w:rFonts w:ascii="Times New Roman" w:hAnsi="Times New Roman"/>
+          <w:i/>
+          <w:sz w:val="28"/>
+        </w:rPr>
+        <w:t>Рис. 10. Порівняння змін (diff) між гілками develop та feature/ai-agent із виправленнями для CI</w:t>
+      </w:r>
+    </w:p>
+    <w:p>
+      <w:pPr>
+        <w:spacing w:line="360" w:lineRule="auto" w:before="0" w:after="120"/>
+        <w:jc w:val="both"/>
+      </w:pPr>
+      <w:r>
+        <w:rPr>
+          <w:rFonts w:ascii="Times New Roman" w:hAnsi="Times New Roman"/>
+          <w:sz w:val="28"/>
+        </w:rPr>
+        <w:t>Після внесення зазначених виправлень було створено фінальний Pull Request із назвою lab1/finish (#1) на злиття змін із гілки feature/ai-agent у develop. Усі 6 автоматизованих перевірок GitHub Actions для операційних систем Ubuntu, Windows та macOS завершилися успішно («All checks have passed»), а конфлікти злиття відсутні («No conflicts with base branch»).</w:t>
+      </w:r>
+    </w:p>
+    <w:p>
+      <w:pPr>
+        <w:spacing w:before="160" w:after="80"/>
+        <w:jc w:val="center"/>
+      </w:pPr>
+      <w:r>
+        <w:drawing>
+          <wp:inline xmlns:a="http://schemas.openxmlformats.org/drawingml/2006/main" xmlns:pic="http://schemas.openxmlformats.org/drawingml/2006/picture">
+            <wp:extent cx="5486400" cy="2716411"/>
+            <wp:docPr id="14" name="Picture 14"/>
+            <wp:cNvGraphicFramePr>
+              <a:graphicFrameLocks noChangeAspect="1"/>
+            </wp:cNvGraphicFramePr>
+            <a:graphic>
+              <a:graphicData uri="http://schemas.openxmlformats.org/drawingml/2006/picture">
+                <pic:pic>
+                  <pic:nvPicPr>
+                    <pic:cNvPr id="0" name="image.png"/>
+                    <pic:cNvPicPr/>
+                  </pic:nvPicPr>
+                  <pic:blipFill>
+                    <a:blip r:embed="rId14"/>
+                    <a:stretch>
+                      <a:fillRect/>
+                    </a:stretch>
+                  </pic:blipFill>
+                  <pic:spPr>
+                    <a:xfrm>
+                      <a:off x="0" y="0"/>
+                      <a:ext cx="5486400" cy="2716411"/>
+                    </a:xfrm>
+                    <a:prstGeom prst="rect"/>
+                  </pic:spPr>
+                </pic:pic>
+              </a:graphicData>
+            </a:graphic>
+          </wp:inline>
+        </w:drawing>
+      </w:r>
+    </w:p>
+    <w:p>
+      <w:pPr>
+        <w:spacing w:line="360" w:lineRule="auto" w:before="80" w:after="240"/>
+        <w:jc w:val="center"/>
+      </w:pPr>
+      <w:r>
+        <w:rPr>
+          <w:rFonts w:ascii="Times New Roman" w:hAnsi="Times New Roman"/>
+          <w:i/>
+          <w:sz w:val="28"/>
+        </w:rPr>
+        <w:t>Рис. 11. Створений Pull Request lab1/finish із успішним проходженням усіх перевірок CI на GitHub Actions</w:t>
+      </w:r>
+    </w:p>
+    <w:p>
+      <w:pPr>
+        <w:spacing w:line="360" w:lineRule="auto" w:before="0" w:after="120"/>
+        <w:jc w:val="both"/>
+      </w:pPr>
+      <w:r>
+        <w:rPr>
+          <w:rFonts w:ascii="Times New Roman" w:hAnsi="Times New Roman"/>
+          <w:sz w:val="28"/>
+        </w:rPr>
+        <w:t>Після успішного проходження всіх автоматизованих перевірок було здійснено операцію злиття (merge) Pull Request #1 у гілку develop («Pull request successfully merged and closed»). Коміт злиття отримав хеш e44fe9a з підтвердженням виконання всіх 6 перевірок («6 checks passed»).</w:t>
+      </w:r>
+    </w:p>
+    <w:p>
+      <w:pPr>
+        <w:spacing w:before="160" w:after="80"/>
+        <w:jc w:val="center"/>
+      </w:pPr>
+      <w:r>
+        <w:drawing>
+          <wp:inline xmlns:a="http://schemas.openxmlformats.org/drawingml/2006/main" xmlns:pic="http://schemas.openxmlformats.org/drawingml/2006/picture">
+            <wp:extent cx="5486400" cy="2716411"/>
+            <wp:docPr id="15" name="Picture 15"/>
+            <wp:cNvGraphicFramePr>
+              <a:graphicFrameLocks noChangeAspect="1"/>
+            </wp:cNvGraphicFramePr>
+            <a:graphic>
+              <a:graphicData uri="http://schemas.openxmlformats.org/drawingml/2006/picture">
+                <pic:pic>
+                  <pic:nvPicPr>
+                    <pic:cNvPr id="0" name="image.png"/>
+                    <pic:cNvPicPr/>
+                  </pic:nvPicPr>
+                  <pic:blipFill>
+                    <a:blip r:embed="rId15"/>
+                    <a:stretch>
+                      <a:fillRect/>
+                    </a:stretch>
+                  </pic:blipFill>
+                  <pic:spPr>
+                    <a:xfrm>
+                      <a:off x="0" y="0"/>
+                      <a:ext cx="5486400" cy="2716411"/>
+                    </a:xfrm>
+                    <a:prstGeom prst="rect"/>
+                  </pic:spPr>
+                </pic:pic>
+              </a:graphicData>
+            </a:graphic>
+          </wp:inline>
+        </w:drawing>
+      </w:r>
+    </w:p>
+    <w:p>
+      <w:pPr>
+        <w:spacing w:line="360" w:lineRule="auto" w:before="80" w:after="240"/>
+        <w:jc w:val="center"/>
+      </w:pPr>
+      <w:r>
+        <w:rPr>
+          <w:rFonts w:ascii="Times New Roman" w:hAnsi="Times New Roman"/>
+          <w:i/>
+          <w:sz w:val="28"/>
+        </w:rPr>
+        <w:t>Рис. 12. Успішне злиття Pull Request lab1/finish у гілку develop</w:t>
+      </w:r>
+    </w:p>
+    <w:p>
+      <w:pPr>
+        <w:spacing w:line="360" w:lineRule="auto" w:before="200" w:after="80"/>
+        <w:jc w:val="left"/>
+      </w:pPr>
+      <w:r>
+        <w:rPr>
+          <w:rFonts w:ascii="Times New Roman" w:hAnsi="Times New Roman"/>
+          <w:b/>
+          <w:sz w:val="28"/>
+        </w:rPr>
+        <w:t>4.10. Результати виконання CI-пайплайнів у GitHub Actions для трьох ОС</w:t>
+      </w:r>
+    </w:p>
+    <w:p>
+      <w:pPr>
+        <w:spacing w:line="360" w:lineRule="auto" w:before="0" w:after="120"/>
+        <w:jc w:val="both"/>
+      </w:pPr>
+      <w:r>
+        <w:rPr>
+          <w:rFonts w:ascii="Times New Roman" w:hAnsi="Times New Roman"/>
+          <w:sz w:val="28"/>
+        </w:rPr>
+        <w:t>Історія прогонів у вкладці GitHub Actions демонструє повну хронологію запусків workflow для гілок develop та feature/ai-agent. Перші збірки зафіксували помилки відсутності біта виконання для ci.sh та специфіку імпорту модулів у Windows. Після їх усунення у комітах fix всі наступні прогони (включно з PR #1 та злиттям) позначені зеленим маркером успіху («green build») на всіх трьох платформах: Ubuntu, Windows та macOS (Рис. 13).</w:t>
+      </w:r>
+    </w:p>
+    <w:p>
+      <w:pPr>
+        <w:spacing w:before="160" w:after="80"/>
+        <w:jc w:val="center"/>
+      </w:pPr>
+      <w:r>
+        <w:drawing>
+          <wp:inline xmlns:a="http://schemas.openxmlformats.org/drawingml/2006/main" xmlns:pic="http://schemas.openxmlformats.org/drawingml/2006/picture">
+            <wp:extent cx="5486400" cy="2716411"/>
+            <wp:docPr id="16" name="Picture 16"/>
+            <wp:cNvGraphicFramePr>
+              <a:graphicFrameLocks noChangeAspect="1"/>
+            </wp:cNvGraphicFramePr>
+            <a:graphic>
+              <a:graphicData uri="http://schemas.openxmlformats.org/drawingml/2006/picture">
+                <pic:pic>
+                  <pic:nvPicPr>
+                    <pic:cNvPr id="0" name="image.png"/>
+                    <pic:cNvPicPr/>
+                  </pic:nvPicPr>
+                  <pic:blipFill>
+                    <a:blip r:embed="rId16"/>
+                    <a:stretch>
+                      <a:fillRect/>
+                    </a:stretch>
+                  </pic:blipFill>
+                  <pic:spPr>
+                    <a:xfrm>
+                      <a:off x="0" y="0"/>
+                      <a:ext cx="5486400" cy="2716411"/>
+                    </a:xfrm>
+                    <a:prstGeom prst="rect"/>
+                  </pic:spPr>
+                </pic:pic>
+              </a:graphicData>
+            </a:graphic>
+          </wp:inline>
+        </w:drawing>
+      </w:r>
+    </w:p>
+    <w:p>
+      <w:pPr>
+        <w:spacing w:line="360" w:lineRule="auto" w:before="80" w:after="240"/>
+        <w:jc w:val="center"/>
+      </w:pPr>
+      <w:r>
+        <w:rPr>
+          <w:rFonts w:ascii="Times New Roman" w:hAnsi="Times New Roman"/>
+          <w:i/>
+          <w:sz w:val="28"/>
+        </w:rPr>
+        <w:t>Рис. 13. Загальний журнал запусків CI workflow у GitHub Actions</w:t>
+      </w:r>
+    </w:p>
+    <w:p>
+      <w:pPr>
+        <w:spacing w:line="360" w:lineRule="auto" w:before="200" w:after="80"/>
+        <w:jc w:val="left"/>
+      </w:pPr>
+      <w:r>
+        <w:rPr>
+          <w:rFonts w:ascii="Times New Roman" w:hAnsi="Times New Roman"/>
+          <w:b/>
+          <w:sz w:val="28"/>
+        </w:rPr>
+        <w:t>4.11. Посилання на віддалений репозиторій, Pull Request та відеозапис виконання</w:t>
+      </w:r>
+    </w:p>
+    <w:p>
+      <w:pPr>
+        <w:spacing w:line="360" w:lineRule="auto" w:before="0" w:after="80"/>
+        <w:jc w:val="both"/>
+      </w:pPr>
+      <w:r>
+        <w:rPr>
+          <w:rFonts w:ascii="Times New Roman" w:hAnsi="Times New Roman"/>
+          <w:sz w:val="28"/>
+        </w:rPr>
+        <w:t xml:space="preserve">1. Віддалений репозиторій проєкту: </w:t>
+      </w:r>
+      <w:hyperlink r:id="rId17">
         <w:r>
           <w:rPr>
             <w:color w:val="0563C1"/>
@@ -1970,6 +6601,117 @@
           <w:t>https://github.com/maksym-moroz-ki-2023-lpnu-ua/csad-lab1</w:t>
         </w:r>
       </w:hyperlink>
+    </w:p>
+    <w:p>
+      <w:pPr>
+        <w:spacing w:line="360" w:lineRule="auto" w:before="0" w:after="80"/>
+        <w:jc w:val="both"/>
+      </w:pPr>
+      <w:r>
+        <w:rPr>
+          <w:rFonts w:ascii="Times New Roman" w:hAnsi="Times New Roman"/>
+          <w:sz w:val="28"/>
+        </w:rPr>
+        <w:t xml:space="preserve">2. Фінальний Pull Request lab1/finish (#1): </w:t>
+      </w:r>
+      <w:hyperlink r:id="rId18">
+        <w:r>
+          <w:rPr>
+            <w:color w:val="0563C1"/>
+            <w:u w:val="single"/>
+            <w:rFonts w:ascii="Times New Roman" w:hAnsi="Times New Roman"/>
+            <w:sz w:val="28"/>
+          </w:rPr>
+          <w:t>https://github.com/maksym-moroz-ki-2023-lpnu-ua/csad-lab1/pull/1</w:t>
+        </w:r>
+      </w:hyperlink>
+    </w:p>
+    <w:p>
+      <w:pPr>
+        <w:spacing w:line="360" w:lineRule="auto" w:before="0" w:after="120"/>
+        <w:jc w:val="both"/>
+      </w:pPr>
+      <w:r>
+        <w:rPr>
+          <w:rFonts w:ascii="Times New Roman" w:hAnsi="Times New Roman"/>
+          <w:sz w:val="28"/>
+        </w:rPr>
+        <w:t xml:space="preserve">3. Відеозапис демонстрації виконання роботи: </w:t>
+      </w:r>
+      <w:r>
+        <w:rPr>
+          <w:rFonts w:ascii="Times New Roman" w:hAnsi="Times New Roman"/>
+          <w:i/>
+          <w:sz w:val="28"/>
+        </w:rPr>
+        <w:t>[Посилання на відеозапис демонстрації у хмарному сховищі / YouTube]</w:t>
+      </w:r>
+    </w:p>
+    <w:p>
+      <w:pPr>
+        <w:spacing w:line="360" w:lineRule="auto" w:before="280" w:after="120"/>
+        <w:jc w:val="left"/>
+      </w:pPr>
+      <w:r>
+        <w:rPr>
+          <w:rFonts w:ascii="Times New Roman" w:hAnsi="Times New Roman"/>
+          <w:b/>
+          <w:sz w:val="28"/>
+        </w:rPr>
+        <w:t>5. Висновки</w:t>
+      </w:r>
+    </w:p>
+    <w:p>
+      <w:pPr>
+        <w:spacing w:line="360" w:lineRule="auto" w:before="0" w:after="120"/>
+        <w:jc w:val="both"/>
+      </w:pPr>
+      <w:r>
+        <w:rPr>
+          <w:rFonts w:ascii="Times New Roman" w:hAnsi="Times New Roman"/>
+          <w:sz w:val="28"/>
+        </w:rPr>
+        <w:t>Під час виконання лабораторної роботи було опановано методологію побудови, конфігурації та практичного застосування спеціалізованих AI-агентів для автоматизації інженерних процесів розробки програмного забезпечення:</w:t>
+      </w:r>
+    </w:p>
+    <w:p>
+      <w:pPr>
+        <w:spacing w:line="360" w:lineRule="auto" w:before="0" w:after="120"/>
+        <w:jc w:val="both"/>
+      </w:pPr>
+      <w:r>
+        <w:rPr>
+          <w:rFonts w:ascii="Times New Roman" w:hAnsi="Times New Roman"/>
+          <w:sz w:val="28"/>
+        </w:rPr>
+        <w:t>1. Автоматизовано ключові етапи життєвого циклу проєкту: генерацію вихідного коду програми на мові Python, розгортання віртуального середовища venv, створення юніт-тестів на базі pytest, формування кросплатформних скриптів збірки ci.sh/ci.bat та конфігурацію CI-пайплайну GitHub Actions для трьох цільових ОС (Ubuntu, Windows, macOS).</w:t>
+      </w:r>
+    </w:p>
+    <w:p>
+      <w:pPr>
+        <w:spacing w:line="360" w:lineRule="auto" w:before="0" w:after="120"/>
+        <w:jc w:val="both"/>
+      </w:pPr>
+      <w:r>
+        <w:rPr>
+          <w:rFonts w:ascii="Times New Roman" w:hAnsi="Times New Roman"/>
+          <w:sz w:val="28"/>
+        </w:rPr>
+        <w:t>2. Визначено межі відповідальності та обмеження розробленого агента: агент суворо дотримується інструкцій маніфесту, не має доступу до приватних ключів та секретів, не виконує деструктивних операцій над історією Git (заборонено force push та hard reset), не виконує прямого запуску збірки всередині YAML без використання єдиних скриптів та обов’язково запитує дозвіл користувача перед запуском термінальних команд.</w:t>
+      </w:r>
+    </w:p>
+    <w:p>
+      <w:pPr>
+        <w:spacing w:line="360" w:lineRule="auto" w:before="0" w:after="120"/>
+        <w:jc w:val="both"/>
+      </w:pPr>
+      <w:r>
+        <w:rPr>
+          <w:rFonts w:ascii="Times New Roman" w:hAnsi="Times New Roman"/>
+          <w:sz w:val="28"/>
+        </w:rPr>
+        <w:t>3. Застосовано систему багаторівневої верифікації: неруйнівна команда check, валідація синтаксису YAML-файлів, перевірка коду завершення тестів pytest (код 0), запуск cross-platform скриптів та перевірка матриці збірки GitHub Actions. Реалізовано підхід fail-fast, завдяки якому виявлені помилки (відсутність прав на виконання ci.sh та імпорт модуля src у Windows) були оперативно локалізовані та усунені у гілці розробки до злиття у develop.</w:t>
+      </w:r>
     </w:p>
     <w:sectPr>
       <w:pgSz w:w="11906" w:h="16838"/>
@@ -2584,6 +7326,7 @@
   <w:style w:type="character" w:default="1" w:styleId="a0">
     <w:name w:val="Default Paragraph Font"/>
     <w:uiPriority w:val="1"/>
+    <w:semiHidden/>
     <w:unhideWhenUsed/>
   </w:style>
   <w:style w:type="table" w:default="1" w:styleId="a1">
